--- a/решение.docx
+++ b/решение.docx
@@ -3,648 +3,1281 @@
 <w:document xmlns:wpc="http://schemas.microsoft.com/office/word/2010/wordprocessingCanvas" xmlns:cx="http://schemas.microsoft.com/office/drawing/2014/chartex" xmlns:cx1="http://schemas.microsoft.com/office/drawing/2015/9/8/chartex" xmlns:cx2="http://schemas.microsoft.com/office/drawing/2015/10/21/chartex" xmlns:cx3="http://schemas.microsoft.com/office/drawing/2016/5/9/chartex" xmlns:cx4="http://schemas.microsoft.com/office/drawing/2016/5/10/chartex" xmlns:cx5="http://schemas.microsoft.com/office/drawing/2016/5/11/chartex" xmlns:cx6="http://schemas.microsoft.com/office/drawing/2016/5/12/chartex" xmlns:cx7="http://schemas.microsoft.com/office/drawing/2016/5/13/chartex" xmlns:cx8="http://schemas.microsoft.com/office/drawing/2016/5/14/chartex" xmlns:mc="http://schemas.openxmlformats.org/markup-compatibility/2006" xmlns:aink="http://schemas.microsoft.com/office/drawing/2016/ink" xmlns:am3d="http://schemas.microsoft.com/office/drawing/2017/model3d" xmlns:o="urn:schemas-microsoft-com:office:office" xmlns:r="http://schemas.openxmlformats.org/officeDocument/2006/relationships" xmlns:m="http://schemas.openxmlformats.org/officeDocument/2006/math" xmlns:v="urn:schemas-microsoft-com:vml" xmlns:wp14="http://schemas.microsoft.com/office/word/2010/wordprocessingDrawing" xmlns:wp="http://schemas.openxmlformats.org/drawingml/2006/wordprocessingDrawing" xmlns:w10="urn:schemas-microsoft-com:office:word" xmlns:w="http://schemas.openxmlformats.org/wordprocessingml/2006/main" xmlns:w14="http://schemas.microsoft.com/office/word/2010/wordml" xmlns:w15="http://schemas.microsoft.com/office/word/2012/wordml" xmlns:w16cex="http://schemas.microsoft.com/office/word/2018/wordml/cex" xmlns:w16cid="http://schemas.microsoft.com/office/word/2016/wordml/cid" xmlns:w16="http://schemas.microsoft.com/office/word/2018/wordml" xmlns:w16se="http://schemas.microsoft.com/office/word/2015/wordml/symex" xmlns:wpg="http://schemas.microsoft.com/office/word/2010/wordprocessingGroup" xmlns:wpi="http://schemas.microsoft.com/office/word/2010/wordprocessingInk" xmlns:wne="http://schemas.microsoft.com/office/word/2006/wordml" xmlns:wps="http://schemas.microsoft.com/office/word/2010/wordprocessingShape" mc:Ignorable="w14 w15 w16se w16cid w16 w16cex wp14">
   <w:body>
     <w:p>
-      <w:r>
-        <w:t xml:space="preserve">Мне нужно написать алгоритм </w:t>
+      <w:pPr>
+        <w:spacing w:before="100" w:beforeAutospacing="1" w:after="100" w:afterAutospacing="1" w:line="240" w:lineRule="auto"/>
+        <w:rPr>
+          <w:rFonts w:eastAsia="Times New Roman" w:cstheme="minorHAnsi"/>
+          <w:sz w:val="24"/>
+          <w:szCs w:val="24"/>
+          <w:lang w:eastAsia="ru-RU"/>
+        </w:rPr>
+      </w:pPr>
+      <w:r>
+        <w:rPr>
+          <w:rFonts w:eastAsia="Times New Roman" w:cstheme="minorHAnsi"/>
+          <w:sz w:val="24"/>
+          <w:szCs w:val="24"/>
+          <w:lang w:eastAsia="ru-RU"/>
+        </w:rPr>
+        <w:t xml:space="preserve">Мне нужно написать алгоритм для решения задачи на возможность соединения труб на поле </w:t>
+      </w:r>
+      <w:proofErr w:type="spellStart"/>
+      <w:r>
+        <w:rPr>
+          <w:rFonts w:eastAsia="Times New Roman" w:cstheme="minorHAnsi"/>
+          <w:sz w:val="24"/>
+          <w:szCs w:val="24"/>
+          <w:lang w:eastAsia="ru-RU"/>
+        </w:rPr>
+        <w:t>width</w:t>
+      </w:r>
+      <w:proofErr w:type="spellEnd"/>
+      <w:r>
+        <w:rPr>
+          <w:rFonts w:eastAsia="Times New Roman" w:cstheme="minorHAnsi"/>
+          <w:sz w:val="24"/>
+          <w:szCs w:val="24"/>
+          <w:lang w:eastAsia="ru-RU"/>
+        </w:rPr>
+        <w:t xml:space="preserve"> х </w:t>
+      </w:r>
+      <w:proofErr w:type="spellStart"/>
+      <w:r>
+        <w:rPr>
+          <w:rFonts w:eastAsia="Times New Roman" w:cstheme="minorHAnsi"/>
+          <w:sz w:val="24"/>
+          <w:szCs w:val="24"/>
+          <w:lang w:eastAsia="ru-RU"/>
+        </w:rPr>
+        <w:t>length</w:t>
+      </w:r>
+      <w:proofErr w:type="spellEnd"/>
+      <w:r>
+        <w:rPr>
+          <w:rFonts w:eastAsia="Times New Roman" w:cstheme="minorHAnsi"/>
+          <w:sz w:val="24"/>
+          <w:szCs w:val="24"/>
+          <w:lang w:eastAsia="ru-RU"/>
+        </w:rPr>
+        <w:t xml:space="preserve"> клеток одной ломаной, замкнутой линией. Изначально трубы заданы как список объектов </w:t>
+      </w:r>
+      <w:proofErr w:type="spellStart"/>
+      <w:r>
+        <w:rPr>
+          <w:rFonts w:eastAsia="Times New Roman" w:cstheme="minorHAnsi"/>
+          <w:sz w:val="24"/>
+          <w:szCs w:val="24"/>
+          <w:lang w:eastAsia="ru-RU"/>
+        </w:rPr>
+        <w:t>Pipe</w:t>
+      </w:r>
+      <w:proofErr w:type="spellEnd"/>
+      <w:r>
+        <w:rPr>
+          <w:rFonts w:eastAsia="Times New Roman" w:cstheme="minorHAnsi"/>
+          <w:sz w:val="24"/>
+          <w:szCs w:val="24"/>
+          <w:lang w:eastAsia="ru-RU"/>
+        </w:rPr>
+        <w:t xml:space="preserve"> с атрибутами: x, y, </w:t>
+      </w:r>
+      <w:proofErr w:type="spellStart"/>
+      <w:r>
+        <w:rPr>
+          <w:rFonts w:eastAsia="Times New Roman" w:cstheme="minorHAnsi"/>
+          <w:sz w:val="24"/>
+          <w:szCs w:val="24"/>
+          <w:lang w:eastAsia="ru-RU"/>
+        </w:rPr>
+        <w:t>color</w:t>
+      </w:r>
+      <w:proofErr w:type="spellEnd"/>
+      <w:r>
+        <w:rPr>
+          <w:rFonts w:eastAsia="Times New Roman" w:cstheme="minorHAnsi"/>
+          <w:sz w:val="24"/>
+          <w:szCs w:val="24"/>
+          <w:lang w:eastAsia="ru-RU"/>
+        </w:rPr>
+        <w:t xml:space="preserve">, </w:t>
+      </w:r>
+      <w:proofErr w:type="spellStart"/>
+      <w:r>
+        <w:rPr>
+          <w:rFonts w:eastAsia="Times New Roman" w:cstheme="minorHAnsi"/>
+          <w:sz w:val="24"/>
+          <w:szCs w:val="24"/>
+          <w:lang w:eastAsia="ru-RU"/>
+        </w:rPr>
+        <w:t>position</w:t>
+      </w:r>
+      <w:proofErr w:type="spellEnd"/>
+      <w:r>
+        <w:rPr>
+          <w:rFonts w:eastAsia="Times New Roman" w:cstheme="minorHAnsi"/>
+          <w:sz w:val="24"/>
+          <w:szCs w:val="24"/>
+          <w:lang w:eastAsia="ru-RU"/>
+        </w:rPr>
+        <w:t xml:space="preserve">. Первые два - координаты в матрице </w:t>
+      </w:r>
+      <w:proofErr w:type="spellStart"/>
+      <w:r>
+        <w:rPr>
+          <w:rFonts w:eastAsia="Times New Roman" w:cstheme="minorHAnsi"/>
+          <w:sz w:val="24"/>
+          <w:szCs w:val="24"/>
+          <w:lang w:eastAsia="ru-RU"/>
+        </w:rPr>
+        <w:t>width</w:t>
+      </w:r>
+      <w:proofErr w:type="spellEnd"/>
+      <w:r>
+        <w:rPr>
+          <w:rFonts w:eastAsia="Times New Roman" w:cstheme="minorHAnsi"/>
+          <w:sz w:val="24"/>
+          <w:szCs w:val="24"/>
+          <w:lang w:eastAsia="ru-RU"/>
+        </w:rPr>
+        <w:t xml:space="preserve"> х </w:t>
+      </w:r>
+      <w:proofErr w:type="spellStart"/>
+      <w:r>
+        <w:rPr>
+          <w:rFonts w:eastAsia="Times New Roman" w:cstheme="minorHAnsi"/>
+          <w:sz w:val="24"/>
+          <w:szCs w:val="24"/>
+          <w:lang w:eastAsia="ru-RU"/>
+        </w:rPr>
+        <w:t>length</w:t>
+      </w:r>
+      <w:proofErr w:type="spellEnd"/>
+      <w:r>
+        <w:rPr>
+          <w:rFonts w:eastAsia="Times New Roman" w:cstheme="minorHAnsi"/>
+          <w:sz w:val="24"/>
+          <w:szCs w:val="24"/>
+          <w:lang w:eastAsia="ru-RU"/>
+        </w:rPr>
+        <w:t xml:space="preserve">, где y - значение столбца (вертикаль, от 0 до width-1 слева-направо), а x - значение строки (горизонталь, от 0 до length-1 сверху-вниз). У </w:t>
+      </w:r>
+      <w:proofErr w:type="spellStart"/>
+      <w:r>
+        <w:rPr>
+          <w:rFonts w:eastAsia="Times New Roman" w:cstheme="minorHAnsi"/>
+          <w:sz w:val="24"/>
+          <w:szCs w:val="24"/>
+          <w:lang w:eastAsia="ru-RU"/>
+        </w:rPr>
+        <w:t>Pipe</w:t>
+      </w:r>
+      <w:proofErr w:type="spellEnd"/>
+      <w:r>
+        <w:rPr>
+          <w:rFonts w:eastAsia="Times New Roman" w:cstheme="minorHAnsi"/>
+          <w:sz w:val="24"/>
+          <w:szCs w:val="24"/>
+          <w:lang w:eastAsia="ru-RU"/>
+        </w:rPr>
+        <w:t xml:space="preserve"> с значением </w:t>
+      </w:r>
+      <w:proofErr w:type="spellStart"/>
+      <w:r>
+        <w:rPr>
+          <w:rFonts w:eastAsia="Times New Roman" w:cstheme="minorHAnsi"/>
+          <w:sz w:val="24"/>
+          <w:szCs w:val="24"/>
+          <w:lang w:eastAsia="ru-RU"/>
+        </w:rPr>
+        <w:t>color</w:t>
+      </w:r>
+      <w:proofErr w:type="spellEnd"/>
+      <w:r>
+        <w:rPr>
+          <w:rFonts w:eastAsia="Times New Roman" w:cstheme="minorHAnsi"/>
+          <w:sz w:val="24"/>
+          <w:szCs w:val="24"/>
+          <w:lang w:eastAsia="ru-RU"/>
+        </w:rPr>
+        <w:t>=0 (черный цвет) есть всего 4 варианта позиций (</w:t>
+      </w:r>
+      <w:proofErr w:type="spellStart"/>
+      <w:r>
+        <w:rPr>
+          <w:rFonts w:eastAsia="Times New Roman" w:cstheme="minorHAnsi"/>
+          <w:sz w:val="24"/>
+          <w:szCs w:val="24"/>
+          <w:lang w:eastAsia="ru-RU"/>
+        </w:rPr>
+        <w:t>position</w:t>
+      </w:r>
+      <w:proofErr w:type="spellEnd"/>
+      <w:r>
+        <w:rPr>
+          <w:rFonts w:eastAsia="Times New Roman" w:cstheme="minorHAnsi"/>
+          <w:sz w:val="24"/>
+          <w:szCs w:val="24"/>
+          <w:lang w:eastAsia="ru-RU"/>
+        </w:rPr>
+        <w:t xml:space="preserve">) - значения 0, 1, 2 и 3; у тех, что со значением </w:t>
+      </w:r>
+      <w:proofErr w:type="spellStart"/>
+      <w:r>
+        <w:rPr>
+          <w:rFonts w:eastAsia="Times New Roman" w:cstheme="minorHAnsi"/>
+          <w:sz w:val="24"/>
+          <w:szCs w:val="24"/>
+          <w:lang w:eastAsia="ru-RU"/>
+        </w:rPr>
+        <w:t>color</w:t>
+      </w:r>
+      <w:proofErr w:type="spellEnd"/>
+      <w:r>
+        <w:rPr>
+          <w:rFonts w:eastAsia="Times New Roman" w:cstheme="minorHAnsi"/>
+          <w:sz w:val="24"/>
+          <w:szCs w:val="24"/>
+          <w:lang w:eastAsia="ru-RU"/>
+        </w:rPr>
+        <w:t>=1 (белые) позиции 0, 1, 2, 3, 4, 5, 6, 7, 8, 9, 10, 11. Мне нужно пройтись по следующему алгоритму с несколькими условиями, упрощающими мой перебор и найти существует ли решение с соединением их линией (</w:t>
+      </w:r>
+      <w:proofErr w:type="spellStart"/>
+      <w:r>
+        <w:rPr>
+          <w:rFonts w:eastAsia="Times New Roman" w:cstheme="minorHAnsi"/>
+          <w:sz w:val="24"/>
+          <w:szCs w:val="24"/>
+          <w:lang w:eastAsia="ru-RU"/>
+        </w:rPr>
+        <w:t>true</w:t>
+      </w:r>
+      <w:proofErr w:type="spellEnd"/>
+      <w:r>
+        <w:rPr>
+          <w:rFonts w:eastAsia="Times New Roman" w:cstheme="minorHAnsi"/>
+          <w:sz w:val="24"/>
+          <w:szCs w:val="24"/>
+          <w:lang w:eastAsia="ru-RU"/>
+        </w:rPr>
+        <w:t xml:space="preserve">): </w:t>
+      </w:r>
+    </w:p>
+    <w:p>
+      <w:pPr>
+        <w:spacing w:before="100" w:beforeAutospacing="1" w:after="100" w:afterAutospacing="1" w:line="240" w:lineRule="auto"/>
+        <w:rPr>
+          <w:rFonts w:eastAsia="Times New Roman" w:cstheme="minorHAnsi"/>
+          <w:sz w:val="24"/>
+          <w:szCs w:val="24"/>
+          <w:lang w:eastAsia="ru-RU"/>
+        </w:rPr>
+      </w:pPr>
+      <w:r>
+        <w:rPr>
+          <w:rFonts w:eastAsia="Times New Roman" w:cstheme="minorHAnsi"/>
+          <w:sz w:val="24"/>
+          <w:szCs w:val="24"/>
+          <w:lang w:eastAsia="ru-RU"/>
+        </w:rPr>
+        <w:t xml:space="preserve">1. Сразу отметаются те комбинации, где </w:t>
+      </w:r>
+      <w:proofErr w:type="spellStart"/>
+      <w:r>
+        <w:rPr>
+          <w:rFonts w:eastAsia="Times New Roman" w:cstheme="minorHAnsi"/>
+          <w:sz w:val="24"/>
+          <w:szCs w:val="24"/>
+          <w:lang w:eastAsia="ru-RU"/>
+        </w:rPr>
+        <w:t>Pipe</w:t>
+      </w:r>
+      <w:proofErr w:type="spellEnd"/>
+      <w:r>
+        <w:rPr>
+          <w:rFonts w:eastAsia="Times New Roman" w:cstheme="minorHAnsi"/>
+          <w:sz w:val="24"/>
+          <w:szCs w:val="24"/>
+          <w:lang w:eastAsia="ru-RU"/>
+        </w:rPr>
+        <w:t xml:space="preserve"> упирается в границу, это запретные: для черных: х=0 - позиции=0, 1; х=length-1 - позиции=2, 3; у=0 - позиции=0, 3; у=width-1 - позиции=1, 2. И для белых: х=0 - позиции=1, 3, 4, 6, 7, 8, 9, 10, 11; х=</w:t>
+      </w:r>
+      <w:proofErr w:type="spellStart"/>
+      <w:r>
+        <w:rPr>
+          <w:rFonts w:eastAsia="Times New Roman" w:cstheme="minorHAnsi"/>
+          <w:sz w:val="24"/>
+          <w:szCs w:val="24"/>
+          <w:lang w:eastAsia="ru-RU"/>
+        </w:rPr>
+        <w:t>length</w:t>
+      </w:r>
+      <w:proofErr w:type="spellEnd"/>
+      <w:r>
+        <w:rPr>
+          <w:rFonts w:eastAsia="Times New Roman" w:cstheme="minorHAnsi"/>
+          <w:sz w:val="24"/>
+          <w:szCs w:val="24"/>
+          <w:lang w:eastAsia="ru-RU"/>
+        </w:rPr>
+        <w:t xml:space="preserve"> - позиции=0, 2, 5, 6, 7, 8, 9, 10, 11; у=0 - позиции=0, 1, 2, 3, 4, 5, 7, 9, 11; у=</w:t>
+      </w:r>
+      <w:proofErr w:type="spellStart"/>
+      <w:r>
+        <w:rPr>
+          <w:rFonts w:eastAsia="Times New Roman" w:cstheme="minorHAnsi"/>
+          <w:sz w:val="24"/>
+          <w:szCs w:val="24"/>
+          <w:lang w:eastAsia="ru-RU"/>
+        </w:rPr>
+        <w:t>width</w:t>
+      </w:r>
+      <w:proofErr w:type="spellEnd"/>
+      <w:r>
+        <w:rPr>
+          <w:rFonts w:eastAsia="Times New Roman" w:cstheme="minorHAnsi"/>
+          <w:sz w:val="24"/>
+          <w:szCs w:val="24"/>
+          <w:lang w:eastAsia="ru-RU"/>
+        </w:rPr>
+        <w:t xml:space="preserve"> - позиции=0, 1, 2, 3, 4, 5, 6, 8, 10. Такой вариант списка </w:t>
+      </w:r>
+      <w:proofErr w:type="spellStart"/>
+      <w:r>
+        <w:rPr>
+          <w:rFonts w:eastAsia="Times New Roman" w:cstheme="minorHAnsi"/>
+          <w:sz w:val="24"/>
+          <w:szCs w:val="24"/>
+          <w:lang w:eastAsia="ru-RU"/>
+        </w:rPr>
+        <w:t>Pipe</w:t>
+      </w:r>
+      <w:proofErr w:type="spellEnd"/>
+      <w:r>
+        <w:rPr>
+          <w:rFonts w:eastAsia="Times New Roman" w:cstheme="minorHAnsi"/>
+          <w:sz w:val="24"/>
+          <w:szCs w:val="24"/>
+          <w:lang w:eastAsia="ru-RU"/>
+        </w:rPr>
+        <w:t xml:space="preserve"> можно сразу отмечать как </w:t>
+      </w:r>
+      <w:proofErr w:type="spellStart"/>
+      <w:r>
+        <w:rPr>
+          <w:rFonts w:eastAsia="Times New Roman" w:cstheme="minorHAnsi"/>
+          <w:sz w:val="24"/>
+          <w:szCs w:val="24"/>
+          <w:lang w:eastAsia="ru-RU"/>
+        </w:rPr>
+        <w:t>false</w:t>
+      </w:r>
+      <w:proofErr w:type="spellEnd"/>
+      <w:r>
+        <w:rPr>
+          <w:rFonts w:eastAsia="Times New Roman" w:cstheme="minorHAnsi"/>
+          <w:sz w:val="24"/>
+          <w:szCs w:val="24"/>
+          <w:lang w:eastAsia="ru-RU"/>
+        </w:rPr>
+        <w:t xml:space="preserve"> для поиска решения задачи. </w:t>
+      </w:r>
+    </w:p>
+    <w:p>
+      <w:pPr>
+        <w:spacing w:before="100" w:beforeAutospacing="1" w:after="100" w:afterAutospacing="1" w:line="240" w:lineRule="auto"/>
+        <w:rPr>
+          <w:rFonts w:eastAsia="Times New Roman" w:cstheme="minorHAnsi"/>
+          <w:sz w:val="24"/>
+          <w:szCs w:val="24"/>
+          <w:lang w:eastAsia="ru-RU"/>
+        </w:rPr>
+      </w:pPr>
+      <w:r>
+        <w:rPr>
+          <w:rFonts w:eastAsia="Times New Roman" w:cstheme="minorHAnsi"/>
+          <w:sz w:val="24"/>
+          <w:szCs w:val="24"/>
+          <w:lang w:eastAsia="ru-RU"/>
+        </w:rPr>
+        <w:t xml:space="preserve">2. Для каждой ячейки матрицы </w:t>
+      </w:r>
+      <w:proofErr w:type="spellStart"/>
+      <w:r>
+        <w:rPr>
+          <w:rFonts w:eastAsia="Times New Roman" w:cstheme="minorHAnsi"/>
+          <w:sz w:val="24"/>
+          <w:szCs w:val="24"/>
+          <w:lang w:eastAsia="ru-RU"/>
+        </w:rPr>
+        <w:t>width</w:t>
+      </w:r>
+      <w:proofErr w:type="spellEnd"/>
+      <w:r>
+        <w:rPr>
+          <w:rFonts w:eastAsia="Times New Roman" w:cstheme="minorHAnsi"/>
+          <w:sz w:val="24"/>
+          <w:szCs w:val="24"/>
+          <w:lang w:eastAsia="ru-RU"/>
+        </w:rPr>
+        <w:t xml:space="preserve"> х </w:t>
+      </w:r>
+      <w:proofErr w:type="spellStart"/>
+      <w:r>
+        <w:rPr>
+          <w:rFonts w:eastAsia="Times New Roman" w:cstheme="minorHAnsi"/>
+          <w:sz w:val="24"/>
+          <w:szCs w:val="24"/>
+          <w:lang w:eastAsia="ru-RU"/>
+        </w:rPr>
+        <w:t>length</w:t>
+      </w:r>
+      <w:proofErr w:type="spellEnd"/>
+      <w:r>
+        <w:rPr>
+          <w:rFonts w:eastAsia="Times New Roman" w:cstheme="minorHAnsi"/>
+          <w:sz w:val="24"/>
+          <w:szCs w:val="24"/>
+          <w:lang w:eastAsia="ru-RU"/>
+        </w:rPr>
+        <w:t xml:space="preserve"> у меня есть всего 7 вариантов значений от 0 до 6, где 6 - пустая клетка, а от 0 до 5 - какой-то из вариантов линии (прямая или сгиб). Преобразуем каждую </w:t>
+      </w:r>
+      <w:proofErr w:type="spellStart"/>
+      <w:r>
+        <w:rPr>
+          <w:rFonts w:eastAsia="Times New Roman" w:cstheme="minorHAnsi"/>
+          <w:sz w:val="24"/>
+          <w:szCs w:val="24"/>
+          <w:lang w:eastAsia="ru-RU"/>
+        </w:rPr>
+        <w:t>Pipe</w:t>
+      </w:r>
+      <w:proofErr w:type="spellEnd"/>
+      <w:r>
+        <w:rPr>
+          <w:rFonts w:eastAsia="Times New Roman" w:cstheme="minorHAnsi"/>
+          <w:sz w:val="24"/>
+          <w:szCs w:val="24"/>
+          <w:lang w:eastAsia="ru-RU"/>
+        </w:rPr>
+        <w:t xml:space="preserve"> в варианты линий для дальнейшей работы, каждая </w:t>
+      </w:r>
+      <w:proofErr w:type="spellStart"/>
+      <w:r>
+        <w:rPr>
+          <w:rFonts w:eastAsia="Times New Roman" w:cstheme="minorHAnsi"/>
+          <w:sz w:val="24"/>
+          <w:szCs w:val="24"/>
+          <w:lang w:eastAsia="ru-RU"/>
+        </w:rPr>
+        <w:t>Pipe</w:t>
+      </w:r>
+      <w:proofErr w:type="spellEnd"/>
+      <w:r>
+        <w:rPr>
+          <w:rFonts w:eastAsia="Times New Roman" w:cstheme="minorHAnsi"/>
+          <w:sz w:val="24"/>
+          <w:szCs w:val="24"/>
+          <w:lang w:eastAsia="ru-RU"/>
+        </w:rPr>
+        <w:t xml:space="preserve"> </w:t>
+      </w:r>
+      <w:proofErr w:type="gramStart"/>
+      <w:r>
+        <w:rPr>
+          <w:rFonts w:eastAsia="Times New Roman" w:cstheme="minorHAnsi"/>
+          <w:sz w:val="24"/>
+          <w:szCs w:val="24"/>
+          <w:lang w:eastAsia="ru-RU"/>
+        </w:rPr>
+        <w:t>- это</w:t>
+      </w:r>
+      <w:proofErr w:type="gramEnd"/>
+      <w:r>
+        <w:rPr>
+          <w:rFonts w:eastAsia="Times New Roman" w:cstheme="minorHAnsi"/>
+          <w:sz w:val="24"/>
+          <w:szCs w:val="24"/>
+          <w:lang w:eastAsia="ru-RU"/>
+        </w:rPr>
+        <w:t xml:space="preserve"> три ячейки. </w:t>
+      </w:r>
+    </w:p>
+    <w:p>
+      <w:pPr>
+        <w:spacing w:before="100" w:beforeAutospacing="1" w:after="100" w:afterAutospacing="1" w:line="240" w:lineRule="auto"/>
+        <w:rPr>
+          <w:rFonts w:eastAsia="Times New Roman" w:cstheme="minorHAnsi"/>
+          <w:sz w:val="24"/>
+          <w:szCs w:val="24"/>
+          <w:lang w:eastAsia="ru-RU"/>
+        </w:rPr>
+      </w:pPr>
+      <w:r>
+        <w:rPr>
+          <w:rFonts w:eastAsia="Times New Roman" w:cstheme="minorHAnsi"/>
+          <w:sz w:val="24"/>
+          <w:szCs w:val="24"/>
+          <w:lang w:eastAsia="ru-RU"/>
+        </w:rPr>
+        <w:t>для черных: 0=(</w:t>
+      </w:r>
+      <w:proofErr w:type="spellStart"/>
+      <w:r>
+        <w:rPr>
+          <w:rFonts w:eastAsia="Times New Roman" w:cstheme="minorHAnsi"/>
+          <w:sz w:val="24"/>
+          <w:szCs w:val="24"/>
+          <w:lang w:eastAsia="ru-RU"/>
+        </w:rPr>
+        <w:t>x,y</w:t>
+      </w:r>
+      <w:proofErr w:type="spellEnd"/>
+      <w:r>
+        <w:rPr>
+          <w:rFonts w:eastAsia="Times New Roman" w:cstheme="minorHAnsi"/>
+          <w:sz w:val="24"/>
+          <w:szCs w:val="24"/>
+          <w:lang w:eastAsia="ru-RU"/>
+        </w:rPr>
+        <w:t>)=5, (x,y-1)=1, (x-1,y)=2; 1=(x-1,y)=2, (</w:t>
+      </w:r>
+      <w:proofErr w:type="spellStart"/>
+      <w:r>
+        <w:rPr>
+          <w:rFonts w:eastAsia="Times New Roman" w:cstheme="minorHAnsi"/>
+          <w:sz w:val="24"/>
+          <w:szCs w:val="24"/>
+          <w:lang w:eastAsia="ru-RU"/>
+        </w:rPr>
+        <w:t>x,y</w:t>
+      </w:r>
+      <w:proofErr w:type="spellEnd"/>
+      <w:r>
+        <w:rPr>
+          <w:rFonts w:eastAsia="Times New Roman" w:cstheme="minorHAnsi"/>
+          <w:sz w:val="24"/>
+          <w:szCs w:val="24"/>
+          <w:lang w:eastAsia="ru-RU"/>
+        </w:rPr>
+        <w:t>)=4, (x,y+1)=1; 2=(</w:t>
+      </w:r>
+      <w:proofErr w:type="spellStart"/>
+      <w:r>
+        <w:rPr>
+          <w:rFonts w:eastAsia="Times New Roman" w:cstheme="minorHAnsi"/>
+          <w:sz w:val="24"/>
+          <w:szCs w:val="24"/>
+          <w:lang w:eastAsia="ru-RU"/>
+        </w:rPr>
+        <w:t>x,y</w:t>
+      </w:r>
+      <w:proofErr w:type="spellEnd"/>
+      <w:r>
+        <w:rPr>
+          <w:rFonts w:eastAsia="Times New Roman" w:cstheme="minorHAnsi"/>
+          <w:sz w:val="24"/>
+          <w:szCs w:val="24"/>
+          <w:lang w:eastAsia="ru-RU"/>
+        </w:rPr>
+        <w:t>)=3, (x,y+1)=1, (x+1,y)=2; 3=(x,y-1)=1, (</w:t>
+      </w:r>
+      <w:proofErr w:type="spellStart"/>
+      <w:r>
+        <w:rPr>
+          <w:rFonts w:eastAsia="Times New Roman" w:cstheme="minorHAnsi"/>
+          <w:sz w:val="24"/>
+          <w:szCs w:val="24"/>
+          <w:lang w:eastAsia="ru-RU"/>
+        </w:rPr>
+        <w:t>x,y</w:t>
+      </w:r>
+      <w:proofErr w:type="spellEnd"/>
+      <w:r>
+        <w:rPr>
+          <w:rFonts w:eastAsia="Times New Roman" w:cstheme="minorHAnsi"/>
+          <w:sz w:val="24"/>
+          <w:szCs w:val="24"/>
+          <w:lang w:eastAsia="ru-RU"/>
+        </w:rPr>
+        <w:t xml:space="preserve">)=6, (x+1,y)=2; </w:t>
+      </w:r>
+    </w:p>
+    <w:p>
+      <w:pPr>
+        <w:spacing w:before="100" w:beforeAutospacing="1" w:after="100" w:afterAutospacing="1" w:line="240" w:lineRule="auto"/>
+        <w:rPr>
+          <w:rFonts w:eastAsia="Times New Roman" w:cstheme="minorHAnsi"/>
+          <w:sz w:val="24"/>
+          <w:szCs w:val="24"/>
+          <w:lang w:eastAsia="ru-RU"/>
+        </w:rPr>
+      </w:pPr>
+      <w:r>
+        <w:rPr>
+          <w:rFonts w:eastAsia="Times New Roman" w:cstheme="minorHAnsi"/>
+          <w:sz w:val="24"/>
+          <w:szCs w:val="24"/>
+          <w:lang w:eastAsia="ru-RU"/>
+        </w:rPr>
+        <w:t>для белых: 0=(x,y-1)=1, (</w:t>
+      </w:r>
+      <w:proofErr w:type="spellStart"/>
+      <w:r>
+        <w:rPr>
+          <w:rFonts w:eastAsia="Times New Roman" w:cstheme="minorHAnsi"/>
+          <w:sz w:val="24"/>
+          <w:szCs w:val="24"/>
+          <w:lang w:eastAsia="ru-RU"/>
+        </w:rPr>
+        <w:t>x,y</w:t>
+      </w:r>
+      <w:proofErr w:type="spellEnd"/>
+      <w:r>
+        <w:rPr>
+          <w:rFonts w:eastAsia="Times New Roman" w:cstheme="minorHAnsi"/>
+          <w:sz w:val="24"/>
+          <w:szCs w:val="24"/>
+          <w:lang w:eastAsia="ru-RU"/>
+        </w:rPr>
+        <w:t>)=1, (x,y+1)=6; 1=(x,y-1)=1, (</w:t>
+      </w:r>
+      <w:proofErr w:type="spellStart"/>
+      <w:r>
+        <w:rPr>
+          <w:rFonts w:eastAsia="Times New Roman" w:cstheme="minorHAnsi"/>
+          <w:sz w:val="24"/>
+          <w:szCs w:val="24"/>
+          <w:lang w:eastAsia="ru-RU"/>
+        </w:rPr>
+        <w:t>x,y</w:t>
+      </w:r>
+      <w:proofErr w:type="spellEnd"/>
+      <w:r>
+        <w:rPr>
+          <w:rFonts w:eastAsia="Times New Roman" w:cstheme="minorHAnsi"/>
+          <w:sz w:val="24"/>
+          <w:szCs w:val="24"/>
+          <w:lang w:eastAsia="ru-RU"/>
+        </w:rPr>
+        <w:t>)=1, (x,y+1)=5; 2=(x,y-1)=3, (</w:t>
+      </w:r>
+      <w:proofErr w:type="spellStart"/>
+      <w:r>
+        <w:rPr>
+          <w:rFonts w:eastAsia="Times New Roman" w:cstheme="minorHAnsi"/>
+          <w:sz w:val="24"/>
+          <w:szCs w:val="24"/>
+          <w:lang w:eastAsia="ru-RU"/>
+        </w:rPr>
+        <w:t>x,y</w:t>
+      </w:r>
+      <w:proofErr w:type="spellEnd"/>
+      <w:r>
+        <w:rPr>
+          <w:rFonts w:eastAsia="Times New Roman" w:cstheme="minorHAnsi"/>
+          <w:sz w:val="24"/>
+          <w:szCs w:val="24"/>
+          <w:lang w:eastAsia="ru-RU"/>
+        </w:rPr>
+        <w:t>)=1, (x,y+1)=1; 3=(x,y-1)=4, (</w:t>
+      </w:r>
+      <w:proofErr w:type="spellStart"/>
+      <w:r>
+        <w:rPr>
+          <w:rFonts w:eastAsia="Times New Roman" w:cstheme="minorHAnsi"/>
+          <w:sz w:val="24"/>
+          <w:szCs w:val="24"/>
+          <w:lang w:eastAsia="ru-RU"/>
+        </w:rPr>
+        <w:t>x,y</w:t>
+      </w:r>
+      <w:proofErr w:type="spellEnd"/>
+      <w:r>
+        <w:rPr>
+          <w:rFonts w:eastAsia="Times New Roman" w:cstheme="minorHAnsi"/>
+          <w:sz w:val="24"/>
+          <w:szCs w:val="24"/>
+          <w:lang w:eastAsia="ru-RU"/>
+        </w:rPr>
+        <w:t>)=1, (x,y+1)=1; 4=(x,y-1)=4, (</w:t>
+      </w:r>
+      <w:proofErr w:type="spellStart"/>
+      <w:r>
+        <w:rPr>
+          <w:rFonts w:eastAsia="Times New Roman" w:cstheme="minorHAnsi"/>
+          <w:sz w:val="24"/>
+          <w:szCs w:val="24"/>
+          <w:lang w:eastAsia="ru-RU"/>
+        </w:rPr>
+        <w:t>x,y</w:t>
+      </w:r>
+      <w:proofErr w:type="spellEnd"/>
+      <w:r>
+        <w:rPr>
+          <w:rFonts w:eastAsia="Times New Roman" w:cstheme="minorHAnsi"/>
+          <w:sz w:val="24"/>
+          <w:szCs w:val="24"/>
+          <w:lang w:eastAsia="ru-RU"/>
+        </w:rPr>
+        <w:t>)=1, (x,y+1)=5; 5=(x,y-1)=3, (</w:t>
+      </w:r>
+      <w:proofErr w:type="spellStart"/>
+      <w:r>
+        <w:rPr>
+          <w:rFonts w:eastAsia="Times New Roman" w:cstheme="minorHAnsi"/>
+          <w:sz w:val="24"/>
+          <w:szCs w:val="24"/>
+          <w:lang w:eastAsia="ru-RU"/>
+        </w:rPr>
+        <w:t>x,y</w:t>
+      </w:r>
+      <w:proofErr w:type="spellEnd"/>
+      <w:r>
+        <w:rPr>
+          <w:rFonts w:eastAsia="Times New Roman" w:cstheme="minorHAnsi"/>
+          <w:sz w:val="24"/>
+          <w:szCs w:val="24"/>
+          <w:lang w:eastAsia="ru-RU"/>
+        </w:rPr>
+        <w:t>)=1, (x,y+1)=6; 6=(x-1,y)=3, (</w:t>
+      </w:r>
+      <w:proofErr w:type="spellStart"/>
+      <w:r>
+        <w:rPr>
+          <w:rFonts w:eastAsia="Times New Roman" w:cstheme="minorHAnsi"/>
+          <w:sz w:val="24"/>
+          <w:szCs w:val="24"/>
+          <w:lang w:eastAsia="ru-RU"/>
+        </w:rPr>
+        <w:t>x,y</w:t>
+      </w:r>
+      <w:proofErr w:type="spellEnd"/>
+      <w:r>
+        <w:rPr>
+          <w:rFonts w:eastAsia="Times New Roman" w:cstheme="minorHAnsi"/>
+          <w:sz w:val="24"/>
+          <w:szCs w:val="24"/>
+          <w:lang w:eastAsia="ru-RU"/>
+        </w:rPr>
+        <w:t>)=2, (x+1,y)=2; 7=(x-1,y)=6, (</w:t>
+      </w:r>
+      <w:proofErr w:type="spellStart"/>
+      <w:r>
+        <w:rPr>
+          <w:rFonts w:eastAsia="Times New Roman" w:cstheme="minorHAnsi"/>
+          <w:sz w:val="24"/>
+          <w:szCs w:val="24"/>
+          <w:lang w:eastAsia="ru-RU"/>
+        </w:rPr>
+        <w:t>x,y</w:t>
+      </w:r>
+      <w:proofErr w:type="spellEnd"/>
+      <w:r>
+        <w:rPr>
+          <w:rFonts w:eastAsia="Times New Roman" w:cstheme="minorHAnsi"/>
+          <w:sz w:val="24"/>
+          <w:szCs w:val="24"/>
+          <w:lang w:eastAsia="ru-RU"/>
+        </w:rPr>
+        <w:t>)=2, (x+1,y)=2; 8=(x-1,y)=2, (</w:t>
+      </w:r>
+      <w:proofErr w:type="spellStart"/>
+      <w:r>
+        <w:rPr>
+          <w:rFonts w:eastAsia="Times New Roman" w:cstheme="minorHAnsi"/>
+          <w:sz w:val="24"/>
+          <w:szCs w:val="24"/>
+          <w:lang w:eastAsia="ru-RU"/>
+        </w:rPr>
+        <w:t>x,y</w:t>
+      </w:r>
+      <w:proofErr w:type="spellEnd"/>
+      <w:r>
+        <w:rPr>
+          <w:rFonts w:eastAsia="Times New Roman" w:cstheme="minorHAnsi"/>
+          <w:sz w:val="24"/>
+          <w:szCs w:val="24"/>
+          <w:lang w:eastAsia="ru-RU"/>
+        </w:rPr>
+        <w:t>)=2, (x+1,y)=4; 9=(x-1,y)=2, (</w:t>
+      </w:r>
+      <w:proofErr w:type="spellStart"/>
+      <w:r>
+        <w:rPr>
+          <w:rFonts w:eastAsia="Times New Roman" w:cstheme="minorHAnsi"/>
+          <w:sz w:val="24"/>
+          <w:szCs w:val="24"/>
+          <w:lang w:eastAsia="ru-RU"/>
+        </w:rPr>
+        <w:t>x,y</w:t>
+      </w:r>
+      <w:proofErr w:type="spellEnd"/>
+      <w:r>
+        <w:rPr>
+          <w:rFonts w:eastAsia="Times New Roman" w:cstheme="minorHAnsi"/>
+          <w:sz w:val="24"/>
+          <w:szCs w:val="24"/>
+          <w:lang w:eastAsia="ru-RU"/>
+        </w:rPr>
+        <w:t>)=2, (x+1,y)=5; 10=(x-1,y)=3, (</w:t>
+      </w:r>
+      <w:proofErr w:type="spellStart"/>
+      <w:r>
+        <w:rPr>
+          <w:rFonts w:eastAsia="Times New Roman" w:cstheme="minorHAnsi"/>
+          <w:sz w:val="24"/>
+          <w:szCs w:val="24"/>
+          <w:lang w:eastAsia="ru-RU"/>
+        </w:rPr>
+        <w:t>x,y</w:t>
+      </w:r>
+      <w:proofErr w:type="spellEnd"/>
+      <w:r>
+        <w:rPr>
+          <w:rFonts w:eastAsia="Times New Roman" w:cstheme="minorHAnsi"/>
+          <w:sz w:val="24"/>
+          <w:szCs w:val="24"/>
+          <w:lang w:eastAsia="ru-RU"/>
+        </w:rPr>
+        <w:t>)=2, (x+1,y)=4; 11=(x-1,y)=6, (</w:t>
+      </w:r>
+      <w:proofErr w:type="spellStart"/>
+      <w:r>
+        <w:rPr>
+          <w:rFonts w:eastAsia="Times New Roman" w:cstheme="minorHAnsi"/>
+          <w:sz w:val="24"/>
+          <w:szCs w:val="24"/>
+          <w:lang w:eastAsia="ru-RU"/>
+        </w:rPr>
+        <w:t>x,y</w:t>
+      </w:r>
+      <w:proofErr w:type="spellEnd"/>
+      <w:r>
+        <w:rPr>
+          <w:rFonts w:eastAsia="Times New Roman" w:cstheme="minorHAnsi"/>
+          <w:sz w:val="24"/>
+          <w:szCs w:val="24"/>
+          <w:lang w:eastAsia="ru-RU"/>
+        </w:rPr>
+        <w:t xml:space="preserve">)=2, (x+1,y)=5. </w:t>
+      </w:r>
+    </w:p>
+    <w:p>
+      <w:pPr>
+        <w:spacing w:before="100" w:beforeAutospacing="1" w:after="100" w:afterAutospacing="1" w:line="240" w:lineRule="auto"/>
+        <w:rPr>
+          <w:rFonts w:eastAsia="Times New Roman" w:cstheme="minorHAnsi"/>
+          <w:sz w:val="24"/>
+          <w:szCs w:val="24"/>
+          <w:lang w:eastAsia="ru-RU"/>
+        </w:rPr>
+      </w:pPr>
+      <w:r>
+        <w:rPr>
+          <w:rFonts w:eastAsia="Times New Roman" w:cstheme="minorHAnsi"/>
+          <w:sz w:val="24"/>
+          <w:szCs w:val="24"/>
+          <w:lang w:eastAsia="ru-RU"/>
+        </w:rPr>
+        <w:t xml:space="preserve">3. Если при преобразовании и записи в матрицу какие-то линии наслаиваются друг на друга недопустимо (справа или снизу линий текущей трубы уже стоят линии, которые не могут быть рядом с текущими), то такой вариант мы тоже сразу записываем с результатом </w:t>
+      </w:r>
+      <w:proofErr w:type="spellStart"/>
+      <w:r>
+        <w:rPr>
+          <w:rFonts w:eastAsia="Times New Roman" w:cstheme="minorHAnsi"/>
+          <w:sz w:val="24"/>
+          <w:szCs w:val="24"/>
+          <w:lang w:eastAsia="ru-RU"/>
+        </w:rPr>
+        <w:t>false</w:t>
+      </w:r>
+      <w:proofErr w:type="spellEnd"/>
+      <w:r>
+        <w:rPr>
+          <w:rFonts w:eastAsia="Times New Roman" w:cstheme="minorHAnsi"/>
+          <w:sz w:val="24"/>
+          <w:szCs w:val="24"/>
+          <w:lang w:eastAsia="ru-RU"/>
+        </w:rPr>
+        <w:t xml:space="preserve">. Допустимые сочетания слева-направо, сверху-вниз: </w:t>
+      </w:r>
+    </w:p>
+    <w:p>
+      <w:pPr>
+        <w:spacing w:before="100" w:beforeAutospacing="1" w:after="100" w:afterAutospacing="1" w:line="240" w:lineRule="auto"/>
+        <w:rPr>
+          <w:rFonts w:eastAsia="Times New Roman" w:cstheme="minorHAnsi"/>
+          <w:sz w:val="24"/>
+          <w:szCs w:val="24"/>
+          <w:lang w:eastAsia="ru-RU"/>
+        </w:rPr>
+      </w:pPr>
+      <w:r>
+        <w:rPr>
+          <w:rFonts w:eastAsia="Times New Roman" w:cstheme="minorHAnsi"/>
+          <w:sz w:val="24"/>
+          <w:szCs w:val="24"/>
+          <w:lang w:eastAsia="ru-RU"/>
+        </w:rPr>
+        <w:t xml:space="preserve">по горизонтали (проверка у и у+1): 1=1, 5, 6; 2=0, 2, 3, 4; 3=1, 5, 6; 4=1, 5, 6; 5=0, 2, 3, 4; 6=0, 2, 3, 4; </w:t>
+      </w:r>
+    </w:p>
+    <w:p>
+      <w:pPr>
+        <w:spacing w:before="100" w:beforeAutospacing="1" w:after="100" w:afterAutospacing="1" w:line="240" w:lineRule="auto"/>
+        <w:rPr>
+          <w:rFonts w:eastAsia="Times New Roman" w:cstheme="minorHAnsi"/>
+          <w:sz w:val="24"/>
+          <w:szCs w:val="24"/>
+          <w:lang w:eastAsia="ru-RU"/>
+        </w:rPr>
+      </w:pPr>
+      <w:r>
+        <w:rPr>
+          <w:rFonts w:eastAsia="Times New Roman" w:cstheme="minorHAnsi"/>
+          <w:sz w:val="24"/>
+          <w:szCs w:val="24"/>
+          <w:lang w:eastAsia="ru-RU"/>
+        </w:rPr>
+        <w:t xml:space="preserve">по вертикали (проверка х и х+1): 1=0, 1, 3, 6; 2=2, 4, 5; 3=2, 4, 5; 4=0, 1, 3, 6; 5=0, 1, 3, 6; 6=2, 4, 5; </w:t>
+      </w:r>
+    </w:p>
+    <w:p>
+      <w:pPr>
+        <w:spacing w:before="100" w:beforeAutospacing="1" w:after="100" w:afterAutospacing="1" w:line="240" w:lineRule="auto"/>
+        <w:rPr>
+          <w:rFonts w:eastAsia="Times New Roman" w:cstheme="minorHAnsi"/>
+          <w:sz w:val="24"/>
+          <w:szCs w:val="24"/>
+          <w:lang w:eastAsia="ru-RU"/>
+        </w:rPr>
+      </w:pPr>
+      <w:r>
+        <w:rPr>
+          <w:rFonts w:eastAsia="Times New Roman" w:cstheme="minorHAnsi"/>
+          <w:sz w:val="24"/>
+          <w:szCs w:val="24"/>
+          <w:lang w:eastAsia="ru-RU"/>
+        </w:rPr>
+        <w:t xml:space="preserve">Соответственно, если при проверке двух рядом стоящих ячеек x и x+1 или y и y+1 та, что стоит ниже или правее, не находится в списке допустимых наложений для ячейки по х или у – возврат </w:t>
+      </w:r>
+      <w:proofErr w:type="spellStart"/>
+      <w:r>
+        <w:rPr>
+          <w:rFonts w:eastAsia="Times New Roman" w:cstheme="minorHAnsi"/>
+          <w:sz w:val="24"/>
+          <w:szCs w:val="24"/>
+          <w:lang w:eastAsia="ru-RU"/>
+        </w:rPr>
+        <w:t>false</w:t>
+      </w:r>
+      <w:proofErr w:type="spellEnd"/>
+      <w:r>
+        <w:rPr>
+          <w:rFonts w:eastAsia="Times New Roman" w:cstheme="minorHAnsi"/>
+          <w:sz w:val="24"/>
+          <w:szCs w:val="24"/>
+          <w:lang w:eastAsia="ru-RU"/>
+        </w:rPr>
+        <w:t xml:space="preserve">. </w:t>
+      </w:r>
+    </w:p>
+    <w:p>
+      <w:pPr>
+        <w:spacing w:before="100" w:beforeAutospacing="1" w:after="100" w:afterAutospacing="1" w:line="240" w:lineRule="auto"/>
+        <w:rPr>
+          <w:rFonts w:eastAsia="Times New Roman" w:cstheme="minorHAnsi"/>
+          <w:sz w:val="24"/>
+          <w:szCs w:val="24"/>
+          <w:lang w:eastAsia="ru-RU"/>
+        </w:rPr>
+      </w:pPr>
+      <w:r>
+        <w:rPr>
+          <w:rFonts w:eastAsia="Times New Roman" w:cstheme="minorHAnsi"/>
+          <w:sz w:val="24"/>
+          <w:szCs w:val="24"/>
+          <w:lang w:eastAsia="ru-RU"/>
+        </w:rPr>
+        <w:t xml:space="preserve">4. Теперь мы перебираем для каждой из оставшихся пустых (в которых не стояли изначально трубы) клеток матрицы </w:t>
+      </w:r>
+      <w:proofErr w:type="spellStart"/>
+      <w:r>
+        <w:rPr>
+          <w:rFonts w:eastAsia="Times New Roman" w:cstheme="minorHAnsi"/>
+          <w:sz w:val="24"/>
+          <w:szCs w:val="24"/>
+          <w:lang w:eastAsia="ru-RU"/>
+        </w:rPr>
+        <w:t>width</w:t>
+      </w:r>
+      <w:proofErr w:type="spellEnd"/>
+      <w:r>
+        <w:rPr>
+          <w:rFonts w:eastAsia="Times New Roman" w:cstheme="minorHAnsi"/>
+          <w:sz w:val="24"/>
+          <w:szCs w:val="24"/>
+          <w:lang w:eastAsia="ru-RU"/>
+        </w:rPr>
+        <w:t xml:space="preserve"> х </w:t>
+      </w:r>
+      <w:proofErr w:type="spellStart"/>
+      <w:r>
+        <w:rPr>
+          <w:rFonts w:eastAsia="Times New Roman" w:cstheme="minorHAnsi"/>
+          <w:sz w:val="24"/>
+          <w:szCs w:val="24"/>
+          <w:lang w:eastAsia="ru-RU"/>
+        </w:rPr>
+        <w:t>length</w:t>
+      </w:r>
+      <w:proofErr w:type="spellEnd"/>
+      <w:r>
+        <w:rPr>
+          <w:rFonts w:eastAsia="Times New Roman" w:cstheme="minorHAnsi"/>
+          <w:sz w:val="24"/>
+          <w:szCs w:val="24"/>
+          <w:lang w:eastAsia="ru-RU"/>
+        </w:rPr>
+        <w:t xml:space="preserve"> значения от 0 до 6. </w:t>
+      </w:r>
+    </w:p>
+    <w:p>
+      <w:pPr>
+        <w:spacing w:before="100" w:beforeAutospacing="1" w:after="100" w:afterAutospacing="1" w:line="240" w:lineRule="auto"/>
+        <w:rPr>
+          <w:rFonts w:eastAsia="Times New Roman" w:cstheme="minorHAnsi"/>
+          <w:sz w:val="24"/>
+          <w:szCs w:val="24"/>
+          <w:lang w:eastAsia="ru-RU"/>
+        </w:rPr>
+      </w:pPr>
+      <w:r>
+        <w:rPr>
+          <w:rFonts w:eastAsia="Times New Roman" w:cstheme="minorHAnsi"/>
+          <w:sz w:val="24"/>
+          <w:szCs w:val="24"/>
+          <w:lang w:eastAsia="ru-RU"/>
+        </w:rPr>
+        <w:t xml:space="preserve">5. Проверяем, что в клетках, стоящих на краях матрицы, нет запретных позиций линий. Вот список запретных позиций: </w:t>
+      </w:r>
+    </w:p>
+    <w:p>
+      <w:pPr>
+        <w:spacing w:before="100" w:beforeAutospacing="1" w:after="100" w:afterAutospacing="1" w:line="240" w:lineRule="auto"/>
+        <w:rPr>
+          <w:rFonts w:eastAsia="Times New Roman" w:cstheme="minorHAnsi"/>
+          <w:sz w:val="24"/>
+          <w:szCs w:val="24"/>
+          <w:lang w:eastAsia="ru-RU"/>
+        </w:rPr>
+      </w:pPr>
+      <w:r>
+        <w:rPr>
+          <w:rFonts w:eastAsia="Times New Roman" w:cstheme="minorHAnsi"/>
+          <w:sz w:val="24"/>
+          <w:szCs w:val="24"/>
+          <w:lang w:eastAsia="ru-RU"/>
+        </w:rPr>
+        <w:t xml:space="preserve">х=0 - позиции=2, 4, 5; х=length-1 - позиции=2, 3, 6; </w:t>
+      </w:r>
+    </w:p>
+    <w:p>
+      <w:pPr>
+        <w:spacing w:before="100" w:beforeAutospacing="1" w:after="100" w:afterAutospacing="1" w:line="240" w:lineRule="auto"/>
+        <w:rPr>
+          <w:rFonts w:eastAsia="Times New Roman" w:cstheme="minorHAnsi"/>
+          <w:sz w:val="24"/>
+          <w:szCs w:val="24"/>
+          <w:lang w:eastAsia="ru-RU"/>
+        </w:rPr>
+      </w:pPr>
+      <w:r>
+        <w:rPr>
+          <w:rFonts w:eastAsia="Times New Roman" w:cstheme="minorHAnsi"/>
+          <w:sz w:val="24"/>
+          <w:szCs w:val="24"/>
+          <w:lang w:eastAsia="ru-RU"/>
+        </w:rPr>
+        <w:t xml:space="preserve">у=0 - позиции=1, 5, 6; у=width-1 - позиции=1, 3, 4. </w:t>
+      </w:r>
+    </w:p>
+    <w:p>
+      <w:pPr>
+        <w:spacing w:before="100" w:beforeAutospacing="1" w:after="100" w:afterAutospacing="1" w:line="240" w:lineRule="auto"/>
+        <w:rPr>
+          <w:rFonts w:eastAsia="Times New Roman" w:cstheme="minorHAnsi"/>
+          <w:sz w:val="24"/>
+          <w:szCs w:val="24"/>
+          <w:lang w:eastAsia="ru-RU"/>
+        </w:rPr>
+      </w:pPr>
+      <w:r>
+        <w:rPr>
+          <w:rFonts w:eastAsia="Times New Roman" w:cstheme="minorHAnsi"/>
+          <w:sz w:val="24"/>
+          <w:szCs w:val="24"/>
+          <w:lang w:eastAsia="ru-RU"/>
+        </w:rPr>
+        <w:t xml:space="preserve">6. Далее просто пробегаемся по всем клеткам матрицы и смотрим по допустимым значениям из пункта 3 возможность такого расположения линий. Если клетка справа или ниже текущей имеет позицию, которой нет в списке допустимых, идем к следующему сочетанию. Если нашли </w:t>
+      </w:r>
+      <w:r>
+        <w:rPr>
+          <w:rFonts w:eastAsia="Times New Roman" w:cstheme="minorHAnsi"/>
+          <w:sz w:val="24"/>
+          <w:szCs w:val="24"/>
+          <w:lang w:eastAsia="ru-RU"/>
+        </w:rPr>
+        <w:lastRenderedPageBreak/>
+        <w:t xml:space="preserve">подходящую – вернули </w:t>
+      </w:r>
+      <w:proofErr w:type="spellStart"/>
+      <w:r>
+        <w:rPr>
+          <w:rFonts w:eastAsia="Times New Roman" w:cstheme="minorHAnsi"/>
+          <w:sz w:val="24"/>
+          <w:szCs w:val="24"/>
+          <w:lang w:eastAsia="ru-RU"/>
+        </w:rPr>
+        <w:t>true</w:t>
+      </w:r>
+      <w:proofErr w:type="spellEnd"/>
+      <w:r>
+        <w:rPr>
+          <w:rFonts w:eastAsia="Times New Roman" w:cstheme="minorHAnsi"/>
+          <w:sz w:val="24"/>
+          <w:szCs w:val="24"/>
+          <w:lang w:eastAsia="ru-RU"/>
+        </w:rPr>
+        <w:t xml:space="preserve">. Если </w:t>
       </w:r>
       <w:bookmarkStart w:id="0" w:name="_GoBack"/>
       <w:bookmarkEnd w:id="0"/>
       <w:r>
-        <w:t>для решения задачи на возможность соединения труб на поле width х length клеток одной ломаной, замкнутой линией. Изначально трубы заданы как список объектов Pipe с атрибутами: x, y, color, position. Первые два - координаты в матрице width х length, где х - значение столбца (вертикаль, от 0 до width-1 слева-направо), а у - значение строки (горизонталь, от 0 до length-1 сверху-вниз). У Pipe с значением color=0 (черный цвет) есть всего 4 варианта позиций (position) - значения 0, 1, 2 и 3; у тех, что со значением color=1 (белые) позиции 0, 1, 2, 3, 4, 5, 6, 7, 8, 9, 10, 11. Мне нужно пройтись по следующему алгоритму с несколькими условиями, упрощающими мой перебор и найти существует ли решение с соединением их линией (true):</w:t>
+        <w:rPr>
+          <w:rFonts w:eastAsia="Times New Roman" w:cstheme="minorHAnsi"/>
+          <w:sz w:val="24"/>
+          <w:szCs w:val="24"/>
+          <w:lang w:eastAsia="ru-RU"/>
+        </w:rPr>
+        <w:t xml:space="preserve">из всех возможных позиций линий ни одна не вернула </w:t>
+      </w:r>
+      <w:proofErr w:type="spellStart"/>
+      <w:r>
+        <w:rPr>
+          <w:rFonts w:eastAsia="Times New Roman" w:cstheme="minorHAnsi"/>
+          <w:sz w:val="24"/>
+          <w:szCs w:val="24"/>
+          <w:lang w:eastAsia="ru-RU"/>
+        </w:rPr>
+        <w:t>true</w:t>
+      </w:r>
+      <w:proofErr w:type="spellEnd"/>
+      <w:r>
+        <w:rPr>
+          <w:rFonts w:eastAsia="Times New Roman" w:cstheme="minorHAnsi"/>
+          <w:sz w:val="24"/>
+          <w:szCs w:val="24"/>
+          <w:lang w:eastAsia="ru-RU"/>
+        </w:rPr>
+        <w:t xml:space="preserve">, то возвращаем </w:t>
+      </w:r>
+      <w:proofErr w:type="spellStart"/>
+      <w:r>
+        <w:rPr>
+          <w:rFonts w:eastAsia="Times New Roman" w:cstheme="minorHAnsi"/>
+          <w:sz w:val="24"/>
+          <w:szCs w:val="24"/>
+          <w:lang w:eastAsia="ru-RU"/>
+        </w:rPr>
+        <w:t>false</w:t>
+      </w:r>
+      <w:proofErr w:type="spellEnd"/>
+      <w:r>
+        <w:rPr>
+          <w:rFonts w:eastAsia="Times New Roman" w:cstheme="minorHAnsi"/>
+          <w:sz w:val="24"/>
+          <w:szCs w:val="24"/>
+          <w:lang w:eastAsia="ru-RU"/>
+        </w:rPr>
+        <w:t xml:space="preserve">. </w:t>
       </w:r>
     </w:p>
     <w:p>
-      <w:r>
-        <w:t>1. Сразу отметаются те комбинации, где Pipe упирается в границу, это</w:t>
-      </w:r>
-      <w:r>
-        <w:t xml:space="preserve"> </w:t>
-      </w:r>
-      <w:r>
-        <w:rPr>
-          <w:b/>
-          <w:bCs/>
-        </w:rPr>
-        <w:t>запретные</w:t>
-      </w:r>
-      <w:r>
-        <w:t xml:space="preserve">: для черных: </w:t>
-      </w:r>
-      <w:r>
-        <w:t>х</w:t>
-      </w:r>
-      <w:r>
-        <w:t xml:space="preserve">=0 - позиции=0, 1; </w:t>
-      </w:r>
-      <w:r>
-        <w:t>х</w:t>
-      </w:r>
-      <w:r>
-        <w:t xml:space="preserve">=length-1 - позиции=2, 3; </w:t>
-      </w:r>
-      <w:r>
-        <w:t>у</w:t>
-      </w:r>
-      <w:r>
-        <w:t xml:space="preserve">=0 - позиции=0, 3; </w:t>
-      </w:r>
-      <w:r>
-        <w:t>у</w:t>
-      </w:r>
-      <w:r>
-        <w:t xml:space="preserve">=width-1 - позиции=1, 2. И для белых: </w:t>
-      </w:r>
-      <w:r>
-        <w:t>х</w:t>
-      </w:r>
-      <w:r>
-        <w:t xml:space="preserve">=0 - позиции=1, 3, 4, 6, 7, 8, 9, 10, 11; </w:t>
-      </w:r>
-      <w:r>
-        <w:t>х</w:t>
-      </w:r>
-      <w:r>
-        <w:t xml:space="preserve">=length - позиции=0, 2, 5, 6, 7, 8, 9, 10, 11; </w:t>
-      </w:r>
-      <w:r>
-        <w:t>у</w:t>
-      </w:r>
-      <w:r>
-        <w:t xml:space="preserve">=0 - позиции=0, 1, 2, 3, 4, 5, 7, 9, 11; </w:t>
-      </w:r>
-      <w:r>
-        <w:t>у</w:t>
-      </w:r>
-      <w:r>
-        <w:t>=width - позиции=0, 1, 2, 3, 4, 5, 6, 8, 10. Такой вариант списка Pipe можно сразу отмечать как false для поиска решения задачи.</w:t>
+      <w:pPr>
+        <w:spacing w:before="100" w:beforeAutospacing="1" w:after="100" w:afterAutospacing="1" w:line="240" w:lineRule="auto"/>
+        <w:rPr>
+          <w:rFonts w:ascii="Times New Roman" w:eastAsia="Times New Roman" w:hAnsi="Times New Roman" w:cs="Times New Roman"/>
+          <w:sz w:val="24"/>
+          <w:szCs w:val="24"/>
+          <w:lang w:eastAsia="ru-RU"/>
+        </w:rPr>
+      </w:pPr>
+      <w:r>
+        <w:rPr>
+          <w:rFonts w:ascii="Times New Roman" w:eastAsia="Times New Roman" w:hAnsi="Times New Roman" w:cs="Times New Roman"/>
+          <w:noProof/>
+          <w:sz w:val="24"/>
+          <w:szCs w:val="24"/>
+          <w:lang w:eastAsia="ru-RU"/>
+        </w:rPr>
+        <w:drawing>
+          <wp:inline distT="0" distB="0" distL="0" distR="0" wp14:anchorId="42ECF8F0" wp14:editId="7A2DDBCC">
+            <wp:extent cx="6645910" cy="6230620"/>
+            <wp:effectExtent l="0" t="0" r="2540" b="0"/>
+            <wp:docPr id="1" name="Рисунок 1"/>
+            <wp:cNvGraphicFramePr>
+              <a:graphicFrameLocks xmlns:a="http://schemas.openxmlformats.org/drawingml/2006/main" noChangeAspect="1"/>
+            </wp:cNvGraphicFramePr>
+            <a:graphic xmlns:a="http://schemas.openxmlformats.org/drawingml/2006/main">
+              <a:graphicData uri="http://schemas.openxmlformats.org/drawingml/2006/picture">
+                <pic:pic xmlns:pic="http://schemas.openxmlformats.org/drawingml/2006/picture">
+                  <pic:nvPicPr>
+                    <pic:cNvPr id="0" name="Picture 1"/>
+                    <pic:cNvPicPr>
+                      <a:picLocks noChangeAspect="1" noChangeArrowheads="1"/>
+                    </pic:cNvPicPr>
+                  </pic:nvPicPr>
+                  <pic:blipFill>
+                    <a:blip r:embed="rId4" cstate="print">
+                      <a:extLst>
+                        <a:ext uri="{28A0092B-C50C-407E-A947-70E740481C1C}">
+                          <a14:useLocalDpi xmlns:a14="http://schemas.microsoft.com/office/drawing/2010/main" val="0"/>
+                        </a:ext>
+                      </a:extLst>
+                    </a:blip>
+                    <a:srcRect/>
+                    <a:stretch>
+                      <a:fillRect/>
+                    </a:stretch>
+                  </pic:blipFill>
+                  <pic:spPr bwMode="auto">
+                    <a:xfrm>
+                      <a:off x="0" y="0"/>
+                      <a:ext cx="6645910" cy="6230620"/>
+                    </a:xfrm>
+                    <a:prstGeom prst="rect">
+                      <a:avLst/>
+                    </a:prstGeom>
+                    <a:noFill/>
+                    <a:ln>
+                      <a:noFill/>
+                    </a:ln>
+                  </pic:spPr>
+                </pic:pic>
+              </a:graphicData>
+            </a:graphic>
+          </wp:inline>
+        </w:drawing>
       </w:r>
     </w:p>
     <w:p>
-      <w:r>
-        <w:t xml:space="preserve">2. Для каждой ячейки матрицы width х length у меня есть всего 7 вариантов значений от </w:t>
-      </w:r>
-      <w:r>
-        <w:t>0</w:t>
-      </w:r>
-      <w:r>
-        <w:t xml:space="preserve"> до </w:t>
-      </w:r>
-      <w:r>
-        <w:t>6</w:t>
-      </w:r>
-      <w:r>
-        <w:t xml:space="preserve">, где </w:t>
-      </w:r>
-      <w:r>
-        <w:t>6</w:t>
-      </w:r>
-      <w:r>
-        <w:t xml:space="preserve"> - пустая клетка, а от 0 до 5 - какой-то из вариантов линии (прямая или сгиб). Преобразуем каждую Pipe в варианты линий для дальнейшей работы, каждая Pipe </w:t>
-      </w:r>
-      <w:proofErr w:type="gramStart"/>
-      <w:r>
-        <w:t>- это</w:t>
-      </w:r>
-      <w:proofErr w:type="gramEnd"/>
-      <w:r>
-        <w:t xml:space="preserve"> три ячейки. </w:t>
-      </w:r>
-    </w:p>
-    <w:p>
-      <w:r>
-        <w:t>для черных: 0=</w:t>
-      </w:r>
-      <w:r>
-        <w:t>215</w:t>
-      </w:r>
-      <w:r>
-        <w:t>, 1=</w:t>
-      </w:r>
-      <w:r>
-        <w:t>241</w:t>
-      </w:r>
-      <w:r>
-        <w:t>, 2=</w:t>
-      </w:r>
-      <w:r>
-        <w:t>312</w:t>
-      </w:r>
-      <w:r>
-        <w:t>, 3=</w:t>
-      </w:r>
-      <w:r>
-        <w:t>162</w:t>
-      </w:r>
-    </w:p>
-    <w:p>
-      <w:r>
-        <w:t>для белых: 0=116, 1=115, 2=311, 3=411, 4=415, 5=316, 6=322, 7=622, 8=224, 9=225, 10=324, 11=625</w:t>
-      </w:r>
-    </w:p>
-    <w:p>
-      <w:r>
-        <w:t xml:space="preserve">3. Если после преобразования какие-то линии наслаиваются друг на друга недопустимо, то такой вариант мы тоже сразу записываем с результатом false. </w:t>
-      </w:r>
-      <w:r>
-        <w:rPr>
-          <w:b/>
-          <w:bCs/>
-        </w:rPr>
-        <w:t>Допустимые</w:t>
-      </w:r>
-      <w:r>
-        <w:t xml:space="preserve"> сочетания слева-направо, сверху-вниз:</w:t>
-      </w:r>
-    </w:p>
-    <w:p>
-      <w:r>
-        <w:t xml:space="preserve">по горизонтали (проверка </w:t>
-      </w:r>
-      <w:r>
-        <w:t>у</w:t>
-      </w:r>
-      <w:r>
-        <w:t xml:space="preserve"> и </w:t>
-      </w:r>
-      <w:r>
-        <w:t>у</w:t>
-      </w:r>
-      <w:r>
-        <w:t xml:space="preserve">+1): </w:t>
-      </w:r>
-      <w:r>
-        <w:t>1</w:t>
-      </w:r>
-      <w:r>
-        <w:t>=</w:t>
-      </w:r>
-      <w:r>
-        <w:t>1, 5, 6</w:t>
-      </w:r>
-      <w:r>
-        <w:t xml:space="preserve">; </w:t>
-      </w:r>
-      <w:r>
-        <w:t>2</w:t>
-      </w:r>
-      <w:r>
-        <w:t>=</w:t>
-      </w:r>
-      <w:r>
-        <w:t>0, 2, 3, 4</w:t>
-      </w:r>
-      <w:r>
-        <w:t>;</w:t>
-      </w:r>
-      <w:r>
-        <w:t xml:space="preserve"> </w:t>
-      </w:r>
-      <w:r>
-        <w:t>3</w:t>
-      </w:r>
-      <w:r>
-        <w:t>=</w:t>
-      </w:r>
-      <w:r>
-        <w:t>1, 5, 6</w:t>
-      </w:r>
-      <w:r>
-        <w:t>;</w:t>
-      </w:r>
-      <w:r>
-        <w:t xml:space="preserve"> </w:t>
-      </w:r>
-      <w:r>
-        <w:t>4</w:t>
-      </w:r>
-      <w:r>
-        <w:t>=</w:t>
-      </w:r>
-      <w:r>
-        <w:t>1, 5, 6</w:t>
-      </w:r>
-      <w:r>
-        <w:t>;</w:t>
-      </w:r>
-      <w:r>
-        <w:t xml:space="preserve"> </w:t>
-      </w:r>
-      <w:r>
-        <w:t>5</w:t>
-      </w:r>
-      <w:r>
-        <w:t>=</w:t>
-      </w:r>
-      <w:r>
-        <w:t>0, 2, 3, 4</w:t>
-      </w:r>
-      <w:r>
-        <w:t>;</w:t>
-      </w:r>
-      <w:r>
-        <w:t xml:space="preserve"> </w:t>
-      </w:r>
-      <w:r>
-        <w:t>6</w:t>
-      </w:r>
-      <w:r>
-        <w:t>=</w:t>
-      </w:r>
-      <w:r>
-        <w:t>0, 2, 3, 4</w:t>
-      </w:r>
-      <w:r>
-        <w:t>;</w:t>
-      </w:r>
-    </w:p>
-    <w:p>
-      <w:r>
-        <w:t xml:space="preserve">по вертикали (проверка </w:t>
-      </w:r>
-      <w:r>
-        <w:t>х</w:t>
-      </w:r>
-      <w:r>
-        <w:t xml:space="preserve"> и </w:t>
-      </w:r>
-      <w:r>
-        <w:t>х</w:t>
-      </w:r>
-      <w:r>
-        <w:t xml:space="preserve">+1): </w:t>
-      </w:r>
-      <w:r>
-        <w:t>1</w:t>
-      </w:r>
-      <w:r>
-        <w:t>=</w:t>
-      </w:r>
-      <w:r>
-        <w:t>0, 1, 3, 6</w:t>
-      </w:r>
-      <w:r>
-        <w:t>;</w:t>
-      </w:r>
-      <w:r>
-        <w:t xml:space="preserve"> </w:t>
-      </w:r>
-      <w:r>
-        <w:t>2</w:t>
-      </w:r>
-      <w:r>
-        <w:t>=</w:t>
-      </w:r>
-      <w:r>
-        <w:t>2, 4, 5</w:t>
-      </w:r>
-      <w:r>
-        <w:t>;</w:t>
-      </w:r>
-      <w:r>
-        <w:t xml:space="preserve"> </w:t>
-      </w:r>
-      <w:r>
-        <w:t>3</w:t>
-      </w:r>
-      <w:r>
-        <w:t>=</w:t>
-      </w:r>
-      <w:r>
-        <w:t>2, 4, 5</w:t>
-      </w:r>
-      <w:r>
-        <w:t>;</w:t>
-      </w:r>
-      <w:r>
-        <w:t xml:space="preserve"> </w:t>
-      </w:r>
-      <w:r>
-        <w:t>4</w:t>
-      </w:r>
-      <w:r>
-        <w:t>=</w:t>
-      </w:r>
-      <w:r>
-        <w:t>0, 1, 3, 6</w:t>
-      </w:r>
-      <w:r>
-        <w:t>;</w:t>
-      </w:r>
-      <w:r>
-        <w:t xml:space="preserve"> </w:t>
-      </w:r>
-      <w:r>
-        <w:t>5</w:t>
-      </w:r>
-      <w:r>
-        <w:t>=</w:t>
-      </w:r>
-      <w:r>
-        <w:t>0, 1, 3, 6</w:t>
-      </w:r>
-      <w:r>
-        <w:t>;</w:t>
-      </w:r>
-      <w:r>
-        <w:t xml:space="preserve"> </w:t>
-      </w:r>
-      <w:r>
-        <w:t>6</w:t>
-      </w:r>
-      <w:r>
-        <w:t>=</w:t>
-      </w:r>
-      <w:r>
-        <w:t>2, 4, 5</w:t>
-      </w:r>
-      <w:r>
-        <w:t>;</w:t>
-      </w:r>
-    </w:p>
-    <w:p>
-      <w:r>
-        <w:t xml:space="preserve">Соответственно, если при проверке двух рядом стоящих ячеек x и x+1 или y и y+1 та, что стоит </w:t>
-      </w:r>
-      <w:r>
-        <w:t>ниже</w:t>
-      </w:r>
-      <w:r>
-        <w:t xml:space="preserve"> или </w:t>
-      </w:r>
-      <w:r>
-        <w:t>правее</w:t>
-      </w:r>
-      <w:r>
-        <w:t xml:space="preserve">, не находится в списке допустимых наложений для ячейки по х или у – возврат </w:t>
-      </w:r>
-      <w:r>
-        <w:rPr>
-          <w:lang w:val="en-US"/>
-        </w:rPr>
-        <w:t>false</w:t>
-      </w:r>
-      <w:r>
-        <w:t>.</w:t>
-      </w:r>
-    </w:p>
-    <w:p>
-      <w:r>
-        <w:t xml:space="preserve">4. </w:t>
-      </w:r>
-      <w:r>
-        <w:t>Теперь мы п</w:t>
-      </w:r>
-      <w:r>
-        <w:t xml:space="preserve">еребираем для каждой </w:t>
-      </w:r>
-      <w:r>
-        <w:t xml:space="preserve">из оставшихся пустых (в которых не стояли изначально трубы) клеток </w:t>
-      </w:r>
-      <w:r>
-        <w:t xml:space="preserve">матрицы width х length значения от </w:t>
-      </w:r>
-      <w:r>
-        <w:t>0</w:t>
-      </w:r>
-      <w:r>
-        <w:t xml:space="preserve"> до </w:t>
-      </w:r>
-      <w:r>
-        <w:t>6</w:t>
-      </w:r>
-      <w:r>
-        <w:t>.</w:t>
-      </w:r>
-      <w:r>
-        <w:t xml:space="preserve"> </w:t>
-      </w:r>
-    </w:p>
-    <w:p>
-      <w:r>
-        <w:t xml:space="preserve">5. Проверяем, что в клетках, стоящих на краях матрицы, нет </w:t>
-      </w:r>
-      <w:r>
-        <w:t>запретны</w:t>
-      </w:r>
-      <w:r>
-        <w:t>х</w:t>
-      </w:r>
-      <w:r>
-        <w:t xml:space="preserve"> </w:t>
-      </w:r>
-      <w:r>
-        <w:t xml:space="preserve">позиций линий. Вот список </w:t>
-      </w:r>
-      <w:r>
-        <w:rPr>
-          <w:b/>
-          <w:bCs/>
-        </w:rPr>
-        <w:t>запретных</w:t>
-      </w:r>
-      <w:r>
-        <w:t xml:space="preserve"> позиций</w:t>
-      </w:r>
-      <w:r>
-        <w:t xml:space="preserve">: </w:t>
-      </w:r>
-    </w:p>
-    <w:p>
-      <w:r>
-        <w:t>х</w:t>
-      </w:r>
-      <w:r>
-        <w:t xml:space="preserve">=0 - </w:t>
-      </w:r>
-      <w:r>
-        <w:t>позиции</w:t>
-      </w:r>
-      <w:r>
-        <w:t>=</w:t>
-      </w:r>
-      <w:r>
-        <w:t>2</w:t>
-      </w:r>
-      <w:r>
-        <w:t xml:space="preserve">, </w:t>
-      </w:r>
-      <w:r>
-        <w:t>4</w:t>
-      </w:r>
-      <w:r>
-        <w:t xml:space="preserve">, </w:t>
-      </w:r>
-      <w:r>
-        <w:t>5</w:t>
-      </w:r>
-      <w:r>
-        <w:t>;</w:t>
-      </w:r>
-      <w:r>
-        <w:t xml:space="preserve"> </w:t>
-      </w:r>
-      <w:r>
-        <w:t>х</w:t>
-      </w:r>
-      <w:r>
-        <w:t>=</w:t>
-      </w:r>
-      <w:r>
-        <w:rPr>
-          <w:lang w:val="en-US"/>
-        </w:rPr>
-        <w:t>length</w:t>
-      </w:r>
-      <w:r>
-        <w:t>-1</w:t>
-      </w:r>
-      <w:r>
-        <w:t xml:space="preserve"> - </w:t>
-      </w:r>
-      <w:r>
-        <w:t>позиции</w:t>
-      </w:r>
-      <w:r>
-        <w:t>=</w:t>
-      </w:r>
-      <w:r>
-        <w:t>2</w:t>
-      </w:r>
-      <w:r>
-        <w:t xml:space="preserve">, </w:t>
-      </w:r>
-      <w:r>
-        <w:t>3</w:t>
-      </w:r>
-      <w:r>
-        <w:t xml:space="preserve">, </w:t>
-      </w:r>
-      <w:r>
-        <w:t>6</w:t>
-      </w:r>
-      <w:r>
-        <w:t>;</w:t>
-      </w:r>
-    </w:p>
-    <w:p>
-      <w:r>
-        <w:t>у</w:t>
-      </w:r>
-      <w:r>
-        <w:t xml:space="preserve">=0 - </w:t>
-      </w:r>
-      <w:r>
-        <w:t>позиции</w:t>
-      </w:r>
-      <w:r>
-        <w:t>=</w:t>
-      </w:r>
-      <w:r>
-        <w:t>1, 5, 6</w:t>
-      </w:r>
-      <w:r>
-        <w:t>;</w:t>
-      </w:r>
-      <w:r>
-        <w:t xml:space="preserve"> </w:t>
-      </w:r>
-      <w:r>
-        <w:t>у</w:t>
-      </w:r>
-      <w:r>
-        <w:t>=</w:t>
-      </w:r>
-      <w:r>
-        <w:rPr>
-          <w:lang w:val="en-US"/>
-        </w:rPr>
-        <w:t>width</w:t>
-      </w:r>
-      <w:r>
-        <w:t>-1</w:t>
-      </w:r>
-      <w:r>
-        <w:t xml:space="preserve"> - </w:t>
-      </w:r>
-      <w:r>
-        <w:t>позиции</w:t>
-      </w:r>
-      <w:r>
-        <w:t>=</w:t>
-      </w:r>
-      <w:r>
-        <w:t>1</w:t>
-      </w:r>
-      <w:r>
-        <w:t xml:space="preserve">, </w:t>
-      </w:r>
-      <w:r>
-        <w:t>3</w:t>
-      </w:r>
-      <w:r>
-        <w:t xml:space="preserve">, </w:t>
-      </w:r>
-      <w:r>
-        <w:t>4</w:t>
-      </w:r>
-      <w:r>
-        <w:t>.</w:t>
-      </w:r>
-    </w:p>
-    <w:p>
-      <w:r>
-        <w:t>6</w:t>
-      </w:r>
-      <w:r>
-        <w:t>.</w:t>
-      </w:r>
-      <w:r>
-        <w:t xml:space="preserve"> Далее просто пробегаемся по всем клеткам </w:t>
-      </w:r>
-      <w:r>
-        <w:t xml:space="preserve">матрицы и смотрим по допустимым значениям из пункта 3 возможность такого расположения линий. Если клетка справа или ниже текущей имеет </w:t>
-      </w:r>
-      <w:r>
-        <w:t>позицию, которой нет в списке допустимых, идем к следующему сочетанию (</w:t>
-      </w:r>
-      <w:r>
-        <w:rPr>
-          <w:lang w:val="en-US"/>
-        </w:rPr>
-        <w:t>continue</w:t>
-      </w:r>
-      <w:r>
-        <w:t xml:space="preserve">). Если нашли подходящую – вернули </w:t>
-      </w:r>
-      <w:r>
-        <w:rPr>
-          <w:lang w:val="en-US"/>
-        </w:rPr>
-        <w:t>true</w:t>
-      </w:r>
-      <w:r>
-        <w:t xml:space="preserve">. Если из всех возможных позиций линий ни одна не вернула </w:t>
-      </w:r>
-      <w:r>
-        <w:rPr>
-          <w:lang w:val="en-US"/>
-        </w:rPr>
-        <w:t>true</w:t>
-      </w:r>
-      <w:r>
-        <w:t xml:space="preserve">, то возвращаем </w:t>
-      </w:r>
-      <w:r>
-        <w:rPr>
-          <w:lang w:val="en-US"/>
-        </w:rPr>
-        <w:t>false</w:t>
-      </w:r>
-      <w:r>
-        <w:t>.</w:t>
-      </w:r>
-      <w:r>
-        <w:t xml:space="preserve"> </w:t>
-      </w:r>
+      <w:pPr>
+        <w:spacing w:before="100" w:beforeAutospacing="1" w:after="100" w:afterAutospacing="1" w:line="240" w:lineRule="auto"/>
+        <w:rPr>
+          <w:rFonts w:cstheme="minorHAnsi"/>
+        </w:rPr>
+      </w:pPr>
     </w:p>
     <w:sectPr>
       <w:pgSz w:w="11906" w:h="16838"/>

--- a/решение.docx
+++ b/решение.docx
@@ -19,7 +19,254 @@
           <w:szCs w:val="24"/>
           <w:lang w:eastAsia="ru-RU"/>
         </w:rPr>
-        <w:t xml:space="preserve">Мне нужно написать алгоритм для решения задачи на возможность соединения труб на поле width х length клеток одной ломаной, замкнутой линией. Изначально трубы заданы как список объектов Pipe с атрибутами: x, y, color, position. Первые два - координаты в матрице width х length, где y - значение столбца (вертикаль, от 0 до width-1 слева-направо), а x - значение строки (горизонталь, от 0 до length-1 сверху-вниз). У Pipe с значением color=0 (черный цвет) есть всего 4 варианта позиций (position) - значения 0, 1, 2 и 3; у тех, что со значением color=1 (белые) позиции 0, 1, 2, 3, 4, 5, 6, 7, 8, 9, 10, 11. Мне нужно пройтись по следующему алгоритму с несколькими условиями, упрощающими мой перебор и найти существует ли решение </w:t>
+        <w:t>З</w:t>
+      </w:r>
+      <w:r>
+        <w:rPr>
+          <w:rFonts w:eastAsia="Times New Roman" w:cstheme="minorHAnsi"/>
+          <w:sz w:val="24"/>
+          <w:szCs w:val="24"/>
+          <w:lang w:eastAsia="ru-RU"/>
+        </w:rPr>
+        <w:t>адач</w:t>
+      </w:r>
+      <w:r>
+        <w:rPr>
+          <w:rFonts w:eastAsia="Times New Roman" w:cstheme="minorHAnsi"/>
+          <w:sz w:val="24"/>
+          <w:szCs w:val="24"/>
+          <w:lang w:eastAsia="ru-RU"/>
+        </w:rPr>
+        <w:t>а</w:t>
+      </w:r>
+      <w:r>
+        <w:rPr>
+          <w:rFonts w:eastAsia="Times New Roman" w:cstheme="minorHAnsi"/>
+          <w:sz w:val="24"/>
+          <w:szCs w:val="24"/>
+          <w:lang w:eastAsia="ru-RU"/>
+        </w:rPr>
+        <w:t xml:space="preserve"> на возможность соединения труб на поле </w:t>
+      </w:r>
+      <w:proofErr w:type="spellStart"/>
+      <w:r>
+        <w:rPr>
+          <w:rFonts w:eastAsia="Times New Roman" w:cstheme="minorHAnsi"/>
+          <w:sz w:val="24"/>
+          <w:szCs w:val="24"/>
+          <w:lang w:eastAsia="ru-RU"/>
+        </w:rPr>
+        <w:t>width</w:t>
+      </w:r>
+      <w:proofErr w:type="spellEnd"/>
+      <w:r>
+        <w:rPr>
+          <w:rFonts w:eastAsia="Times New Roman" w:cstheme="minorHAnsi"/>
+          <w:sz w:val="24"/>
+          <w:szCs w:val="24"/>
+          <w:lang w:eastAsia="ru-RU"/>
+        </w:rPr>
+        <w:t xml:space="preserve"> х </w:t>
+      </w:r>
+      <w:proofErr w:type="spellStart"/>
+      <w:r>
+        <w:rPr>
+          <w:rFonts w:eastAsia="Times New Roman" w:cstheme="minorHAnsi"/>
+          <w:sz w:val="24"/>
+          <w:szCs w:val="24"/>
+          <w:lang w:eastAsia="ru-RU"/>
+        </w:rPr>
+        <w:t>length</w:t>
+      </w:r>
+      <w:proofErr w:type="spellEnd"/>
+      <w:r>
+        <w:rPr>
+          <w:rFonts w:eastAsia="Times New Roman" w:cstheme="minorHAnsi"/>
+          <w:sz w:val="24"/>
+          <w:szCs w:val="24"/>
+          <w:lang w:eastAsia="ru-RU"/>
+        </w:rPr>
+        <w:t xml:space="preserve"> клеток одной ломаной, замкнутой линией. Изначально трубы заданы как список объектов </w:t>
+      </w:r>
+      <w:proofErr w:type="spellStart"/>
+      <w:r>
+        <w:rPr>
+          <w:rFonts w:eastAsia="Times New Roman" w:cstheme="minorHAnsi"/>
+          <w:sz w:val="24"/>
+          <w:szCs w:val="24"/>
+          <w:lang w:eastAsia="ru-RU"/>
+        </w:rPr>
+        <w:t>Pipe</w:t>
+      </w:r>
+      <w:proofErr w:type="spellEnd"/>
+      <w:r>
+        <w:rPr>
+          <w:rFonts w:eastAsia="Times New Roman" w:cstheme="minorHAnsi"/>
+          <w:sz w:val="24"/>
+          <w:szCs w:val="24"/>
+          <w:lang w:eastAsia="ru-RU"/>
+        </w:rPr>
+        <w:t xml:space="preserve"> с атрибутами: x, y, </w:t>
+      </w:r>
+      <w:proofErr w:type="spellStart"/>
+      <w:r>
+        <w:rPr>
+          <w:rFonts w:eastAsia="Times New Roman" w:cstheme="minorHAnsi"/>
+          <w:sz w:val="24"/>
+          <w:szCs w:val="24"/>
+          <w:lang w:eastAsia="ru-RU"/>
+        </w:rPr>
+        <w:t>color</w:t>
+      </w:r>
+      <w:proofErr w:type="spellEnd"/>
+      <w:r>
+        <w:rPr>
+          <w:rFonts w:eastAsia="Times New Roman" w:cstheme="minorHAnsi"/>
+          <w:sz w:val="24"/>
+          <w:szCs w:val="24"/>
+          <w:lang w:eastAsia="ru-RU"/>
+        </w:rPr>
+        <w:t xml:space="preserve">, </w:t>
+      </w:r>
+      <w:proofErr w:type="spellStart"/>
+      <w:r>
+        <w:rPr>
+          <w:rFonts w:eastAsia="Times New Roman" w:cstheme="minorHAnsi"/>
+          <w:sz w:val="24"/>
+          <w:szCs w:val="24"/>
+          <w:lang w:eastAsia="ru-RU"/>
+        </w:rPr>
+        <w:t>position</w:t>
+      </w:r>
+      <w:proofErr w:type="spellEnd"/>
+      <w:r>
+        <w:rPr>
+          <w:rFonts w:eastAsia="Times New Roman" w:cstheme="minorHAnsi"/>
+          <w:sz w:val="24"/>
+          <w:szCs w:val="24"/>
+          <w:lang w:eastAsia="ru-RU"/>
+        </w:rPr>
+        <w:t xml:space="preserve">. Первые два - координаты в матрице </w:t>
+      </w:r>
+      <w:proofErr w:type="spellStart"/>
+      <w:r>
+        <w:rPr>
+          <w:rFonts w:eastAsia="Times New Roman" w:cstheme="minorHAnsi"/>
+          <w:sz w:val="24"/>
+          <w:szCs w:val="24"/>
+          <w:lang w:eastAsia="ru-RU"/>
+        </w:rPr>
+        <w:t>width</w:t>
+      </w:r>
+      <w:proofErr w:type="spellEnd"/>
+      <w:r>
+        <w:rPr>
+          <w:rFonts w:eastAsia="Times New Roman" w:cstheme="minorHAnsi"/>
+          <w:sz w:val="24"/>
+          <w:szCs w:val="24"/>
+          <w:lang w:eastAsia="ru-RU"/>
+        </w:rPr>
+        <w:t xml:space="preserve"> х </w:t>
+      </w:r>
+      <w:proofErr w:type="spellStart"/>
+      <w:r>
+        <w:rPr>
+          <w:rFonts w:eastAsia="Times New Roman" w:cstheme="minorHAnsi"/>
+          <w:sz w:val="24"/>
+          <w:szCs w:val="24"/>
+          <w:lang w:eastAsia="ru-RU"/>
+        </w:rPr>
+        <w:t>length</w:t>
+      </w:r>
+      <w:proofErr w:type="spellEnd"/>
+      <w:r>
+        <w:rPr>
+          <w:rFonts w:eastAsia="Times New Roman" w:cstheme="minorHAnsi"/>
+          <w:sz w:val="24"/>
+          <w:szCs w:val="24"/>
+          <w:lang w:eastAsia="ru-RU"/>
+        </w:rPr>
+        <w:t xml:space="preserve">, где y - значение столбца (вертикаль, от 0 до width-1 слева-направо), а x - значение строки (горизонталь, от 0 до length-1 сверху-вниз). У </w:t>
+      </w:r>
+      <w:proofErr w:type="spellStart"/>
+      <w:r>
+        <w:rPr>
+          <w:rFonts w:eastAsia="Times New Roman" w:cstheme="minorHAnsi"/>
+          <w:sz w:val="24"/>
+          <w:szCs w:val="24"/>
+          <w:lang w:eastAsia="ru-RU"/>
+        </w:rPr>
+        <w:t>Pipe</w:t>
+      </w:r>
+      <w:proofErr w:type="spellEnd"/>
+      <w:r>
+        <w:rPr>
+          <w:rFonts w:eastAsia="Times New Roman" w:cstheme="minorHAnsi"/>
+          <w:sz w:val="24"/>
+          <w:szCs w:val="24"/>
+          <w:lang w:eastAsia="ru-RU"/>
+        </w:rPr>
+        <w:t xml:space="preserve"> с значением </w:t>
+      </w:r>
+      <w:proofErr w:type="spellStart"/>
+      <w:r>
+        <w:rPr>
+          <w:rFonts w:eastAsia="Times New Roman" w:cstheme="minorHAnsi"/>
+          <w:sz w:val="24"/>
+          <w:szCs w:val="24"/>
+          <w:lang w:eastAsia="ru-RU"/>
+        </w:rPr>
+        <w:t>color</w:t>
+      </w:r>
+      <w:proofErr w:type="spellEnd"/>
+      <w:r>
+        <w:rPr>
+          <w:rFonts w:eastAsia="Times New Roman" w:cstheme="minorHAnsi"/>
+          <w:sz w:val="24"/>
+          <w:szCs w:val="24"/>
+          <w:lang w:eastAsia="ru-RU"/>
+        </w:rPr>
+        <w:t>=0 (черный цвет) есть всего 4 варианта позиций (</w:t>
+      </w:r>
+      <w:proofErr w:type="spellStart"/>
+      <w:r>
+        <w:rPr>
+          <w:rFonts w:eastAsia="Times New Roman" w:cstheme="minorHAnsi"/>
+          <w:sz w:val="24"/>
+          <w:szCs w:val="24"/>
+          <w:lang w:eastAsia="ru-RU"/>
+        </w:rPr>
+        <w:t>position</w:t>
+      </w:r>
+      <w:proofErr w:type="spellEnd"/>
+      <w:r>
+        <w:rPr>
+          <w:rFonts w:eastAsia="Times New Roman" w:cstheme="minorHAnsi"/>
+          <w:sz w:val="24"/>
+          <w:szCs w:val="24"/>
+          <w:lang w:eastAsia="ru-RU"/>
+        </w:rPr>
+        <w:t xml:space="preserve">) - значения 0, 1, 2 и 3; у тех, что со значением </w:t>
+      </w:r>
+      <w:proofErr w:type="spellStart"/>
+      <w:r>
+        <w:rPr>
+          <w:rFonts w:eastAsia="Times New Roman" w:cstheme="minorHAnsi"/>
+          <w:sz w:val="24"/>
+          <w:szCs w:val="24"/>
+          <w:lang w:eastAsia="ru-RU"/>
+        </w:rPr>
+        <w:t>color</w:t>
+      </w:r>
+      <w:proofErr w:type="spellEnd"/>
+      <w:r>
+        <w:rPr>
+          <w:rFonts w:eastAsia="Times New Roman" w:cstheme="minorHAnsi"/>
+          <w:sz w:val="24"/>
+          <w:szCs w:val="24"/>
+          <w:lang w:eastAsia="ru-RU"/>
+        </w:rPr>
+        <w:t xml:space="preserve">=1 (белые) позиции 0, 1, 2, 3, 4, 5, 6, 7, 8, 9, 10, 11. Мне нужно пройтись по следующему алгоритму с несколькими условиями, упрощающими мой перебор и найти существует ли решение </w:t>
       </w:r>
       <w:r>
         <w:rPr>
@@ -37,16 +284,7 @@
           <w:szCs w:val="24"/>
           <w:lang w:eastAsia="ru-RU"/>
         </w:rPr>
-        <w:t>.</w:t>
-      </w:r>
-      <w:r>
-        <w:rPr>
-          <w:rFonts w:eastAsia="Times New Roman" w:cstheme="minorHAnsi"/>
-          <w:sz w:val="24"/>
-          <w:szCs w:val="24"/>
-          <w:lang w:eastAsia="ru-RU"/>
-        </w:rPr>
-        <w:t xml:space="preserve"> При провале я возвращаю объект </w:t>
+        <w:t xml:space="preserve">. При провале я возвращаю объект </w:t>
       </w:r>
       <w:r>
         <w:rPr>
@@ -136,16 +374,7 @@
           <w:szCs w:val="24"/>
           <w:lang w:eastAsia="ru-RU"/>
         </w:rPr>
-        <w:t xml:space="preserve"> –</w:t>
-      </w:r>
-      <w:r>
-        <w:rPr>
-          <w:rFonts w:eastAsia="Times New Roman" w:cstheme="minorHAnsi"/>
-          <w:sz w:val="24"/>
-          <w:szCs w:val="24"/>
-          <w:lang w:eastAsia="ru-RU"/>
-        </w:rPr>
-        <w:t xml:space="preserve"> объект с атрибутами х, у, </w:t>
+        <w:t xml:space="preserve"> – объект с атрибутами х, у, </w:t>
       </w:r>
       <w:r>
         <w:rPr>
@@ -192,6 +421,7 @@
         </w:rPr>
         <w:t xml:space="preserve"> Соответственно, при успешном нахождении решения возвращается </w:t>
       </w:r>
+      <w:proofErr w:type="gramStart"/>
       <w:r>
         <w:rPr>
           <w:rFonts w:eastAsia="Times New Roman" w:cstheme="minorHAnsi"/>
@@ -210,6 +440,7 @@
         </w:rPr>
         <w:t>(</w:t>
       </w:r>
+      <w:proofErr w:type="gramEnd"/>
       <w:r>
         <w:rPr>
           <w:rFonts w:eastAsia="Times New Roman" w:cstheme="minorHAnsi"/>
@@ -226,16 +457,7 @@
           <w:szCs w:val="24"/>
           <w:lang w:eastAsia="ru-RU"/>
         </w:rPr>
-        <w:t xml:space="preserve">, </w:t>
-      </w:r>
-      <w:r>
-        <w:rPr>
-          <w:rFonts w:eastAsia="Times New Roman" w:cstheme="minorHAnsi"/>
-          <w:sz w:val="24"/>
-          <w:szCs w:val="24"/>
-          <w:lang w:eastAsia="ru-RU"/>
-        </w:rPr>
-        <w:t xml:space="preserve">список </w:t>
+        <w:t xml:space="preserve">, список </w:t>
       </w:r>
       <w:r>
         <w:rPr>
@@ -253,16 +475,7 @@
           <w:szCs w:val="24"/>
           <w:lang w:eastAsia="ru-RU"/>
         </w:rPr>
-        <w:t xml:space="preserve">, </w:t>
-      </w:r>
-      <w:r>
-        <w:rPr>
-          <w:rFonts w:eastAsia="Times New Roman" w:cstheme="minorHAnsi"/>
-          <w:sz w:val="24"/>
-          <w:szCs w:val="24"/>
-          <w:lang w:eastAsia="ru-RU"/>
-        </w:rPr>
-        <w:t xml:space="preserve">список получившихся </w:t>
+        <w:t xml:space="preserve">, список получившихся </w:t>
       </w:r>
       <w:r>
         <w:rPr>
@@ -300,7 +513,27 @@
           <w:szCs w:val="24"/>
           <w:lang w:eastAsia="ru-RU"/>
         </w:rPr>
-        <w:t xml:space="preserve">1. Сразу отметаются те комбинации, где Pipe упирается в границу, это запретные: для черных: </w:t>
+        <w:t xml:space="preserve">1. Сразу отметаются те комбинации, где </w:t>
+      </w:r>
+      <w:proofErr w:type="spellStart"/>
+      <w:r>
+        <w:rPr>
+          <w:rFonts w:eastAsia="Times New Roman" w:cstheme="minorHAnsi"/>
+          <w:sz w:val="24"/>
+          <w:szCs w:val="24"/>
+          <w:lang w:eastAsia="ru-RU"/>
+        </w:rPr>
+        <w:t>Pipe</w:t>
+      </w:r>
+      <w:proofErr w:type="spellEnd"/>
+      <w:r>
+        <w:rPr>
+          <w:rFonts w:eastAsia="Times New Roman" w:cstheme="minorHAnsi"/>
+          <w:sz w:val="24"/>
+          <w:szCs w:val="24"/>
+          <w:lang w:eastAsia="ru-RU"/>
+        </w:rPr>
+        <w:t xml:space="preserve"> упирается в границу, это запретные: для черных: </w:t>
       </w:r>
       <w:r>
         <w:rPr>
@@ -408,7 +641,27 @@
           <w:szCs w:val="24"/>
           <w:lang w:eastAsia="ru-RU"/>
         </w:rPr>
-        <w:t xml:space="preserve">х=length - позиции=0, 2, 5, 6, 7, 8, 9, 10, 11; </w:t>
+        <w:t>х=</w:t>
+      </w:r>
+      <w:proofErr w:type="spellStart"/>
+      <w:r>
+        <w:rPr>
+          <w:rFonts w:eastAsia="Times New Roman" w:cstheme="minorHAnsi"/>
+          <w:sz w:val="24"/>
+          <w:szCs w:val="24"/>
+          <w:lang w:eastAsia="ru-RU"/>
+        </w:rPr>
+        <w:t>length</w:t>
+      </w:r>
+      <w:proofErr w:type="spellEnd"/>
+      <w:r>
+        <w:rPr>
+          <w:rFonts w:eastAsia="Times New Roman" w:cstheme="minorHAnsi"/>
+          <w:sz w:val="24"/>
+          <w:szCs w:val="24"/>
+          <w:lang w:eastAsia="ru-RU"/>
+        </w:rPr>
+        <w:t xml:space="preserve"> - позиции=0, 2, 5, 6, 7, 8, 9, 10, 11; </w:t>
       </w:r>
       <w:r>
         <w:rPr>
@@ -444,7 +697,27 @@
           <w:szCs w:val="24"/>
           <w:lang w:eastAsia="ru-RU"/>
         </w:rPr>
-        <w:t xml:space="preserve">у=width - позиции=0, 1, 2, 3, 4, 5, 6, 8, 10. </w:t>
+        <w:t>у=</w:t>
+      </w:r>
+      <w:proofErr w:type="spellStart"/>
+      <w:r>
+        <w:rPr>
+          <w:rFonts w:eastAsia="Times New Roman" w:cstheme="minorHAnsi"/>
+          <w:sz w:val="24"/>
+          <w:szCs w:val="24"/>
+          <w:lang w:eastAsia="ru-RU"/>
+        </w:rPr>
+        <w:t>width</w:t>
+      </w:r>
+      <w:proofErr w:type="spellEnd"/>
+      <w:r>
+        <w:rPr>
+          <w:rFonts w:eastAsia="Times New Roman" w:cstheme="minorHAnsi"/>
+          <w:sz w:val="24"/>
+          <w:szCs w:val="24"/>
+          <w:lang w:eastAsia="ru-RU"/>
+        </w:rPr>
+        <w:t xml:space="preserve"> - позиции=0, 1, 2, 3, 4, 5, 6, 8, 10. </w:t>
       </w:r>
       <w:r>
         <w:rPr>
@@ -527,6 +800,15 @@
           <w:szCs w:val="24"/>
           <w:lang w:eastAsia="ru-RU"/>
         </w:rPr>
+        <w:t xml:space="preserve">Изначально вся матрица заполнена значением -1, что означает, что ячейка матрицы не была «обработана». </w:t>
+      </w:r>
+      <w:r>
+        <w:rPr>
+          <w:rFonts w:eastAsia="Times New Roman" w:cstheme="minorHAnsi"/>
+          <w:sz w:val="24"/>
+          <w:szCs w:val="24"/>
+          <w:lang w:eastAsia="ru-RU"/>
+        </w:rPr>
         <w:t>Далее необходимо преобразовать каждую</w:t>
       </w:r>
       <w:r>
@@ -536,7 +818,27 @@
           <w:szCs w:val="24"/>
           <w:lang w:eastAsia="ru-RU"/>
         </w:rPr>
-        <w:t xml:space="preserve"> Pipe в </w:t>
+        <w:t xml:space="preserve"> </w:t>
+      </w:r>
+      <w:proofErr w:type="spellStart"/>
+      <w:r>
+        <w:rPr>
+          <w:rFonts w:eastAsia="Times New Roman" w:cstheme="minorHAnsi"/>
+          <w:sz w:val="24"/>
+          <w:szCs w:val="24"/>
+          <w:lang w:eastAsia="ru-RU"/>
+        </w:rPr>
+        <w:t>Pipe</w:t>
+      </w:r>
+      <w:proofErr w:type="spellEnd"/>
+      <w:r>
+        <w:rPr>
+          <w:rFonts w:eastAsia="Times New Roman" w:cstheme="minorHAnsi"/>
+          <w:sz w:val="24"/>
+          <w:szCs w:val="24"/>
+          <w:lang w:eastAsia="ru-RU"/>
+        </w:rPr>
+        <w:t xml:space="preserve"> в </w:t>
       </w:r>
       <w:r>
         <w:rPr>
@@ -554,25 +856,27 @@
           <w:szCs w:val="24"/>
           <w:lang w:eastAsia="ru-RU"/>
         </w:rPr>
-        <w:t xml:space="preserve"> для дальнейшей работы</w:t>
-      </w:r>
-      <w:r>
-        <w:rPr>
-          <w:rFonts w:eastAsia="Times New Roman" w:cstheme="minorHAnsi"/>
-          <w:sz w:val="24"/>
-          <w:szCs w:val="24"/>
-          <w:lang w:eastAsia="ru-RU"/>
-        </w:rPr>
-        <w:t xml:space="preserve"> с матрицей</w:t>
-      </w:r>
-      <w:r>
-        <w:rPr>
-          <w:rFonts w:eastAsia="Times New Roman" w:cstheme="minorHAnsi"/>
-          <w:sz w:val="24"/>
-          <w:szCs w:val="24"/>
-          <w:lang w:eastAsia="ru-RU"/>
-        </w:rPr>
-        <w:t xml:space="preserve">, каждая Pipe </w:t>
+        <w:t xml:space="preserve">, каждая </w:t>
+      </w:r>
+      <w:proofErr w:type="spellStart"/>
+      <w:r>
+        <w:rPr>
+          <w:rFonts w:eastAsia="Times New Roman" w:cstheme="minorHAnsi"/>
+          <w:sz w:val="24"/>
+          <w:szCs w:val="24"/>
+          <w:lang w:eastAsia="ru-RU"/>
+        </w:rPr>
+        <w:t>Pipe</w:t>
+      </w:r>
+      <w:proofErr w:type="spellEnd"/>
+      <w:r>
+        <w:rPr>
+          <w:rFonts w:eastAsia="Times New Roman" w:cstheme="minorHAnsi"/>
+          <w:sz w:val="24"/>
+          <w:szCs w:val="24"/>
+          <w:lang w:eastAsia="ru-RU"/>
+        </w:rPr>
+        <w:t xml:space="preserve"> </w:t>
       </w:r>
       <w:r>
         <w:rPr>
@@ -601,7 +905,87 @@
           <w:szCs w:val="24"/>
           <w:lang w:eastAsia="ru-RU"/>
         </w:rPr>
-        <w:t xml:space="preserve">для черных: 0=(x,y)=5, (x,y-1)=1, (x-1,y)=2; 1=(x-1,y)=2, (x,y)=4, (x,y+1)=1; 2=(x,y)=3, (x,y+1)=1, (x+1,y)=2; 3=(x,y-1)=1, (x,y)=6, (x+1,y)=2; </w:t>
+        <w:t>для черных: 0=(</w:t>
+      </w:r>
+      <w:proofErr w:type="spellStart"/>
+      <w:r>
+        <w:rPr>
+          <w:rFonts w:eastAsia="Times New Roman" w:cstheme="minorHAnsi"/>
+          <w:sz w:val="24"/>
+          <w:szCs w:val="24"/>
+          <w:lang w:eastAsia="ru-RU"/>
+        </w:rPr>
+        <w:t>x,y</w:t>
+      </w:r>
+      <w:proofErr w:type="spellEnd"/>
+      <w:r>
+        <w:rPr>
+          <w:rFonts w:eastAsia="Times New Roman" w:cstheme="minorHAnsi"/>
+          <w:sz w:val="24"/>
+          <w:szCs w:val="24"/>
+          <w:lang w:eastAsia="ru-RU"/>
+        </w:rPr>
+        <w:t>)=5, (x,y-1)=1, (x-1,y)=2; 1=(x-1,y)=2, (</w:t>
+      </w:r>
+      <w:proofErr w:type="spellStart"/>
+      <w:r>
+        <w:rPr>
+          <w:rFonts w:eastAsia="Times New Roman" w:cstheme="minorHAnsi"/>
+          <w:sz w:val="24"/>
+          <w:szCs w:val="24"/>
+          <w:lang w:eastAsia="ru-RU"/>
+        </w:rPr>
+        <w:t>x,y</w:t>
+      </w:r>
+      <w:proofErr w:type="spellEnd"/>
+      <w:r>
+        <w:rPr>
+          <w:rFonts w:eastAsia="Times New Roman" w:cstheme="minorHAnsi"/>
+          <w:sz w:val="24"/>
+          <w:szCs w:val="24"/>
+          <w:lang w:eastAsia="ru-RU"/>
+        </w:rPr>
+        <w:t>)=4, (x,y+1)=1; 2=(</w:t>
+      </w:r>
+      <w:proofErr w:type="spellStart"/>
+      <w:r>
+        <w:rPr>
+          <w:rFonts w:eastAsia="Times New Roman" w:cstheme="minorHAnsi"/>
+          <w:sz w:val="24"/>
+          <w:szCs w:val="24"/>
+          <w:lang w:eastAsia="ru-RU"/>
+        </w:rPr>
+        <w:t>x,y</w:t>
+      </w:r>
+      <w:proofErr w:type="spellEnd"/>
+      <w:r>
+        <w:rPr>
+          <w:rFonts w:eastAsia="Times New Roman" w:cstheme="minorHAnsi"/>
+          <w:sz w:val="24"/>
+          <w:szCs w:val="24"/>
+          <w:lang w:eastAsia="ru-RU"/>
+        </w:rPr>
+        <w:t>)=3, (x,y+1)=1, (x+1,y)=2; 3=(x,y-1)=1, (</w:t>
+      </w:r>
+      <w:proofErr w:type="spellStart"/>
+      <w:r>
+        <w:rPr>
+          <w:rFonts w:eastAsia="Times New Roman" w:cstheme="minorHAnsi"/>
+          <w:sz w:val="24"/>
+          <w:szCs w:val="24"/>
+          <w:lang w:eastAsia="ru-RU"/>
+        </w:rPr>
+        <w:t>x,y</w:t>
+      </w:r>
+      <w:proofErr w:type="spellEnd"/>
+      <w:r>
+        <w:rPr>
+          <w:rFonts w:eastAsia="Times New Roman" w:cstheme="minorHAnsi"/>
+          <w:sz w:val="24"/>
+          <w:szCs w:val="24"/>
+          <w:lang w:eastAsia="ru-RU"/>
+        </w:rPr>
+        <w:t xml:space="preserve">)=6, (x+1,y)=2; </w:t>
       </w:r>
     </w:p>
     <w:p>
@@ -621,7 +1005,247 @@
           <w:szCs w:val="24"/>
           <w:lang w:eastAsia="ru-RU"/>
         </w:rPr>
-        <w:t xml:space="preserve">для белых: 0=(x,y-1)=1, (x,y)=1, (x,y+1)=6; 1=(x,y-1)=1, (x,y)=1, (x,y+1)=5; 2=(x,y-1)=3, (x,y)=1, (x,y+1)=1; 3=(x,y-1)=4, (x,y)=1, (x,y+1)=1; 4=(x,y-1)=4, (x,y)=1, (x,y+1)=5; 5=(x,y-1)=3, (x,y)=1, (x,y+1)=6; 6=(x-1,y)=3, (x,y)=2, (x+1,y)=2; 7=(x-1,y)=6, (x,y)=2, (x+1,y)=2; 8=(x-1,y)=2, (x,y)=2, (x+1,y)=4; 9=(x-1,y)=2, (x,y)=2, (x+1,y)=5; 10=(x-1,y)=3, (x,y)=2, (x+1,y)=4; 11=(x-1,y)=6, (x,y)=2, (x+1,y)=5. </w:t>
+        <w:t>для белых: 0=(x,y-1)=1, (</w:t>
+      </w:r>
+      <w:proofErr w:type="spellStart"/>
+      <w:r>
+        <w:rPr>
+          <w:rFonts w:eastAsia="Times New Roman" w:cstheme="minorHAnsi"/>
+          <w:sz w:val="24"/>
+          <w:szCs w:val="24"/>
+          <w:lang w:eastAsia="ru-RU"/>
+        </w:rPr>
+        <w:t>x,y</w:t>
+      </w:r>
+      <w:proofErr w:type="spellEnd"/>
+      <w:r>
+        <w:rPr>
+          <w:rFonts w:eastAsia="Times New Roman" w:cstheme="minorHAnsi"/>
+          <w:sz w:val="24"/>
+          <w:szCs w:val="24"/>
+          <w:lang w:eastAsia="ru-RU"/>
+        </w:rPr>
+        <w:t>)=1, (x,y+1)=6; 1=(x,y-1)=1, (</w:t>
+      </w:r>
+      <w:proofErr w:type="spellStart"/>
+      <w:r>
+        <w:rPr>
+          <w:rFonts w:eastAsia="Times New Roman" w:cstheme="minorHAnsi"/>
+          <w:sz w:val="24"/>
+          <w:szCs w:val="24"/>
+          <w:lang w:eastAsia="ru-RU"/>
+        </w:rPr>
+        <w:t>x,y</w:t>
+      </w:r>
+      <w:proofErr w:type="spellEnd"/>
+      <w:r>
+        <w:rPr>
+          <w:rFonts w:eastAsia="Times New Roman" w:cstheme="minorHAnsi"/>
+          <w:sz w:val="24"/>
+          <w:szCs w:val="24"/>
+          <w:lang w:eastAsia="ru-RU"/>
+        </w:rPr>
+        <w:t>)=1, (x,y+1)=5; 2=(x,y-1)=3, (</w:t>
+      </w:r>
+      <w:proofErr w:type="spellStart"/>
+      <w:r>
+        <w:rPr>
+          <w:rFonts w:eastAsia="Times New Roman" w:cstheme="minorHAnsi"/>
+          <w:sz w:val="24"/>
+          <w:szCs w:val="24"/>
+          <w:lang w:eastAsia="ru-RU"/>
+        </w:rPr>
+        <w:t>x,y</w:t>
+      </w:r>
+      <w:proofErr w:type="spellEnd"/>
+      <w:r>
+        <w:rPr>
+          <w:rFonts w:eastAsia="Times New Roman" w:cstheme="minorHAnsi"/>
+          <w:sz w:val="24"/>
+          <w:szCs w:val="24"/>
+          <w:lang w:eastAsia="ru-RU"/>
+        </w:rPr>
+        <w:t>)=1, (x,y+1)=1; 3=(x,y-1)=4, (</w:t>
+      </w:r>
+      <w:proofErr w:type="spellStart"/>
+      <w:r>
+        <w:rPr>
+          <w:rFonts w:eastAsia="Times New Roman" w:cstheme="minorHAnsi"/>
+          <w:sz w:val="24"/>
+          <w:szCs w:val="24"/>
+          <w:lang w:eastAsia="ru-RU"/>
+        </w:rPr>
+        <w:t>x,y</w:t>
+      </w:r>
+      <w:proofErr w:type="spellEnd"/>
+      <w:r>
+        <w:rPr>
+          <w:rFonts w:eastAsia="Times New Roman" w:cstheme="minorHAnsi"/>
+          <w:sz w:val="24"/>
+          <w:szCs w:val="24"/>
+          <w:lang w:eastAsia="ru-RU"/>
+        </w:rPr>
+        <w:t>)=1, (x,y+1)=1; 4=(x,y-1)=4, (</w:t>
+      </w:r>
+      <w:proofErr w:type="spellStart"/>
+      <w:r>
+        <w:rPr>
+          <w:rFonts w:eastAsia="Times New Roman" w:cstheme="minorHAnsi"/>
+          <w:sz w:val="24"/>
+          <w:szCs w:val="24"/>
+          <w:lang w:eastAsia="ru-RU"/>
+        </w:rPr>
+        <w:t>x,y</w:t>
+      </w:r>
+      <w:proofErr w:type="spellEnd"/>
+      <w:r>
+        <w:rPr>
+          <w:rFonts w:eastAsia="Times New Roman" w:cstheme="minorHAnsi"/>
+          <w:sz w:val="24"/>
+          <w:szCs w:val="24"/>
+          <w:lang w:eastAsia="ru-RU"/>
+        </w:rPr>
+        <w:t>)=1, (x,y+1)=5; 5=(x,y-1)=3, (</w:t>
+      </w:r>
+      <w:proofErr w:type="spellStart"/>
+      <w:r>
+        <w:rPr>
+          <w:rFonts w:eastAsia="Times New Roman" w:cstheme="minorHAnsi"/>
+          <w:sz w:val="24"/>
+          <w:szCs w:val="24"/>
+          <w:lang w:eastAsia="ru-RU"/>
+        </w:rPr>
+        <w:t>x,y</w:t>
+      </w:r>
+      <w:proofErr w:type="spellEnd"/>
+      <w:r>
+        <w:rPr>
+          <w:rFonts w:eastAsia="Times New Roman" w:cstheme="minorHAnsi"/>
+          <w:sz w:val="24"/>
+          <w:szCs w:val="24"/>
+          <w:lang w:eastAsia="ru-RU"/>
+        </w:rPr>
+        <w:t>)=1, (x,y+1)=6; 6=(x-1,y)=3, (</w:t>
+      </w:r>
+      <w:proofErr w:type="spellStart"/>
+      <w:r>
+        <w:rPr>
+          <w:rFonts w:eastAsia="Times New Roman" w:cstheme="minorHAnsi"/>
+          <w:sz w:val="24"/>
+          <w:szCs w:val="24"/>
+          <w:lang w:eastAsia="ru-RU"/>
+        </w:rPr>
+        <w:t>x,y</w:t>
+      </w:r>
+      <w:proofErr w:type="spellEnd"/>
+      <w:r>
+        <w:rPr>
+          <w:rFonts w:eastAsia="Times New Roman" w:cstheme="minorHAnsi"/>
+          <w:sz w:val="24"/>
+          <w:szCs w:val="24"/>
+          <w:lang w:eastAsia="ru-RU"/>
+        </w:rPr>
+        <w:t>)=2, (x+1,y)=2; 7=(x-1,y)=6, (</w:t>
+      </w:r>
+      <w:proofErr w:type="spellStart"/>
+      <w:r>
+        <w:rPr>
+          <w:rFonts w:eastAsia="Times New Roman" w:cstheme="minorHAnsi"/>
+          <w:sz w:val="24"/>
+          <w:szCs w:val="24"/>
+          <w:lang w:eastAsia="ru-RU"/>
+        </w:rPr>
+        <w:t>x,y</w:t>
+      </w:r>
+      <w:proofErr w:type="spellEnd"/>
+      <w:r>
+        <w:rPr>
+          <w:rFonts w:eastAsia="Times New Roman" w:cstheme="minorHAnsi"/>
+          <w:sz w:val="24"/>
+          <w:szCs w:val="24"/>
+          <w:lang w:eastAsia="ru-RU"/>
+        </w:rPr>
+        <w:t>)=2, (x+1,y)=2; 8=(x-1,y)=2, (</w:t>
+      </w:r>
+      <w:proofErr w:type="spellStart"/>
+      <w:r>
+        <w:rPr>
+          <w:rFonts w:eastAsia="Times New Roman" w:cstheme="minorHAnsi"/>
+          <w:sz w:val="24"/>
+          <w:szCs w:val="24"/>
+          <w:lang w:eastAsia="ru-RU"/>
+        </w:rPr>
+        <w:t>x,y</w:t>
+      </w:r>
+      <w:proofErr w:type="spellEnd"/>
+      <w:r>
+        <w:rPr>
+          <w:rFonts w:eastAsia="Times New Roman" w:cstheme="minorHAnsi"/>
+          <w:sz w:val="24"/>
+          <w:szCs w:val="24"/>
+          <w:lang w:eastAsia="ru-RU"/>
+        </w:rPr>
+        <w:t>)=2, (x+1,y)=4; 9=(x-1,y)=2, (</w:t>
+      </w:r>
+      <w:proofErr w:type="spellStart"/>
+      <w:r>
+        <w:rPr>
+          <w:rFonts w:eastAsia="Times New Roman" w:cstheme="minorHAnsi"/>
+          <w:sz w:val="24"/>
+          <w:szCs w:val="24"/>
+          <w:lang w:eastAsia="ru-RU"/>
+        </w:rPr>
+        <w:t>x,y</w:t>
+      </w:r>
+      <w:proofErr w:type="spellEnd"/>
+      <w:r>
+        <w:rPr>
+          <w:rFonts w:eastAsia="Times New Roman" w:cstheme="minorHAnsi"/>
+          <w:sz w:val="24"/>
+          <w:szCs w:val="24"/>
+          <w:lang w:eastAsia="ru-RU"/>
+        </w:rPr>
+        <w:t>)=2, (x+1,y)=5; 10=(x-1,y)=3, (</w:t>
+      </w:r>
+      <w:proofErr w:type="spellStart"/>
+      <w:r>
+        <w:rPr>
+          <w:rFonts w:eastAsia="Times New Roman" w:cstheme="minorHAnsi"/>
+          <w:sz w:val="24"/>
+          <w:szCs w:val="24"/>
+          <w:lang w:eastAsia="ru-RU"/>
+        </w:rPr>
+        <w:t>x,y</w:t>
+      </w:r>
+      <w:proofErr w:type="spellEnd"/>
+      <w:r>
+        <w:rPr>
+          <w:rFonts w:eastAsia="Times New Roman" w:cstheme="minorHAnsi"/>
+          <w:sz w:val="24"/>
+          <w:szCs w:val="24"/>
+          <w:lang w:eastAsia="ru-RU"/>
+        </w:rPr>
+        <w:t>)=2, (x+1,y)=4; 11=(x-1,y)=6, (</w:t>
+      </w:r>
+      <w:proofErr w:type="spellStart"/>
+      <w:r>
+        <w:rPr>
+          <w:rFonts w:eastAsia="Times New Roman" w:cstheme="minorHAnsi"/>
+          <w:sz w:val="24"/>
+          <w:szCs w:val="24"/>
+          <w:lang w:eastAsia="ru-RU"/>
+        </w:rPr>
+        <w:t>x,y</w:t>
+      </w:r>
+      <w:proofErr w:type="spellEnd"/>
+      <w:r>
+        <w:rPr>
+          <w:rFonts w:eastAsia="Times New Roman" w:cstheme="minorHAnsi"/>
+          <w:sz w:val="24"/>
+          <w:szCs w:val="24"/>
+          <w:lang w:eastAsia="ru-RU"/>
+        </w:rPr>
+        <w:t xml:space="preserve">)=2, (x+1,y)=5. </w:t>
       </w:r>
     </w:p>
     <w:p>
@@ -704,16 +1328,36 @@
           <w:szCs w:val="24"/>
           <w:lang w:eastAsia="ru-RU"/>
         </w:rPr>
-        <w:t xml:space="preserve"> (</w:t>
-      </w:r>
-      <w:r>
-        <w:rPr>
-          <w:rFonts w:eastAsia="Times New Roman" w:cstheme="minorHAnsi"/>
-          <w:sz w:val="24"/>
-          <w:szCs w:val="24"/>
-          <w:lang w:eastAsia="ru-RU"/>
-        </w:rPr>
-        <w:t>то есть в ячейке не 0)</w:t>
+        <w:t xml:space="preserve"> (то есть в </w:t>
+      </w:r>
+      <w:proofErr w:type="gramStart"/>
+      <w:r>
+        <w:rPr>
+          <w:rFonts w:eastAsia="Times New Roman" w:cstheme="minorHAnsi"/>
+          <w:sz w:val="24"/>
+          <w:szCs w:val="24"/>
+          <w:lang w:eastAsia="ru-RU"/>
+        </w:rPr>
+        <w:t xml:space="preserve">ячейке </w:t>
+      </w:r>
+      <w:r>
+        <w:rPr>
+          <w:rFonts w:eastAsia="Times New Roman" w:cstheme="minorHAnsi"/>
+          <w:sz w:val="24"/>
+          <w:szCs w:val="24"/>
+          <w:lang w:eastAsia="ru-RU"/>
+        </w:rPr>
+        <w:t>&gt;</w:t>
+      </w:r>
+      <w:proofErr w:type="gramEnd"/>
+      <w:r>
+        <w:rPr>
+          <w:rFonts w:eastAsia="Times New Roman" w:cstheme="minorHAnsi"/>
+          <w:sz w:val="24"/>
+          <w:szCs w:val="24"/>
+          <w:lang w:eastAsia="ru-RU"/>
+        </w:rPr>
+        <w:t xml:space="preserve"> 0)</w:t>
       </w:r>
       <w:r>
         <w:rPr>
@@ -767,7 +1411,27 @@
           <w:szCs w:val="24"/>
           <w:lang w:eastAsia="ru-RU"/>
         </w:rPr>
-        <w:t xml:space="preserve">), то такой вариант мы тоже сразу записываем с результатом false. Допустимые сочетания слева-направо, сверху-вниз: </w:t>
+        <w:t xml:space="preserve">), то такой вариант мы тоже сразу записываем с результатом </w:t>
+      </w:r>
+      <w:proofErr w:type="spellStart"/>
+      <w:r>
+        <w:rPr>
+          <w:rFonts w:eastAsia="Times New Roman" w:cstheme="minorHAnsi"/>
+          <w:sz w:val="24"/>
+          <w:szCs w:val="24"/>
+          <w:lang w:eastAsia="ru-RU"/>
+        </w:rPr>
+        <w:t>false</w:t>
+      </w:r>
+      <w:proofErr w:type="spellEnd"/>
+      <w:r>
+        <w:rPr>
+          <w:rFonts w:eastAsia="Times New Roman" w:cstheme="minorHAnsi"/>
+          <w:sz w:val="24"/>
+          <w:szCs w:val="24"/>
+          <w:lang w:eastAsia="ru-RU"/>
+        </w:rPr>
+        <w:t xml:space="preserve">. </w:t>
       </w:r>
     </w:p>
     <w:p>
@@ -787,25 +1451,7 @@
           <w:szCs w:val="24"/>
           <w:lang w:eastAsia="ru-RU"/>
         </w:rPr>
-        <w:t xml:space="preserve">по горизонтали (проверка у и у+1): </w:t>
-      </w:r>
-      <w:r>
-        <w:rPr>
-          <w:rFonts w:eastAsia="Times New Roman" w:cstheme="minorHAnsi"/>
-          <w:sz w:val="24"/>
-          <w:szCs w:val="24"/>
-          <w:lang w:eastAsia="ru-RU"/>
-        </w:rPr>
-        <w:t xml:space="preserve">0=0, 2, 3, 4; </w:t>
-      </w:r>
-      <w:r>
-        <w:rPr>
-          <w:rFonts w:eastAsia="Times New Roman" w:cstheme="minorHAnsi"/>
-          <w:sz w:val="24"/>
-          <w:szCs w:val="24"/>
-          <w:lang w:eastAsia="ru-RU"/>
-        </w:rPr>
-        <w:t xml:space="preserve">1=1, 5, 6; 2=0, 2, 3, 4; 3=1, 5, 6; 4=1, 5, 6; 5=0, 2, 3, 4; 6=0, 2, 3, 4; </w:t>
+        <w:t xml:space="preserve">Допустимые сочетания слева-направо, сверху-вниз: </w:t>
       </w:r>
     </w:p>
     <w:p>
@@ -825,25 +1471,25 @@
           <w:szCs w:val="24"/>
           <w:lang w:eastAsia="ru-RU"/>
         </w:rPr>
-        <w:t xml:space="preserve">по вертикали (проверка х и х+1): </w:t>
-      </w:r>
-      <w:r>
-        <w:rPr>
-          <w:rFonts w:eastAsia="Times New Roman" w:cstheme="minorHAnsi"/>
-          <w:sz w:val="24"/>
-          <w:szCs w:val="24"/>
-          <w:lang w:eastAsia="ru-RU"/>
-        </w:rPr>
-        <w:t xml:space="preserve">0=0, 1, 3, 6; </w:t>
-      </w:r>
-      <w:r>
-        <w:rPr>
-          <w:rFonts w:eastAsia="Times New Roman" w:cstheme="minorHAnsi"/>
-          <w:sz w:val="24"/>
-          <w:szCs w:val="24"/>
-          <w:lang w:eastAsia="ru-RU"/>
-        </w:rPr>
-        <w:t xml:space="preserve">1=0, 1, 3, 6; 2=2, 4, 5; 3=2, 4, 5; 4=0, 1, 3, 6; 5=0, 1, 3, 6; 6=2, 4, 5; </w:t>
+        <w:t xml:space="preserve">по горизонтали (проверка у и у+1): </w:t>
+      </w:r>
+      <w:r>
+        <w:rPr>
+          <w:rFonts w:eastAsia="Times New Roman" w:cstheme="minorHAnsi"/>
+          <w:sz w:val="24"/>
+          <w:szCs w:val="24"/>
+          <w:lang w:eastAsia="ru-RU"/>
+        </w:rPr>
+        <w:t xml:space="preserve">0=0, 2, 3, 4; </w:t>
+      </w:r>
+      <w:r>
+        <w:rPr>
+          <w:rFonts w:eastAsia="Times New Roman" w:cstheme="minorHAnsi"/>
+          <w:sz w:val="24"/>
+          <w:szCs w:val="24"/>
+          <w:lang w:eastAsia="ru-RU"/>
+        </w:rPr>
+        <w:t xml:space="preserve">1=1, 5, 6; 2=0, 2, 3, 4; 3=1, 5, 6; 4=1, 5, 6; 5=0, 2, 3, 4; 6=0, 2, 3, 4; </w:t>
       </w:r>
     </w:p>
     <w:p>
@@ -863,115 +1509,25 @@
           <w:szCs w:val="24"/>
           <w:lang w:eastAsia="ru-RU"/>
         </w:rPr>
-        <w:t>4. Теперь мы перебираем для каждой из оставшихся пустых (в которых не стояли изначально трубы) клеток матрицы width х length значения от 0 до 6</w:t>
-      </w:r>
-      <w:r>
-        <w:rPr>
-          <w:rFonts w:eastAsia="Times New Roman" w:cstheme="minorHAnsi"/>
-          <w:sz w:val="24"/>
-          <w:szCs w:val="24"/>
-          <w:lang w:eastAsia="ru-RU"/>
-        </w:rPr>
-        <w:t xml:space="preserve">. Соответственно, у нас должно получиться </w:t>
-      </w:r>
-      <w:r>
-        <w:rPr>
-          <w:rFonts w:eastAsia="Times New Roman" w:cstheme="minorHAnsi"/>
-          <w:sz w:val="24"/>
-          <w:szCs w:val="24"/>
-          <w:lang w:eastAsia="ru-RU"/>
-        </w:rPr>
-        <w:t>7^(</w:t>
-      </w:r>
-      <w:r>
-        <w:rPr>
-          <w:rFonts w:eastAsia="Times New Roman" w:cstheme="minorHAnsi"/>
-          <w:sz w:val="24"/>
-          <w:szCs w:val="24"/>
-          <w:lang w:val="en-US" w:eastAsia="ru-RU"/>
-        </w:rPr>
-        <w:t>width</w:t>
-      </w:r>
-      <w:r>
-        <w:rPr>
-          <w:rFonts w:eastAsia="Times New Roman" w:cstheme="minorHAnsi"/>
-          <w:sz w:val="24"/>
-          <w:szCs w:val="24"/>
-          <w:lang w:eastAsia="ru-RU"/>
-        </w:rPr>
-        <w:t>*</w:t>
-      </w:r>
-      <w:r>
-        <w:rPr>
-          <w:rFonts w:eastAsia="Times New Roman" w:cstheme="minorHAnsi"/>
-          <w:sz w:val="24"/>
-          <w:szCs w:val="24"/>
-          <w:lang w:val="en-US" w:eastAsia="ru-RU"/>
-        </w:rPr>
-        <w:t>length</w:t>
-      </w:r>
-      <w:r>
-        <w:rPr>
-          <w:rFonts w:eastAsia="Times New Roman" w:cstheme="minorHAnsi"/>
-          <w:sz w:val="24"/>
-          <w:szCs w:val="24"/>
-          <w:lang w:eastAsia="ru-RU"/>
-        </w:rPr>
-        <w:t>-</w:t>
-      </w:r>
-      <w:r>
-        <w:rPr>
-          <w:rFonts w:eastAsia="Times New Roman" w:cstheme="minorHAnsi"/>
-          <w:sz w:val="24"/>
-          <w:szCs w:val="24"/>
-          <w:lang w:val="en-US" w:eastAsia="ru-RU"/>
-        </w:rPr>
-        <w:t>allPipe</w:t>
-      </w:r>
-      <w:r>
-        <w:rPr>
-          <w:rFonts w:eastAsia="Times New Roman" w:cstheme="minorHAnsi"/>
-          <w:sz w:val="24"/>
-          <w:szCs w:val="24"/>
-          <w:lang w:eastAsia="ru-RU"/>
-        </w:rPr>
-        <w:t>.</w:t>
-      </w:r>
-      <w:r>
-        <w:rPr>
-          <w:rFonts w:eastAsia="Times New Roman" w:cstheme="minorHAnsi"/>
-          <w:sz w:val="24"/>
-          <w:szCs w:val="24"/>
-          <w:lang w:val="en-US" w:eastAsia="ru-RU"/>
-        </w:rPr>
-        <w:t>size</w:t>
-      </w:r>
-      <w:r>
-        <w:rPr>
-          <w:rFonts w:eastAsia="Times New Roman" w:cstheme="minorHAnsi"/>
-          <w:sz w:val="24"/>
-          <w:szCs w:val="24"/>
-          <w:lang w:eastAsia="ru-RU"/>
-        </w:rPr>
-        <w:t>()*3)</w:t>
-      </w:r>
-      <w:r>
-        <w:rPr>
-          <w:rFonts w:eastAsia="Times New Roman" w:cstheme="minorHAnsi"/>
-          <w:sz w:val="24"/>
-          <w:szCs w:val="24"/>
-          <w:lang w:eastAsia="ru-RU"/>
-        </w:rPr>
-        <w:t xml:space="preserve"> комбинаций. Каждую из них мы проверяем в цикле далее.</w:t>
-      </w:r>
-      <w:r>
-        <w:rPr>
-          <w:rFonts w:eastAsia="Times New Roman" w:cstheme="minorHAnsi"/>
-          <w:sz w:val="24"/>
-          <w:szCs w:val="24"/>
-          <w:lang w:eastAsia="ru-RU"/>
-        </w:rPr>
-        <w:t xml:space="preserve"> </w:t>
+        <w:t xml:space="preserve">по вертикали (проверка х и х+1): </w:t>
+      </w:r>
+      <w:r>
+        <w:rPr>
+          <w:rFonts w:eastAsia="Times New Roman" w:cstheme="minorHAnsi"/>
+          <w:sz w:val="24"/>
+          <w:szCs w:val="24"/>
+          <w:lang w:eastAsia="ru-RU"/>
+        </w:rPr>
+        <w:t xml:space="preserve">0=0, 1, 3, 6; </w:t>
+      </w:r>
+      <w:r>
+        <w:rPr>
+          <w:rFonts w:eastAsia="Times New Roman" w:cstheme="minorHAnsi"/>
+          <w:sz w:val="24"/>
+          <w:szCs w:val="24"/>
+          <w:lang w:eastAsia="ru-RU"/>
+        </w:rPr>
+        <w:t xml:space="preserve">1=0, 1, 3, 6; 2=2, 4, 5; 3=2, 4, 5; 4=0, 1, 3, 6; 5=0, 1, 3, 6; 6=2, 4, 5; </w:t>
       </w:r>
     </w:p>
     <w:p>
@@ -991,25 +1547,7 @@
           <w:szCs w:val="24"/>
           <w:lang w:eastAsia="ru-RU"/>
         </w:rPr>
-        <w:t xml:space="preserve">5. </w:t>
-      </w:r>
-      <w:r>
-        <w:rPr>
-          <w:rFonts w:eastAsia="Times New Roman" w:cstheme="minorHAnsi"/>
-          <w:sz w:val="24"/>
-          <w:szCs w:val="24"/>
-          <w:lang w:eastAsia="ru-RU"/>
-        </w:rPr>
-        <w:t>Сначала п</w:t>
-      </w:r>
-      <w:r>
-        <w:rPr>
-          <w:rFonts w:eastAsia="Times New Roman" w:cstheme="minorHAnsi"/>
-          <w:sz w:val="24"/>
-          <w:szCs w:val="24"/>
-          <w:lang w:eastAsia="ru-RU"/>
-        </w:rPr>
-        <w:t xml:space="preserve">роверяем, что в клетках, стоящих на краях матрицы, нет запретных позиций линий. Вот список запретных позиций: </w:t>
+        <w:t xml:space="preserve">Запретные позиции для граничных клеток: </w:t>
       </w:r>
     </w:p>
     <w:p>
@@ -1062,36 +1600,6 @@
           <w:lang w:eastAsia="ru-RU"/>
         </w:rPr>
       </w:pPr>
-      <w:r>
-        <w:rPr>
-          <w:rFonts w:eastAsia="Times New Roman" w:cstheme="minorHAnsi"/>
-          <w:sz w:val="24"/>
-          <w:szCs w:val="24"/>
-          <w:lang w:eastAsia="ru-RU"/>
-        </w:rPr>
-        <w:lastRenderedPageBreak/>
-        <w:t xml:space="preserve">Если такая линия была найдена, то мы должны </w:t>
-      </w:r>
-      <w:r>
-        <w:rPr>
-          <w:rFonts w:eastAsia="Times New Roman" w:cstheme="minorHAnsi"/>
-          <w:sz w:val="24"/>
-          <w:szCs w:val="24"/>
-          <w:lang w:eastAsia="ru-RU"/>
-        </w:rPr>
-        <w:t>перейти к следующей комбинации</w:t>
-      </w:r>
-      <w:bookmarkStart w:id="0" w:name="_GoBack"/>
-      <w:bookmarkEnd w:id="0"/>
-      <w:r>
-        <w:rPr>
-          <w:rFonts w:eastAsia="Times New Roman" w:cstheme="minorHAnsi"/>
-          <w:sz w:val="24"/>
-          <w:szCs w:val="24"/>
-          <w:lang w:eastAsia="ru-RU"/>
-        </w:rPr>
-        <w:t>.</w:t>
-      </w:r>
     </w:p>
     <w:p>
       <w:pPr>
@@ -1110,34 +1618,53 @@
           <w:szCs w:val="24"/>
           <w:lang w:eastAsia="ru-RU"/>
         </w:rPr>
-        <w:t xml:space="preserve">6. </w:t>
-      </w:r>
-      <w:r>
-        <w:rPr>
-          <w:rFonts w:eastAsia="Times New Roman" w:cstheme="minorHAnsi"/>
-          <w:sz w:val="24"/>
-          <w:szCs w:val="24"/>
-          <w:lang w:eastAsia="ru-RU"/>
-        </w:rPr>
-        <w:t>Если ни одна из линий не утыкается в границу запретно, далее мы</w:t>
-      </w:r>
-      <w:r>
-        <w:rPr>
-          <w:rFonts w:eastAsia="Times New Roman" w:cstheme="minorHAnsi"/>
-          <w:sz w:val="24"/>
-          <w:szCs w:val="24"/>
-          <w:lang w:eastAsia="ru-RU"/>
-        </w:rPr>
-        <w:t xml:space="preserve"> пробегаемся по всем клеткам матрицы и </w:t>
-      </w:r>
-      <w:r>
-        <w:rPr>
-          <w:rFonts w:eastAsia="Times New Roman" w:cstheme="minorHAnsi"/>
-          <w:sz w:val="24"/>
-          <w:szCs w:val="24"/>
-          <w:lang w:eastAsia="ru-RU"/>
-        </w:rPr>
-        <w:t>проверяем, что справа и снизу текущей линии стоят такие линии, что могут быть соединены с ней и образовать в дальнейшем одну сплошную ломаную линию (разрешенные позиции брать из списка из пункта 3)</w:t>
+        <w:lastRenderedPageBreak/>
+        <w:t xml:space="preserve">4. </w:t>
+      </w:r>
+      <w:r>
+        <w:rPr>
+          <w:rFonts w:eastAsia="Times New Roman" w:cstheme="minorHAnsi"/>
+          <w:sz w:val="24"/>
+          <w:szCs w:val="24"/>
+          <w:lang w:eastAsia="ru-RU"/>
+        </w:rPr>
+        <w:t>Далее на</w:t>
+      </w:r>
+      <w:r>
+        <w:rPr>
+          <w:rFonts w:eastAsia="Times New Roman" w:cstheme="minorHAnsi"/>
+          <w:sz w:val="24"/>
+          <w:szCs w:val="24"/>
+          <w:lang w:eastAsia="ru-RU"/>
+        </w:rPr>
+        <w:t xml:space="preserve">чинаем выстраивать путь для </w:t>
+      </w:r>
+      <w:r>
+        <w:rPr>
+          <w:rFonts w:eastAsia="Times New Roman" w:cstheme="minorHAnsi"/>
+          <w:sz w:val="24"/>
+          <w:szCs w:val="24"/>
+          <w:lang w:eastAsia="ru-RU"/>
+        </w:rPr>
+        <w:t>необработанных</w:t>
+      </w:r>
+      <w:r>
+        <w:rPr>
+          <w:rFonts w:eastAsia="Times New Roman" w:cstheme="minorHAnsi"/>
+          <w:sz w:val="24"/>
+          <w:szCs w:val="24"/>
+          <w:lang w:eastAsia="ru-RU"/>
+        </w:rPr>
+        <w:t xml:space="preserve"> ячеек, у которых есть хотя бы один сосед-линия</w:t>
+      </w:r>
+      <w:r>
+        <w:rPr>
+          <w:rFonts w:eastAsia="Times New Roman" w:cstheme="minorHAnsi"/>
+          <w:sz w:val="24"/>
+          <w:szCs w:val="24"/>
+          <w:lang w:eastAsia="ru-RU"/>
+        </w:rPr>
+        <w:t>, находящийся слева, справа, сверху или снизу текущей ячейки</w:t>
       </w:r>
       <w:r>
         <w:rPr>
@@ -1155,79 +1682,128 @@
           <w:szCs w:val="24"/>
           <w:lang w:eastAsia="ru-RU"/>
         </w:rPr>
-        <w:t>Соответственно, если при проверке двух рядом стоящих ячеек x и x+1 или y и y+1 та, что стоит ниже или правее, не находится в списке допустимых наложений для ячейки по х или у</w:t>
-      </w:r>
-      <w:r>
-        <w:rPr>
-          <w:rFonts w:eastAsia="Times New Roman" w:cstheme="minorHAnsi"/>
-          <w:sz w:val="24"/>
-          <w:szCs w:val="24"/>
-          <w:lang w:eastAsia="ru-RU"/>
-        </w:rPr>
-        <w:t>, идем к следующе</w:t>
-      </w:r>
-      <w:r>
-        <w:rPr>
-          <w:rFonts w:eastAsia="Times New Roman" w:cstheme="minorHAnsi"/>
-          <w:sz w:val="24"/>
-          <w:szCs w:val="24"/>
-          <w:lang w:eastAsia="ru-RU"/>
-        </w:rPr>
-        <w:t>й комбинации линий</w:t>
-      </w:r>
-      <w:r>
-        <w:rPr>
-          <w:rFonts w:eastAsia="Times New Roman" w:cstheme="minorHAnsi"/>
-          <w:sz w:val="24"/>
-          <w:szCs w:val="24"/>
-          <w:lang w:eastAsia="ru-RU"/>
-        </w:rPr>
-        <w:t xml:space="preserve"> по основному циклу</w:t>
-      </w:r>
-      <w:r>
-        <w:rPr>
-          <w:rFonts w:eastAsia="Times New Roman" w:cstheme="minorHAnsi"/>
-          <w:sz w:val="24"/>
-          <w:szCs w:val="24"/>
-          <w:lang w:eastAsia="ru-RU"/>
-        </w:rPr>
-        <w:t xml:space="preserve">. Если нашли подходящую – </w:t>
-      </w:r>
-      <w:r>
-        <w:rPr>
-          <w:rFonts w:eastAsia="Times New Roman" w:cstheme="minorHAnsi"/>
-          <w:sz w:val="24"/>
-          <w:szCs w:val="24"/>
-          <w:lang w:eastAsia="ru-RU"/>
-        </w:rPr>
-        <w:t xml:space="preserve">сразу возвращаем результат с </w:t>
-      </w:r>
-      <w:r>
-        <w:rPr>
-          <w:rFonts w:eastAsia="Times New Roman" w:cstheme="minorHAnsi"/>
-          <w:sz w:val="24"/>
-          <w:szCs w:val="24"/>
-          <w:lang w:eastAsia="ru-RU"/>
-        </w:rPr>
-        <w:t>true</w:t>
-      </w:r>
-      <w:r>
-        <w:rPr>
-          <w:rFonts w:eastAsia="Times New Roman" w:cstheme="minorHAnsi"/>
-          <w:sz w:val="24"/>
-          <w:szCs w:val="24"/>
-          <w:lang w:eastAsia="ru-RU"/>
-        </w:rPr>
-        <w:t xml:space="preserve"> и текущей комбинацией позиций линий</w:t>
-      </w:r>
-      <w:r>
-        <w:rPr>
-          <w:rFonts w:eastAsia="Times New Roman" w:cstheme="minorHAnsi"/>
-          <w:sz w:val="24"/>
-          <w:szCs w:val="24"/>
-          <w:lang w:eastAsia="ru-RU"/>
-        </w:rPr>
-        <w:t>. Если из всех возможных позиций линий ни одна не вернула true, то возвращаем false.</w:t>
+        <w:t>Но выбираем мы ту клетку, у которой максимальное кол-во соседей (так шанс того, что мы подберем более верную линию в это место</w:t>
+      </w:r>
+      <w:r>
+        <w:rPr>
+          <w:rFonts w:eastAsia="Times New Roman" w:cstheme="minorHAnsi"/>
+          <w:sz w:val="24"/>
+          <w:szCs w:val="24"/>
+          <w:lang w:eastAsia="ru-RU"/>
+        </w:rPr>
+        <w:t>,</w:t>
+      </w:r>
+      <w:r>
+        <w:rPr>
+          <w:rFonts w:eastAsia="Times New Roman" w:cstheme="minorHAnsi"/>
+          <w:sz w:val="24"/>
+          <w:szCs w:val="24"/>
+          <w:lang w:eastAsia="ru-RU"/>
+        </w:rPr>
+        <w:t xml:space="preserve"> повышается). </w:t>
+      </w:r>
+      <w:r>
+        <w:rPr>
+          <w:rFonts w:eastAsia="Times New Roman" w:cstheme="minorHAnsi"/>
+          <w:sz w:val="24"/>
+          <w:szCs w:val="24"/>
+          <w:lang w:eastAsia="ru-RU"/>
+        </w:rPr>
+        <w:t xml:space="preserve">При этом сразу проверяется, что текущая позиция </w:t>
+      </w:r>
+      <w:r>
+        <w:rPr>
+          <w:rFonts w:eastAsia="Times New Roman" w:cstheme="minorHAnsi"/>
+          <w:sz w:val="24"/>
+          <w:szCs w:val="24"/>
+          <w:lang w:eastAsia="ru-RU"/>
+        </w:rPr>
+        <w:t xml:space="preserve">(перебор в цикле от 0 до 6) </w:t>
+      </w:r>
+      <w:r>
+        <w:rPr>
+          <w:rFonts w:eastAsia="Times New Roman" w:cstheme="minorHAnsi"/>
+          <w:sz w:val="24"/>
+          <w:szCs w:val="24"/>
+          <w:lang w:eastAsia="ru-RU"/>
+        </w:rPr>
+        <w:t xml:space="preserve">для линии является допустимой. Когда ни одна из позиций не может быть выставлена в эту ячейку - возвращаем </w:t>
+      </w:r>
+      <w:proofErr w:type="spellStart"/>
+      <w:r>
+        <w:rPr>
+          <w:rFonts w:eastAsia="Times New Roman" w:cstheme="minorHAnsi"/>
+          <w:sz w:val="24"/>
+          <w:szCs w:val="24"/>
+          <w:lang w:eastAsia="ru-RU"/>
+        </w:rPr>
+        <w:t>null</w:t>
+      </w:r>
+      <w:proofErr w:type="spellEnd"/>
+      <w:r>
+        <w:rPr>
+          <w:rFonts w:eastAsia="Times New Roman" w:cstheme="minorHAnsi"/>
+          <w:sz w:val="24"/>
+          <w:szCs w:val="24"/>
+          <w:lang w:eastAsia="ru-RU"/>
+        </w:rPr>
+        <w:t xml:space="preserve">. Если до этого путь </w:t>
+      </w:r>
+      <w:proofErr w:type="gramStart"/>
+      <w:r>
+        <w:rPr>
+          <w:rFonts w:eastAsia="Times New Roman" w:cstheme="minorHAnsi"/>
+          <w:sz w:val="24"/>
+          <w:szCs w:val="24"/>
+          <w:lang w:eastAsia="ru-RU"/>
+        </w:rPr>
+        <w:t>не оборвался</w:t>
+      </w:r>
+      <w:proofErr w:type="gramEnd"/>
+      <w:r>
+        <w:rPr>
+          <w:rFonts w:eastAsia="Times New Roman" w:cstheme="minorHAnsi"/>
+          <w:sz w:val="24"/>
+          <w:szCs w:val="24"/>
+          <w:lang w:eastAsia="ru-RU"/>
+        </w:rPr>
+        <w:t xml:space="preserve"> и мы дошли до конца матрицы и не можем найти </w:t>
+      </w:r>
+      <w:r>
+        <w:rPr>
+          <w:rFonts w:eastAsia="Times New Roman" w:cstheme="minorHAnsi"/>
+          <w:sz w:val="24"/>
+          <w:szCs w:val="24"/>
+          <w:lang w:eastAsia="ru-RU"/>
+        </w:rPr>
+        <w:t>необработанную</w:t>
+      </w:r>
+      <w:r>
+        <w:rPr>
+          <w:rFonts w:eastAsia="Times New Roman" w:cstheme="minorHAnsi"/>
+          <w:sz w:val="24"/>
+          <w:szCs w:val="24"/>
+          <w:lang w:eastAsia="ru-RU"/>
+        </w:rPr>
+        <w:t xml:space="preserve"> ячейку с соседом, </w:t>
+      </w:r>
+      <w:r>
+        <w:rPr>
+          <w:rFonts w:eastAsia="Times New Roman" w:cstheme="minorHAnsi"/>
+          <w:sz w:val="24"/>
+          <w:szCs w:val="24"/>
+          <w:lang w:eastAsia="ru-RU"/>
+        </w:rPr>
+        <w:t>то</w:t>
+      </w:r>
+      <w:r>
+        <w:rPr>
+          <w:rFonts w:eastAsia="Times New Roman" w:cstheme="minorHAnsi"/>
+          <w:sz w:val="24"/>
+          <w:szCs w:val="24"/>
+          <w:lang w:eastAsia="ru-RU"/>
+        </w:rPr>
+        <w:t xml:space="preserve"> проверяем наш получившийся путь на замкнутость. </w:t>
       </w:r>
     </w:p>
     <w:p>
@@ -1235,8 +1811,28 @@
         <w:spacing w:before="100" w:beforeAutospacing="1" w:after="100" w:afterAutospacing="1" w:line="240" w:lineRule="auto"/>
         <w:rPr>
           <w:rFonts w:cstheme="minorHAnsi"/>
+          <w:sz w:val="24"/>
+          <w:szCs w:val="24"/>
         </w:rPr>
       </w:pPr>
+      <w:r>
+        <w:rPr>
+          <w:rFonts w:cstheme="minorHAnsi"/>
+          <w:sz w:val="24"/>
+          <w:szCs w:val="24"/>
+        </w:rPr>
+        <w:t xml:space="preserve">5. Проверяем линию на замкнутость. Для этого сначала находим непустую клетку с линией, стартуем путь из нее. Заводим матрицу с булевыми значениями с </w:t>
+      </w:r>
+      <w:bookmarkStart w:id="0" w:name="_GoBack"/>
+      <w:bookmarkEnd w:id="0"/>
+      <w:r>
+        <w:rPr>
+          <w:rFonts w:cstheme="minorHAnsi"/>
+          <w:sz w:val="24"/>
+          <w:szCs w:val="24"/>
+        </w:rPr>
+        <w:t>отметками о посещении линий всей матрицы. Из стартовой клетки запускаем метод с попыткой двинуться дальше: если мы можем из нее уйти вправо/вниз/влево/вверх (можем = в следующей клетке есть линия, мы не посещали ее ни разу, следующая клетка имеет допустимое соединение с текущей клеткой), запускаем рекурсивно этот же метод для нее. Когда клетки для движения кончатся, мы проходим в цикле всю матрицу и проверяем, что все линии были посещены. Если хоть какая-то не была = путь не замкнут.</w:t>
+      </w:r>
     </w:p>
     <w:sectPr>
       <w:pgSz w:w="11906" w:h="16838"/>

--- a/решение.docx
+++ b/решение.docx
@@ -266,7 +266,25 @@
           <w:szCs w:val="24"/>
           <w:lang w:eastAsia="ru-RU"/>
         </w:rPr>
-        <w:t xml:space="preserve">=1 (белые) позиции 0, 1, 2, 3, 4, 5, 6, 7, 8, 9, 10, 11. Мне нужно пройтись по следующему алгоритму с несколькими условиями, упрощающими мой перебор и найти существует ли решение </w:t>
+        <w:t>=1 (белые) позиции 0, 1, 2, 3, 4, 5, 6, 7, 8, 9, 10, 11</w:t>
+      </w:r>
+      <w:r>
+        <w:rPr>
+          <w:rFonts w:eastAsia="Times New Roman" w:cstheme="minorHAnsi"/>
+          <w:sz w:val="24"/>
+          <w:szCs w:val="24"/>
+          <w:lang w:eastAsia="ru-RU"/>
+        </w:rPr>
+        <w:t>, 12, 13, 14, 15</w:t>
+      </w:r>
+      <w:r>
+        <w:rPr>
+          <w:rFonts w:eastAsia="Times New Roman" w:cstheme="minorHAnsi"/>
+          <w:sz w:val="24"/>
+          <w:szCs w:val="24"/>
+          <w:lang w:eastAsia="ru-RU"/>
+        </w:rPr>
+        <w:t xml:space="preserve">. Мне нужно пройтись по следующему алгоритму с несколькими условиями, упрощающими мой перебор и найти существует ли решение </w:t>
       </w:r>
       <w:r>
         <w:rPr>
@@ -513,7 +531,7 @@
           <w:szCs w:val="24"/>
           <w:lang w:eastAsia="ru-RU"/>
         </w:rPr>
-        <w:t xml:space="preserve">1. Сразу отметаются те комбинации, где </w:t>
+        <w:t xml:space="preserve">Сразу отметаются те комбинации, где </w:t>
       </w:r>
       <w:proofErr w:type="spellStart"/>
       <w:r>
@@ -623,7 +641,250 @@
           <w:szCs w:val="24"/>
           <w:lang w:eastAsia="ru-RU"/>
         </w:rPr>
-        <w:t xml:space="preserve">х=0 - позиции=1, 3, 4, 6, 7, 8, 9, 10, 11; </w:t>
+        <w:t>х=0 - позиции=</w:t>
+      </w:r>
+      <w:r>
+        <w:rPr>
+          <w:rFonts w:eastAsia="Times New Roman" w:cstheme="minorHAnsi"/>
+          <w:sz w:val="24"/>
+          <w:szCs w:val="24"/>
+          <w:lang w:eastAsia="ru-RU"/>
+        </w:rPr>
+        <w:t>1,</w:t>
+      </w:r>
+      <w:r>
+        <w:rPr>
+          <w:rFonts w:eastAsia="Times New Roman" w:cstheme="minorHAnsi"/>
+          <w:sz w:val="24"/>
+          <w:szCs w:val="24"/>
+          <w:lang w:eastAsia="ru-RU"/>
+        </w:rPr>
+        <w:t xml:space="preserve"> </w:t>
+      </w:r>
+      <w:r>
+        <w:rPr>
+          <w:rFonts w:eastAsia="Times New Roman" w:cstheme="minorHAnsi"/>
+          <w:sz w:val="24"/>
+          <w:szCs w:val="24"/>
+          <w:lang w:eastAsia="ru-RU"/>
+        </w:rPr>
+        <w:t>3,</w:t>
+      </w:r>
+      <w:r>
+        <w:rPr>
+          <w:rFonts w:eastAsia="Times New Roman" w:cstheme="minorHAnsi"/>
+          <w:sz w:val="24"/>
+          <w:szCs w:val="24"/>
+          <w:lang w:eastAsia="ru-RU"/>
+        </w:rPr>
+        <w:t xml:space="preserve"> </w:t>
+      </w:r>
+      <w:r>
+        <w:rPr>
+          <w:rFonts w:eastAsia="Times New Roman" w:cstheme="minorHAnsi"/>
+          <w:sz w:val="24"/>
+          <w:szCs w:val="24"/>
+          <w:lang w:eastAsia="ru-RU"/>
+        </w:rPr>
+        <w:t>4,</w:t>
+      </w:r>
+      <w:r>
+        <w:rPr>
+          <w:rFonts w:eastAsia="Times New Roman" w:cstheme="minorHAnsi"/>
+          <w:sz w:val="24"/>
+          <w:szCs w:val="24"/>
+          <w:lang w:eastAsia="ru-RU"/>
+        </w:rPr>
+        <w:t xml:space="preserve"> </w:t>
+      </w:r>
+      <w:r>
+        <w:rPr>
+          <w:rFonts w:eastAsia="Times New Roman" w:cstheme="minorHAnsi"/>
+          <w:sz w:val="24"/>
+          <w:szCs w:val="24"/>
+          <w:lang w:eastAsia="ru-RU"/>
+        </w:rPr>
+        <w:t>6,</w:t>
+      </w:r>
+      <w:r>
+        <w:rPr>
+          <w:rFonts w:eastAsia="Times New Roman" w:cstheme="minorHAnsi"/>
+          <w:sz w:val="24"/>
+          <w:szCs w:val="24"/>
+          <w:lang w:eastAsia="ru-RU"/>
+        </w:rPr>
+        <w:t xml:space="preserve"> </w:t>
+      </w:r>
+      <w:r>
+        <w:rPr>
+          <w:rFonts w:eastAsia="Times New Roman" w:cstheme="minorHAnsi"/>
+          <w:sz w:val="24"/>
+          <w:szCs w:val="24"/>
+          <w:lang w:eastAsia="ru-RU"/>
+        </w:rPr>
+        <w:t>7,</w:t>
+      </w:r>
+      <w:r>
+        <w:rPr>
+          <w:rFonts w:eastAsia="Times New Roman" w:cstheme="minorHAnsi"/>
+          <w:sz w:val="24"/>
+          <w:szCs w:val="24"/>
+          <w:lang w:eastAsia="ru-RU"/>
+        </w:rPr>
+        <w:t xml:space="preserve"> </w:t>
+      </w:r>
+      <w:r>
+        <w:rPr>
+          <w:rFonts w:eastAsia="Times New Roman" w:cstheme="minorHAnsi"/>
+          <w:sz w:val="24"/>
+          <w:szCs w:val="24"/>
+          <w:lang w:eastAsia="ru-RU"/>
+        </w:rPr>
+        <w:t>8,</w:t>
+      </w:r>
+      <w:r>
+        <w:rPr>
+          <w:rFonts w:eastAsia="Times New Roman" w:cstheme="minorHAnsi"/>
+          <w:sz w:val="24"/>
+          <w:szCs w:val="24"/>
+          <w:lang w:eastAsia="ru-RU"/>
+        </w:rPr>
+        <w:t xml:space="preserve"> </w:t>
+      </w:r>
+      <w:r>
+        <w:rPr>
+          <w:rFonts w:eastAsia="Times New Roman" w:cstheme="minorHAnsi"/>
+          <w:sz w:val="24"/>
+          <w:szCs w:val="24"/>
+          <w:lang w:eastAsia="ru-RU"/>
+        </w:rPr>
+        <w:t>9,</w:t>
+      </w:r>
+      <w:r>
+        <w:rPr>
+          <w:rFonts w:eastAsia="Times New Roman" w:cstheme="minorHAnsi"/>
+          <w:sz w:val="24"/>
+          <w:szCs w:val="24"/>
+          <w:lang w:eastAsia="ru-RU"/>
+        </w:rPr>
+        <w:t xml:space="preserve"> </w:t>
+      </w:r>
+      <w:r>
+        <w:rPr>
+          <w:rFonts w:eastAsia="Times New Roman" w:cstheme="minorHAnsi"/>
+          <w:sz w:val="24"/>
+          <w:szCs w:val="24"/>
+          <w:lang w:eastAsia="ru-RU"/>
+        </w:rPr>
+        <w:t>10,</w:t>
+      </w:r>
+      <w:r>
+        <w:rPr>
+          <w:rFonts w:eastAsia="Times New Roman" w:cstheme="minorHAnsi"/>
+          <w:sz w:val="24"/>
+          <w:szCs w:val="24"/>
+          <w:lang w:eastAsia="ru-RU"/>
+        </w:rPr>
+        <w:t xml:space="preserve"> </w:t>
+      </w:r>
+      <w:r>
+        <w:rPr>
+          <w:rFonts w:eastAsia="Times New Roman" w:cstheme="minorHAnsi"/>
+          <w:sz w:val="24"/>
+          <w:szCs w:val="24"/>
+          <w:lang w:eastAsia="ru-RU"/>
+        </w:rPr>
+        <w:t>11,</w:t>
+      </w:r>
+      <w:r>
+        <w:rPr>
+          <w:rFonts w:eastAsia="Times New Roman" w:cstheme="minorHAnsi"/>
+          <w:sz w:val="24"/>
+          <w:szCs w:val="24"/>
+          <w:lang w:eastAsia="ru-RU"/>
+        </w:rPr>
+        <w:t xml:space="preserve"> </w:t>
+      </w:r>
+      <w:r>
+        <w:rPr>
+          <w:rFonts w:eastAsia="Times New Roman" w:cstheme="minorHAnsi"/>
+          <w:sz w:val="24"/>
+          <w:szCs w:val="24"/>
+          <w:lang w:eastAsia="ru-RU"/>
+        </w:rPr>
+        <w:t>12,</w:t>
+      </w:r>
+      <w:r>
+        <w:rPr>
+          <w:rFonts w:eastAsia="Times New Roman" w:cstheme="minorHAnsi"/>
+          <w:sz w:val="24"/>
+          <w:szCs w:val="24"/>
+          <w:lang w:eastAsia="ru-RU"/>
+        </w:rPr>
+        <w:t xml:space="preserve"> </w:t>
+      </w:r>
+      <w:r>
+        <w:rPr>
+          <w:rFonts w:eastAsia="Times New Roman" w:cstheme="minorHAnsi"/>
+          <w:sz w:val="24"/>
+          <w:szCs w:val="24"/>
+          <w:lang w:eastAsia="ru-RU"/>
+        </w:rPr>
+        <w:t>13</w:t>
+      </w:r>
+      <w:r>
+        <w:rPr>
+          <w:rFonts w:eastAsia="Times New Roman" w:cstheme="minorHAnsi"/>
+          <w:sz w:val="24"/>
+          <w:szCs w:val="24"/>
+          <w:lang w:eastAsia="ru-RU"/>
+        </w:rPr>
+        <w:t>,</w:t>
+      </w:r>
+      <w:r>
+        <w:rPr>
+          <w:rFonts w:eastAsia="Times New Roman" w:cstheme="minorHAnsi"/>
+          <w:sz w:val="24"/>
+          <w:szCs w:val="24"/>
+          <w:lang w:eastAsia="ru-RU"/>
+        </w:rPr>
+        <w:t xml:space="preserve"> </w:t>
+      </w:r>
+      <w:r>
+        <w:rPr>
+          <w:rFonts w:eastAsia="Times New Roman" w:cstheme="minorHAnsi"/>
+          <w:sz w:val="24"/>
+          <w:szCs w:val="24"/>
+          <w:lang w:eastAsia="ru-RU"/>
+        </w:rPr>
+        <w:t>14,</w:t>
+      </w:r>
+      <w:r>
+        <w:rPr>
+          <w:rFonts w:eastAsia="Times New Roman" w:cstheme="minorHAnsi"/>
+          <w:sz w:val="24"/>
+          <w:szCs w:val="24"/>
+          <w:lang w:eastAsia="ru-RU"/>
+        </w:rPr>
+        <w:t xml:space="preserve"> </w:t>
+      </w:r>
+      <w:r>
+        <w:rPr>
+          <w:rFonts w:eastAsia="Times New Roman" w:cstheme="minorHAnsi"/>
+          <w:sz w:val="24"/>
+          <w:szCs w:val="24"/>
+          <w:lang w:eastAsia="ru-RU"/>
+        </w:rPr>
+        <w:t>15</w:t>
+      </w:r>
+      <w:r>
+        <w:rPr>
+          <w:rFonts w:eastAsia="Times New Roman" w:cstheme="minorHAnsi"/>
+          <w:sz w:val="24"/>
+          <w:szCs w:val="24"/>
+          <w:lang w:eastAsia="ru-RU"/>
+        </w:rPr>
+        <w:t xml:space="preserve">; </w:t>
       </w:r>
       <w:r>
         <w:rPr>
@@ -641,27 +902,259 @@
           <w:szCs w:val="24"/>
           <w:lang w:eastAsia="ru-RU"/>
         </w:rPr>
-        <w:t>х=</w:t>
-      </w:r>
-      <w:proofErr w:type="spellStart"/>
-      <w:r>
-        <w:rPr>
-          <w:rFonts w:eastAsia="Times New Roman" w:cstheme="minorHAnsi"/>
-          <w:sz w:val="24"/>
-          <w:szCs w:val="24"/>
-          <w:lang w:eastAsia="ru-RU"/>
-        </w:rPr>
-        <w:t>length</w:t>
-      </w:r>
-      <w:proofErr w:type="spellEnd"/>
-      <w:r>
-        <w:rPr>
-          <w:rFonts w:eastAsia="Times New Roman" w:cstheme="minorHAnsi"/>
-          <w:sz w:val="24"/>
-          <w:szCs w:val="24"/>
-          <w:lang w:eastAsia="ru-RU"/>
-        </w:rPr>
-        <w:t xml:space="preserve"> - позиции=0, 2, 5, 6, 7, 8, 9, 10, 11; </w:t>
+        <w:t>х=length</w:t>
+      </w:r>
+      <w:r>
+        <w:rPr>
+          <w:rFonts w:eastAsia="Times New Roman" w:cstheme="minorHAnsi"/>
+          <w:sz w:val="24"/>
+          <w:szCs w:val="24"/>
+          <w:lang w:eastAsia="ru-RU"/>
+        </w:rPr>
+        <w:t>-1</w:t>
+      </w:r>
+      <w:r>
+        <w:rPr>
+          <w:rFonts w:eastAsia="Times New Roman" w:cstheme="minorHAnsi"/>
+          <w:sz w:val="24"/>
+          <w:szCs w:val="24"/>
+          <w:lang w:eastAsia="ru-RU"/>
+        </w:rPr>
+        <w:t xml:space="preserve"> - позиции=</w:t>
+      </w:r>
+      <w:r>
+        <w:rPr>
+          <w:rFonts w:eastAsia="Times New Roman" w:cstheme="minorHAnsi"/>
+          <w:sz w:val="24"/>
+          <w:szCs w:val="24"/>
+          <w:lang w:eastAsia="ru-RU"/>
+        </w:rPr>
+        <w:t>0,</w:t>
+      </w:r>
+      <w:r>
+        <w:rPr>
+          <w:rFonts w:eastAsia="Times New Roman" w:cstheme="minorHAnsi"/>
+          <w:sz w:val="24"/>
+          <w:szCs w:val="24"/>
+          <w:lang w:eastAsia="ru-RU"/>
+        </w:rPr>
+        <w:t xml:space="preserve"> </w:t>
+      </w:r>
+      <w:r>
+        <w:rPr>
+          <w:rFonts w:eastAsia="Times New Roman" w:cstheme="minorHAnsi"/>
+          <w:sz w:val="24"/>
+          <w:szCs w:val="24"/>
+          <w:lang w:eastAsia="ru-RU"/>
+        </w:rPr>
+        <w:t>2,</w:t>
+      </w:r>
+      <w:r>
+        <w:rPr>
+          <w:rFonts w:eastAsia="Times New Roman" w:cstheme="minorHAnsi"/>
+          <w:sz w:val="24"/>
+          <w:szCs w:val="24"/>
+          <w:lang w:eastAsia="ru-RU"/>
+        </w:rPr>
+        <w:t xml:space="preserve"> </w:t>
+      </w:r>
+      <w:r>
+        <w:rPr>
+          <w:rFonts w:eastAsia="Times New Roman" w:cstheme="minorHAnsi"/>
+          <w:sz w:val="24"/>
+          <w:szCs w:val="24"/>
+          <w:lang w:eastAsia="ru-RU"/>
+        </w:rPr>
+        <w:t>5,</w:t>
+      </w:r>
+      <w:r>
+        <w:rPr>
+          <w:rFonts w:eastAsia="Times New Roman" w:cstheme="minorHAnsi"/>
+          <w:sz w:val="24"/>
+          <w:szCs w:val="24"/>
+          <w:lang w:eastAsia="ru-RU"/>
+        </w:rPr>
+        <w:t xml:space="preserve"> </w:t>
+      </w:r>
+      <w:r>
+        <w:rPr>
+          <w:rFonts w:eastAsia="Times New Roman" w:cstheme="minorHAnsi"/>
+          <w:sz w:val="24"/>
+          <w:szCs w:val="24"/>
+          <w:lang w:eastAsia="ru-RU"/>
+        </w:rPr>
+        <w:t>6,</w:t>
+      </w:r>
+      <w:r>
+        <w:rPr>
+          <w:rFonts w:eastAsia="Times New Roman" w:cstheme="minorHAnsi"/>
+          <w:sz w:val="24"/>
+          <w:szCs w:val="24"/>
+          <w:lang w:eastAsia="ru-RU"/>
+        </w:rPr>
+        <w:t xml:space="preserve"> </w:t>
+      </w:r>
+      <w:r>
+        <w:rPr>
+          <w:rFonts w:eastAsia="Times New Roman" w:cstheme="minorHAnsi"/>
+          <w:sz w:val="24"/>
+          <w:szCs w:val="24"/>
+          <w:lang w:eastAsia="ru-RU"/>
+        </w:rPr>
+        <w:t>7,</w:t>
+      </w:r>
+      <w:r>
+        <w:rPr>
+          <w:rFonts w:eastAsia="Times New Roman" w:cstheme="minorHAnsi"/>
+          <w:sz w:val="24"/>
+          <w:szCs w:val="24"/>
+          <w:lang w:eastAsia="ru-RU"/>
+        </w:rPr>
+        <w:t xml:space="preserve"> </w:t>
+      </w:r>
+      <w:r>
+        <w:rPr>
+          <w:rFonts w:eastAsia="Times New Roman" w:cstheme="minorHAnsi"/>
+          <w:sz w:val="24"/>
+          <w:szCs w:val="24"/>
+          <w:lang w:eastAsia="ru-RU"/>
+        </w:rPr>
+        <w:t>8,</w:t>
+      </w:r>
+      <w:r>
+        <w:rPr>
+          <w:rFonts w:eastAsia="Times New Roman" w:cstheme="minorHAnsi"/>
+          <w:sz w:val="24"/>
+          <w:szCs w:val="24"/>
+          <w:lang w:eastAsia="ru-RU"/>
+        </w:rPr>
+        <w:t xml:space="preserve"> </w:t>
+      </w:r>
+      <w:r>
+        <w:rPr>
+          <w:rFonts w:eastAsia="Times New Roman" w:cstheme="minorHAnsi"/>
+          <w:sz w:val="24"/>
+          <w:szCs w:val="24"/>
+          <w:lang w:eastAsia="ru-RU"/>
+        </w:rPr>
+        <w:t>9,</w:t>
+      </w:r>
+      <w:r>
+        <w:rPr>
+          <w:rFonts w:eastAsia="Times New Roman" w:cstheme="minorHAnsi"/>
+          <w:sz w:val="24"/>
+          <w:szCs w:val="24"/>
+          <w:lang w:eastAsia="ru-RU"/>
+        </w:rPr>
+        <w:t xml:space="preserve"> </w:t>
+      </w:r>
+      <w:r>
+        <w:rPr>
+          <w:rFonts w:eastAsia="Times New Roman" w:cstheme="minorHAnsi"/>
+          <w:sz w:val="24"/>
+          <w:szCs w:val="24"/>
+          <w:lang w:eastAsia="ru-RU"/>
+        </w:rPr>
+        <w:t>10,</w:t>
+      </w:r>
+      <w:r>
+        <w:rPr>
+          <w:rFonts w:eastAsia="Times New Roman" w:cstheme="minorHAnsi"/>
+          <w:sz w:val="24"/>
+          <w:szCs w:val="24"/>
+          <w:lang w:eastAsia="ru-RU"/>
+        </w:rPr>
+        <w:t xml:space="preserve"> </w:t>
+      </w:r>
+      <w:r>
+        <w:rPr>
+          <w:rFonts w:eastAsia="Times New Roman" w:cstheme="minorHAnsi"/>
+          <w:sz w:val="24"/>
+          <w:szCs w:val="24"/>
+          <w:lang w:eastAsia="ru-RU"/>
+        </w:rPr>
+        <w:t>11,</w:t>
+      </w:r>
+      <w:r>
+        <w:rPr>
+          <w:rFonts w:eastAsia="Times New Roman" w:cstheme="minorHAnsi"/>
+          <w:sz w:val="24"/>
+          <w:szCs w:val="24"/>
+          <w:lang w:eastAsia="ru-RU"/>
+        </w:rPr>
+        <w:t xml:space="preserve"> </w:t>
+      </w:r>
+      <w:r>
+        <w:rPr>
+          <w:rFonts w:eastAsia="Times New Roman" w:cstheme="minorHAnsi"/>
+          <w:sz w:val="24"/>
+          <w:szCs w:val="24"/>
+          <w:lang w:eastAsia="ru-RU"/>
+        </w:rPr>
+        <w:t>12,</w:t>
+      </w:r>
+      <w:r>
+        <w:rPr>
+          <w:rFonts w:eastAsia="Times New Roman" w:cstheme="minorHAnsi"/>
+          <w:sz w:val="24"/>
+          <w:szCs w:val="24"/>
+          <w:lang w:eastAsia="ru-RU"/>
+        </w:rPr>
+        <w:t xml:space="preserve"> </w:t>
+      </w:r>
+      <w:r>
+        <w:rPr>
+          <w:rFonts w:eastAsia="Times New Roman" w:cstheme="minorHAnsi"/>
+          <w:sz w:val="24"/>
+          <w:szCs w:val="24"/>
+          <w:lang w:eastAsia="ru-RU"/>
+        </w:rPr>
+        <w:t>13,</w:t>
+      </w:r>
+      <w:r>
+        <w:rPr>
+          <w:rFonts w:eastAsia="Times New Roman" w:cstheme="minorHAnsi"/>
+          <w:sz w:val="24"/>
+          <w:szCs w:val="24"/>
+          <w:lang w:eastAsia="ru-RU"/>
+        </w:rPr>
+        <w:t xml:space="preserve"> </w:t>
+      </w:r>
+      <w:r>
+        <w:rPr>
+          <w:rFonts w:eastAsia="Times New Roman" w:cstheme="minorHAnsi"/>
+          <w:sz w:val="24"/>
+          <w:szCs w:val="24"/>
+          <w:lang w:eastAsia="ru-RU"/>
+        </w:rPr>
+        <w:t>14,</w:t>
+      </w:r>
+      <w:r>
+        <w:rPr>
+          <w:rFonts w:eastAsia="Times New Roman" w:cstheme="minorHAnsi"/>
+          <w:sz w:val="24"/>
+          <w:szCs w:val="24"/>
+          <w:lang w:eastAsia="ru-RU"/>
+        </w:rPr>
+        <w:t xml:space="preserve"> </w:t>
+      </w:r>
+      <w:r>
+        <w:rPr>
+          <w:rFonts w:eastAsia="Times New Roman" w:cstheme="minorHAnsi"/>
+          <w:sz w:val="24"/>
+          <w:szCs w:val="24"/>
+          <w:lang w:eastAsia="ru-RU"/>
+        </w:rPr>
+        <w:t>15</w:t>
+      </w:r>
+      <w:r>
+        <w:rPr>
+          <w:rFonts w:eastAsia="Times New Roman" w:cstheme="minorHAnsi"/>
+          <w:sz w:val="24"/>
+          <w:szCs w:val="24"/>
+          <w:lang w:eastAsia="ru-RU"/>
+        </w:rPr>
+        <w:t xml:space="preserve">; </w:t>
       </w:r>
       <w:r>
         <w:rPr>
@@ -679,7 +1172,241 @@
           <w:szCs w:val="24"/>
           <w:lang w:eastAsia="ru-RU"/>
         </w:rPr>
-        <w:t xml:space="preserve">у=0 - позиции=0, 1, 2, 3, 4, 5, 7, 9, 11; </w:t>
+        <w:t>у=0 - позиции=</w:t>
+      </w:r>
+      <w:r>
+        <w:rPr>
+          <w:rFonts w:eastAsia="Times New Roman" w:cstheme="minorHAnsi"/>
+          <w:sz w:val="24"/>
+          <w:szCs w:val="24"/>
+          <w:lang w:eastAsia="ru-RU"/>
+        </w:rPr>
+        <w:t>0,</w:t>
+      </w:r>
+      <w:r>
+        <w:rPr>
+          <w:rFonts w:eastAsia="Times New Roman" w:cstheme="minorHAnsi"/>
+          <w:sz w:val="24"/>
+          <w:szCs w:val="24"/>
+          <w:lang w:eastAsia="ru-RU"/>
+        </w:rPr>
+        <w:t xml:space="preserve"> </w:t>
+      </w:r>
+      <w:r>
+        <w:rPr>
+          <w:rFonts w:eastAsia="Times New Roman" w:cstheme="minorHAnsi"/>
+          <w:sz w:val="24"/>
+          <w:szCs w:val="24"/>
+          <w:lang w:eastAsia="ru-RU"/>
+        </w:rPr>
+        <w:t>1,</w:t>
+      </w:r>
+      <w:r>
+        <w:rPr>
+          <w:rFonts w:eastAsia="Times New Roman" w:cstheme="minorHAnsi"/>
+          <w:sz w:val="24"/>
+          <w:szCs w:val="24"/>
+          <w:lang w:eastAsia="ru-RU"/>
+        </w:rPr>
+        <w:t xml:space="preserve"> </w:t>
+      </w:r>
+      <w:r>
+        <w:rPr>
+          <w:rFonts w:eastAsia="Times New Roman" w:cstheme="minorHAnsi"/>
+          <w:sz w:val="24"/>
+          <w:szCs w:val="24"/>
+          <w:lang w:eastAsia="ru-RU"/>
+        </w:rPr>
+        <w:t>2,</w:t>
+      </w:r>
+      <w:r>
+        <w:rPr>
+          <w:rFonts w:eastAsia="Times New Roman" w:cstheme="minorHAnsi"/>
+          <w:sz w:val="24"/>
+          <w:szCs w:val="24"/>
+          <w:lang w:eastAsia="ru-RU"/>
+        </w:rPr>
+        <w:t xml:space="preserve"> </w:t>
+      </w:r>
+      <w:r>
+        <w:rPr>
+          <w:rFonts w:eastAsia="Times New Roman" w:cstheme="minorHAnsi"/>
+          <w:sz w:val="24"/>
+          <w:szCs w:val="24"/>
+          <w:lang w:eastAsia="ru-RU"/>
+        </w:rPr>
+        <w:t>3,</w:t>
+      </w:r>
+      <w:r>
+        <w:rPr>
+          <w:rFonts w:eastAsia="Times New Roman" w:cstheme="minorHAnsi"/>
+          <w:sz w:val="24"/>
+          <w:szCs w:val="24"/>
+          <w:lang w:eastAsia="ru-RU"/>
+        </w:rPr>
+        <w:t xml:space="preserve"> </w:t>
+      </w:r>
+      <w:r>
+        <w:rPr>
+          <w:rFonts w:eastAsia="Times New Roman" w:cstheme="minorHAnsi"/>
+          <w:sz w:val="24"/>
+          <w:szCs w:val="24"/>
+          <w:lang w:eastAsia="ru-RU"/>
+        </w:rPr>
+        <w:t>4,</w:t>
+      </w:r>
+      <w:r>
+        <w:rPr>
+          <w:rFonts w:eastAsia="Times New Roman" w:cstheme="minorHAnsi"/>
+          <w:sz w:val="24"/>
+          <w:szCs w:val="24"/>
+          <w:lang w:eastAsia="ru-RU"/>
+        </w:rPr>
+        <w:t xml:space="preserve"> </w:t>
+      </w:r>
+      <w:r>
+        <w:rPr>
+          <w:rFonts w:eastAsia="Times New Roman" w:cstheme="minorHAnsi"/>
+          <w:sz w:val="24"/>
+          <w:szCs w:val="24"/>
+          <w:lang w:eastAsia="ru-RU"/>
+        </w:rPr>
+        <w:t>5,</w:t>
+      </w:r>
+      <w:r>
+        <w:rPr>
+          <w:rFonts w:eastAsia="Times New Roman" w:cstheme="minorHAnsi"/>
+          <w:sz w:val="24"/>
+          <w:szCs w:val="24"/>
+          <w:lang w:eastAsia="ru-RU"/>
+        </w:rPr>
+        <w:t xml:space="preserve"> </w:t>
+      </w:r>
+      <w:r>
+        <w:rPr>
+          <w:rFonts w:eastAsia="Times New Roman" w:cstheme="minorHAnsi"/>
+          <w:sz w:val="24"/>
+          <w:szCs w:val="24"/>
+          <w:lang w:eastAsia="ru-RU"/>
+        </w:rPr>
+        <w:t>6,</w:t>
+      </w:r>
+      <w:r>
+        <w:rPr>
+          <w:rFonts w:eastAsia="Times New Roman" w:cstheme="minorHAnsi"/>
+          <w:sz w:val="24"/>
+          <w:szCs w:val="24"/>
+          <w:lang w:eastAsia="ru-RU"/>
+        </w:rPr>
+        <w:t xml:space="preserve"> </w:t>
+      </w:r>
+      <w:r>
+        <w:rPr>
+          <w:rFonts w:eastAsia="Times New Roman" w:cstheme="minorHAnsi"/>
+          <w:sz w:val="24"/>
+          <w:szCs w:val="24"/>
+          <w:lang w:eastAsia="ru-RU"/>
+        </w:rPr>
+        <w:t>7,</w:t>
+      </w:r>
+      <w:r>
+        <w:rPr>
+          <w:rFonts w:eastAsia="Times New Roman" w:cstheme="minorHAnsi"/>
+          <w:sz w:val="24"/>
+          <w:szCs w:val="24"/>
+          <w:lang w:eastAsia="ru-RU"/>
+        </w:rPr>
+        <w:t xml:space="preserve"> </w:t>
+      </w:r>
+      <w:r>
+        <w:rPr>
+          <w:rFonts w:eastAsia="Times New Roman" w:cstheme="minorHAnsi"/>
+          <w:sz w:val="24"/>
+          <w:szCs w:val="24"/>
+          <w:lang w:eastAsia="ru-RU"/>
+        </w:rPr>
+        <w:t>9,</w:t>
+      </w:r>
+      <w:r>
+        <w:rPr>
+          <w:rFonts w:eastAsia="Times New Roman" w:cstheme="minorHAnsi"/>
+          <w:sz w:val="24"/>
+          <w:szCs w:val="24"/>
+          <w:lang w:eastAsia="ru-RU"/>
+        </w:rPr>
+        <w:t xml:space="preserve"> </w:t>
+      </w:r>
+      <w:r>
+        <w:rPr>
+          <w:rFonts w:eastAsia="Times New Roman" w:cstheme="minorHAnsi"/>
+          <w:sz w:val="24"/>
+          <w:szCs w:val="24"/>
+          <w:lang w:eastAsia="ru-RU"/>
+        </w:rPr>
+        <w:t>11,</w:t>
+      </w:r>
+      <w:r>
+        <w:rPr>
+          <w:rFonts w:eastAsia="Times New Roman" w:cstheme="minorHAnsi"/>
+          <w:sz w:val="24"/>
+          <w:szCs w:val="24"/>
+          <w:lang w:eastAsia="ru-RU"/>
+        </w:rPr>
+        <w:t xml:space="preserve"> </w:t>
+      </w:r>
+      <w:r>
+        <w:rPr>
+          <w:rFonts w:eastAsia="Times New Roman" w:cstheme="minorHAnsi"/>
+          <w:sz w:val="24"/>
+          <w:szCs w:val="24"/>
+          <w:lang w:eastAsia="ru-RU"/>
+        </w:rPr>
+        <w:t>13,</w:t>
+      </w:r>
+      <w:r>
+        <w:rPr>
+          <w:rFonts w:eastAsia="Times New Roman" w:cstheme="minorHAnsi"/>
+          <w:sz w:val="24"/>
+          <w:szCs w:val="24"/>
+          <w:lang w:eastAsia="ru-RU"/>
+        </w:rPr>
+        <w:t xml:space="preserve"> </w:t>
+      </w:r>
+      <w:r>
+        <w:rPr>
+          <w:rFonts w:eastAsia="Times New Roman" w:cstheme="minorHAnsi"/>
+          <w:sz w:val="24"/>
+          <w:szCs w:val="24"/>
+          <w:lang w:eastAsia="ru-RU"/>
+        </w:rPr>
+        <w:t>14,</w:t>
+      </w:r>
+      <w:r>
+        <w:rPr>
+          <w:rFonts w:eastAsia="Times New Roman" w:cstheme="minorHAnsi"/>
+          <w:sz w:val="24"/>
+          <w:szCs w:val="24"/>
+          <w:lang w:eastAsia="ru-RU"/>
+        </w:rPr>
+        <w:t xml:space="preserve"> </w:t>
+      </w:r>
+      <w:r>
+        <w:rPr>
+          <w:rFonts w:eastAsia="Times New Roman" w:cstheme="minorHAnsi"/>
+          <w:sz w:val="24"/>
+          <w:szCs w:val="24"/>
+          <w:lang w:eastAsia="ru-RU"/>
+        </w:rPr>
+        <w:t>15</w:t>
+      </w:r>
+      <w:r>
+        <w:rPr>
+          <w:rFonts w:eastAsia="Times New Roman" w:cstheme="minorHAnsi"/>
+          <w:sz w:val="24"/>
+          <w:szCs w:val="24"/>
+          <w:lang w:eastAsia="ru-RU"/>
+        </w:rPr>
+        <w:t xml:space="preserve">; </w:t>
       </w:r>
       <w:r>
         <w:rPr>
@@ -697,27 +1424,259 @@
           <w:szCs w:val="24"/>
           <w:lang w:eastAsia="ru-RU"/>
         </w:rPr>
-        <w:t>у=</w:t>
-      </w:r>
-      <w:proofErr w:type="spellStart"/>
-      <w:r>
-        <w:rPr>
-          <w:rFonts w:eastAsia="Times New Roman" w:cstheme="minorHAnsi"/>
-          <w:sz w:val="24"/>
-          <w:szCs w:val="24"/>
-          <w:lang w:eastAsia="ru-RU"/>
-        </w:rPr>
-        <w:t>width</w:t>
-      </w:r>
-      <w:proofErr w:type="spellEnd"/>
-      <w:r>
-        <w:rPr>
-          <w:rFonts w:eastAsia="Times New Roman" w:cstheme="minorHAnsi"/>
-          <w:sz w:val="24"/>
-          <w:szCs w:val="24"/>
-          <w:lang w:eastAsia="ru-RU"/>
-        </w:rPr>
-        <w:t xml:space="preserve"> - позиции=0, 1, 2, 3, 4, 5, 6, 8, 10. </w:t>
+        <w:t>у=width</w:t>
+      </w:r>
+      <w:r>
+        <w:rPr>
+          <w:rFonts w:eastAsia="Times New Roman" w:cstheme="minorHAnsi"/>
+          <w:sz w:val="24"/>
+          <w:szCs w:val="24"/>
+          <w:lang w:eastAsia="ru-RU"/>
+        </w:rPr>
+        <w:t>-1</w:t>
+      </w:r>
+      <w:r>
+        <w:rPr>
+          <w:rFonts w:eastAsia="Times New Roman" w:cstheme="minorHAnsi"/>
+          <w:sz w:val="24"/>
+          <w:szCs w:val="24"/>
+          <w:lang w:eastAsia="ru-RU"/>
+        </w:rPr>
+        <w:t xml:space="preserve"> - позиции=</w:t>
+      </w:r>
+      <w:r>
+        <w:rPr>
+          <w:rFonts w:eastAsia="Times New Roman" w:cstheme="minorHAnsi"/>
+          <w:sz w:val="24"/>
+          <w:szCs w:val="24"/>
+          <w:lang w:eastAsia="ru-RU"/>
+        </w:rPr>
+        <w:t>0,</w:t>
+      </w:r>
+      <w:r>
+        <w:rPr>
+          <w:rFonts w:eastAsia="Times New Roman" w:cstheme="minorHAnsi"/>
+          <w:sz w:val="24"/>
+          <w:szCs w:val="24"/>
+          <w:lang w:eastAsia="ru-RU"/>
+        </w:rPr>
+        <w:t xml:space="preserve"> </w:t>
+      </w:r>
+      <w:r>
+        <w:rPr>
+          <w:rFonts w:eastAsia="Times New Roman" w:cstheme="minorHAnsi"/>
+          <w:sz w:val="24"/>
+          <w:szCs w:val="24"/>
+          <w:lang w:eastAsia="ru-RU"/>
+        </w:rPr>
+        <w:t>1,</w:t>
+      </w:r>
+      <w:r>
+        <w:rPr>
+          <w:rFonts w:eastAsia="Times New Roman" w:cstheme="minorHAnsi"/>
+          <w:sz w:val="24"/>
+          <w:szCs w:val="24"/>
+          <w:lang w:eastAsia="ru-RU"/>
+        </w:rPr>
+        <w:t xml:space="preserve"> </w:t>
+      </w:r>
+      <w:r>
+        <w:rPr>
+          <w:rFonts w:eastAsia="Times New Roman" w:cstheme="minorHAnsi"/>
+          <w:sz w:val="24"/>
+          <w:szCs w:val="24"/>
+          <w:lang w:eastAsia="ru-RU"/>
+        </w:rPr>
+        <w:t>2,</w:t>
+      </w:r>
+      <w:r>
+        <w:rPr>
+          <w:rFonts w:eastAsia="Times New Roman" w:cstheme="minorHAnsi"/>
+          <w:sz w:val="24"/>
+          <w:szCs w:val="24"/>
+          <w:lang w:eastAsia="ru-RU"/>
+        </w:rPr>
+        <w:t xml:space="preserve"> </w:t>
+      </w:r>
+      <w:r>
+        <w:rPr>
+          <w:rFonts w:eastAsia="Times New Roman" w:cstheme="minorHAnsi"/>
+          <w:sz w:val="24"/>
+          <w:szCs w:val="24"/>
+          <w:lang w:eastAsia="ru-RU"/>
+        </w:rPr>
+        <w:t>3,</w:t>
+      </w:r>
+      <w:r>
+        <w:rPr>
+          <w:rFonts w:eastAsia="Times New Roman" w:cstheme="minorHAnsi"/>
+          <w:sz w:val="24"/>
+          <w:szCs w:val="24"/>
+          <w:lang w:eastAsia="ru-RU"/>
+        </w:rPr>
+        <w:t xml:space="preserve"> </w:t>
+      </w:r>
+      <w:r>
+        <w:rPr>
+          <w:rFonts w:eastAsia="Times New Roman" w:cstheme="minorHAnsi"/>
+          <w:sz w:val="24"/>
+          <w:szCs w:val="24"/>
+          <w:lang w:eastAsia="ru-RU"/>
+        </w:rPr>
+        <w:t>4,</w:t>
+      </w:r>
+      <w:r>
+        <w:rPr>
+          <w:rFonts w:eastAsia="Times New Roman" w:cstheme="minorHAnsi"/>
+          <w:sz w:val="24"/>
+          <w:szCs w:val="24"/>
+          <w:lang w:eastAsia="ru-RU"/>
+        </w:rPr>
+        <w:t xml:space="preserve"> </w:t>
+      </w:r>
+      <w:r>
+        <w:rPr>
+          <w:rFonts w:eastAsia="Times New Roman" w:cstheme="minorHAnsi"/>
+          <w:sz w:val="24"/>
+          <w:szCs w:val="24"/>
+          <w:lang w:eastAsia="ru-RU"/>
+        </w:rPr>
+        <w:t>5,</w:t>
+      </w:r>
+      <w:r>
+        <w:rPr>
+          <w:rFonts w:eastAsia="Times New Roman" w:cstheme="minorHAnsi"/>
+          <w:sz w:val="24"/>
+          <w:szCs w:val="24"/>
+          <w:lang w:eastAsia="ru-RU"/>
+        </w:rPr>
+        <w:t xml:space="preserve"> </w:t>
+      </w:r>
+      <w:r>
+        <w:rPr>
+          <w:rFonts w:eastAsia="Times New Roman" w:cstheme="minorHAnsi"/>
+          <w:sz w:val="24"/>
+          <w:szCs w:val="24"/>
+          <w:lang w:eastAsia="ru-RU"/>
+        </w:rPr>
+        <w:t>6,</w:t>
+      </w:r>
+      <w:r>
+        <w:rPr>
+          <w:rFonts w:eastAsia="Times New Roman" w:cstheme="minorHAnsi"/>
+          <w:sz w:val="24"/>
+          <w:szCs w:val="24"/>
+          <w:lang w:eastAsia="ru-RU"/>
+        </w:rPr>
+        <w:t xml:space="preserve"> </w:t>
+      </w:r>
+      <w:r>
+        <w:rPr>
+          <w:rFonts w:eastAsia="Times New Roman" w:cstheme="minorHAnsi"/>
+          <w:sz w:val="24"/>
+          <w:szCs w:val="24"/>
+          <w:lang w:eastAsia="ru-RU"/>
+        </w:rPr>
+        <w:t>7,</w:t>
+      </w:r>
+      <w:r>
+        <w:rPr>
+          <w:rFonts w:eastAsia="Times New Roman" w:cstheme="minorHAnsi"/>
+          <w:sz w:val="24"/>
+          <w:szCs w:val="24"/>
+          <w:lang w:eastAsia="ru-RU"/>
+        </w:rPr>
+        <w:t xml:space="preserve"> </w:t>
+      </w:r>
+      <w:r>
+        <w:rPr>
+          <w:rFonts w:eastAsia="Times New Roman" w:cstheme="minorHAnsi"/>
+          <w:sz w:val="24"/>
+          <w:szCs w:val="24"/>
+          <w:lang w:eastAsia="ru-RU"/>
+        </w:rPr>
+        <w:t>8,</w:t>
+      </w:r>
+      <w:r>
+        <w:rPr>
+          <w:rFonts w:eastAsia="Times New Roman" w:cstheme="minorHAnsi"/>
+          <w:sz w:val="24"/>
+          <w:szCs w:val="24"/>
+          <w:lang w:eastAsia="ru-RU"/>
+        </w:rPr>
+        <w:t xml:space="preserve"> </w:t>
+      </w:r>
+      <w:r>
+        <w:rPr>
+          <w:rFonts w:eastAsia="Times New Roman" w:cstheme="minorHAnsi"/>
+          <w:sz w:val="24"/>
+          <w:szCs w:val="24"/>
+          <w:lang w:eastAsia="ru-RU"/>
+        </w:rPr>
+        <w:t>10,</w:t>
+      </w:r>
+      <w:r>
+        <w:rPr>
+          <w:rFonts w:eastAsia="Times New Roman" w:cstheme="minorHAnsi"/>
+          <w:sz w:val="24"/>
+          <w:szCs w:val="24"/>
+          <w:lang w:eastAsia="ru-RU"/>
+        </w:rPr>
+        <w:t xml:space="preserve"> </w:t>
+      </w:r>
+      <w:r>
+        <w:rPr>
+          <w:rFonts w:eastAsia="Times New Roman" w:cstheme="minorHAnsi"/>
+          <w:sz w:val="24"/>
+          <w:szCs w:val="24"/>
+          <w:lang w:eastAsia="ru-RU"/>
+        </w:rPr>
+        <w:t>12,</w:t>
+      </w:r>
+      <w:r>
+        <w:rPr>
+          <w:rFonts w:eastAsia="Times New Roman" w:cstheme="minorHAnsi"/>
+          <w:sz w:val="24"/>
+          <w:szCs w:val="24"/>
+          <w:lang w:eastAsia="ru-RU"/>
+        </w:rPr>
+        <w:t xml:space="preserve"> </w:t>
+      </w:r>
+      <w:r>
+        <w:rPr>
+          <w:rFonts w:eastAsia="Times New Roman" w:cstheme="minorHAnsi"/>
+          <w:sz w:val="24"/>
+          <w:szCs w:val="24"/>
+          <w:lang w:eastAsia="ru-RU"/>
+        </w:rPr>
+        <w:t>14,</w:t>
+      </w:r>
+      <w:r>
+        <w:rPr>
+          <w:rFonts w:eastAsia="Times New Roman" w:cstheme="minorHAnsi"/>
+          <w:sz w:val="24"/>
+          <w:szCs w:val="24"/>
+          <w:lang w:eastAsia="ru-RU"/>
+        </w:rPr>
+        <w:t xml:space="preserve"> </w:t>
+      </w:r>
+      <w:r>
+        <w:rPr>
+          <w:rFonts w:eastAsia="Times New Roman" w:cstheme="minorHAnsi"/>
+          <w:sz w:val="24"/>
+          <w:szCs w:val="24"/>
+          <w:lang w:eastAsia="ru-RU"/>
+        </w:rPr>
+        <w:t>15</w:t>
+      </w:r>
+      <w:r>
+        <w:rPr>
+          <w:rFonts w:eastAsia="Times New Roman" w:cstheme="minorHAnsi"/>
+          <w:sz w:val="24"/>
+          <w:szCs w:val="24"/>
+          <w:lang w:eastAsia="ru-RU"/>
+        </w:rPr>
+        <w:t xml:space="preserve">. </w:t>
       </w:r>
       <w:r>
         <w:rPr>
@@ -791,15 +1750,6 @@
           <w:szCs w:val="24"/>
           <w:lang w:eastAsia="ru-RU"/>
         </w:rPr>
-        <w:t xml:space="preserve">2. </w:t>
-      </w:r>
-      <w:r>
-        <w:rPr>
-          <w:rFonts w:eastAsia="Times New Roman" w:cstheme="minorHAnsi"/>
-          <w:sz w:val="24"/>
-          <w:szCs w:val="24"/>
-          <w:lang w:eastAsia="ru-RU"/>
-        </w:rPr>
         <w:t xml:space="preserve">Изначально вся матрица заполнена значением -1, что означает, что ячейка матрицы не была «обработана». </w:t>
       </w:r>
       <w:r>
@@ -1125,7 +2075,7 @@
           <w:szCs w:val="24"/>
           <w:lang w:eastAsia="ru-RU"/>
         </w:rPr>
-        <w:t>)=1, (x,y+1)=6; 6=(x-1,y)=3, (</w:t>
+        <w:t>)=1, (x,y+1)=6; 8=(x-1,y)=2, (</w:t>
       </w:r>
       <w:proofErr w:type="spellStart"/>
       <w:r>
@@ -1145,7 +2095,7 @@
           <w:szCs w:val="24"/>
           <w:lang w:eastAsia="ru-RU"/>
         </w:rPr>
-        <w:t>)=2, (x+1,y)=2; 7=(x-1,y)=6, (</w:t>
+        <w:t>)=2, (x+1,y)=4; 9=(x-1,y)=2, (</w:t>
       </w:r>
       <w:proofErr w:type="spellStart"/>
       <w:r>
@@ -1165,7 +2115,7 @@
           <w:szCs w:val="24"/>
           <w:lang w:eastAsia="ru-RU"/>
         </w:rPr>
-        <w:t>)=2, (x+1,y)=2; 8=(x-1,y)=2, (</w:t>
+        <w:t>)=2, (x+1,y)=5; 10=(x-1,y)=3, (</w:t>
       </w:r>
       <w:proofErr w:type="spellStart"/>
       <w:r>
@@ -1185,7 +2135,7 @@
           <w:szCs w:val="24"/>
           <w:lang w:eastAsia="ru-RU"/>
         </w:rPr>
-        <w:t>)=2, (x+1,y)=4; 9=(x-1,y)=2, (</w:t>
+        <w:t>)=2, (x+1,y)=4; 11=(x-1,y)=6, (</w:t>
       </w:r>
       <w:proofErr w:type="spellStart"/>
       <w:r>
@@ -1205,7 +2155,25 @@
           <w:szCs w:val="24"/>
           <w:lang w:eastAsia="ru-RU"/>
         </w:rPr>
-        <w:t>)=2, (x+1,y)=5; 10=(x-1,y)=3, (</w:t>
+        <w:t>)=2, (x+1,y)=5</w:t>
+      </w:r>
+      <w:r>
+        <w:rPr>
+          <w:rFonts w:eastAsia="Times New Roman" w:cstheme="minorHAnsi"/>
+          <w:sz w:val="24"/>
+          <w:szCs w:val="24"/>
+          <w:lang w:eastAsia="ru-RU"/>
+        </w:rPr>
+        <w:t>; 12</w:t>
+      </w:r>
+      <w:r>
+        <w:rPr>
+          <w:rFonts w:eastAsia="Times New Roman" w:cstheme="minorHAnsi"/>
+          <w:sz w:val="24"/>
+          <w:szCs w:val="24"/>
+          <w:lang w:eastAsia="ru-RU"/>
+        </w:rPr>
+        <w:t>=(x-1,y)=3, (</w:t>
       </w:r>
       <w:proofErr w:type="spellStart"/>
       <w:r>
@@ -1225,7 +2193,25 @@
           <w:szCs w:val="24"/>
           <w:lang w:eastAsia="ru-RU"/>
         </w:rPr>
-        <w:t>)=2, (x+1,y)=4; 11=(x-1,y)=6, (</w:t>
+        <w:t xml:space="preserve">)=2, (x+1,y)=2; </w:t>
+      </w:r>
+      <w:r>
+        <w:rPr>
+          <w:rFonts w:eastAsia="Times New Roman" w:cstheme="minorHAnsi"/>
+          <w:sz w:val="24"/>
+          <w:szCs w:val="24"/>
+          <w:lang w:eastAsia="ru-RU"/>
+        </w:rPr>
+        <w:t>13</w:t>
+      </w:r>
+      <w:r>
+        <w:rPr>
+          <w:rFonts w:eastAsia="Times New Roman" w:cstheme="minorHAnsi"/>
+          <w:sz w:val="24"/>
+          <w:szCs w:val="24"/>
+          <w:lang w:eastAsia="ru-RU"/>
+        </w:rPr>
+        <w:t>=(x-1,y)=6, (</w:t>
       </w:r>
       <w:proofErr w:type="spellStart"/>
       <w:r>
@@ -1245,7 +2231,34 @@
           <w:szCs w:val="24"/>
           <w:lang w:eastAsia="ru-RU"/>
         </w:rPr>
-        <w:t xml:space="preserve">)=2, (x+1,y)=5. </w:t>
+        <w:t>)=2, (x+1,y)=2</w:t>
+      </w:r>
+      <w:r>
+        <w:rPr>
+          <w:rFonts w:eastAsia="Times New Roman" w:cstheme="minorHAnsi"/>
+          <w:sz w:val="24"/>
+          <w:szCs w:val="24"/>
+          <w:lang w:eastAsia="ru-RU"/>
+        </w:rPr>
+        <w:t xml:space="preserve">. </w:t>
+      </w:r>
+      <w:r>
+        <w:rPr>
+          <w:rFonts w:eastAsia="Times New Roman" w:cstheme="minorHAnsi"/>
+          <w:sz w:val="24"/>
+          <w:szCs w:val="24"/>
+          <w:lang w:eastAsia="ru-RU"/>
+        </w:rPr>
+        <w:t>(6, 7, 14, 15</w:t>
+      </w:r>
+      <w:r>
+        <w:rPr>
+          <w:rFonts w:eastAsia="Times New Roman" w:cstheme="minorHAnsi"/>
+          <w:sz w:val="24"/>
+          <w:szCs w:val="24"/>
+          <w:lang w:eastAsia="ru-RU"/>
+        </w:rPr>
+        <w:t xml:space="preserve"> лень прописывать, см. картинку)</w:t>
       </w:r>
     </w:p>
     <w:p>
@@ -1301,7 +2314,25 @@
           <w:szCs w:val="24"/>
           <w:lang w:eastAsia="ru-RU"/>
         </w:rPr>
-        <w:t xml:space="preserve"> какие-то линии наслаиваются друг на друга недопустимо (справа или снизу линий текущей трубы </w:t>
+        <w:t xml:space="preserve"> какие-то линии наслаиваются друг на друга недопустимо (</w:t>
+      </w:r>
+      <w:r>
+        <w:rPr>
+          <w:rFonts w:eastAsia="Times New Roman" w:cstheme="minorHAnsi"/>
+          <w:sz w:val="24"/>
+          <w:szCs w:val="24"/>
+          <w:lang w:eastAsia="ru-RU"/>
+        </w:rPr>
+        <w:t xml:space="preserve">на «концах» трубы, </w:t>
+      </w:r>
+      <w:r>
+        <w:rPr>
+          <w:rFonts w:eastAsia="Times New Roman" w:cstheme="minorHAnsi"/>
+          <w:sz w:val="24"/>
+          <w:szCs w:val="24"/>
+          <w:lang w:eastAsia="ru-RU"/>
+        </w:rPr>
+        <w:t xml:space="preserve">справа или снизу линий текущей трубы </w:t>
       </w:r>
       <w:r>
         <w:rPr>
@@ -1618,7 +2649,6 @@
           <w:szCs w:val="24"/>
           <w:lang w:eastAsia="ru-RU"/>
         </w:rPr>
-        <w:lastRenderedPageBreak/>
         <w:t xml:space="preserve">4. </w:t>
       </w:r>
       <w:r>
@@ -1655,7 +2685,25 @@
           <w:szCs w:val="24"/>
           <w:lang w:eastAsia="ru-RU"/>
         </w:rPr>
-        <w:t xml:space="preserve"> ячеек, у которых есть хотя бы один сосед-линия</w:t>
+        <w:t xml:space="preserve"> ячеек, у которых есть хотя бы </w:t>
+      </w:r>
+      <w:r>
+        <w:rPr>
+          <w:rFonts w:eastAsia="Times New Roman" w:cstheme="minorHAnsi"/>
+          <w:sz w:val="24"/>
+          <w:szCs w:val="24"/>
+          <w:lang w:eastAsia="ru-RU"/>
+        </w:rPr>
+        <w:t>0</w:t>
+      </w:r>
+      <w:r>
+        <w:rPr>
+          <w:rFonts w:eastAsia="Times New Roman" w:cstheme="minorHAnsi"/>
+          <w:sz w:val="24"/>
+          <w:szCs w:val="24"/>
+          <w:lang w:eastAsia="ru-RU"/>
+        </w:rPr>
+        <w:t xml:space="preserve"> сосед-линия</w:t>
       </w:r>
       <w:r>
         <w:rPr>
@@ -1821,18 +2869,26 @@
           <w:sz w:val="24"/>
           <w:szCs w:val="24"/>
         </w:rPr>
-        <w:t xml:space="preserve">5. Проверяем линию на замкнутость. Для этого сначала находим непустую клетку с линией, стартуем путь из нее. Заводим матрицу с булевыми значениями с </w:t>
+        <w:t xml:space="preserve">5. Проверяем линию на замкнутость. Для этого сначала находим непустую клетку с линией, стартуем путь из нее. Заводим матрицу с булевыми значениями с отметками о посещении линий всей матрицы. Из стартовой клетки запускаем метод с попыткой двинуться дальше: если мы можем из нее уйти вправо/вниз/влево/вверх (можем = в следующей клетке есть линия, мы не посещали ее ни разу, следующая клетка </w:t>
+      </w:r>
+      <w:r>
+        <w:rPr>
+          <w:rFonts w:cstheme="minorHAnsi"/>
+          <w:sz w:val="24"/>
+          <w:szCs w:val="24"/>
+        </w:rPr>
+        <w:t>является допустимым движением направления по линии</w:t>
+      </w:r>
+      <w:r>
+        <w:rPr>
+          <w:rFonts w:cstheme="minorHAnsi"/>
+          <w:sz w:val="24"/>
+          <w:szCs w:val="24"/>
+        </w:rPr>
+        <w:t>), запускаем рекурсивно этот же метод для нее. Когда клетки для движения кончатся, мы проходим в цикле всю матрицу и проверяем, что все линии были посещены. Если хоть какая-то не была = путь не замкнут.</w:t>
       </w:r>
       <w:bookmarkStart w:id="0" w:name="_GoBack"/>
       <w:bookmarkEnd w:id="0"/>
-      <w:r>
-        <w:rPr>
-          <w:rFonts w:cstheme="minorHAnsi"/>
-          <w:sz w:val="24"/>
-          <w:szCs w:val="24"/>
-        </w:rPr>
-        <w:t>отметками о посещении линий всей матрицы. Из стартовой клетки запускаем метод с попыткой двинуться дальше: если мы можем из нее уйти вправо/вниз/влево/вверх (можем = в следующей клетке есть линия, мы не посещали ее ни разу, следующая клетка имеет допустимое соединение с текущей клеткой), запускаем рекурсивно этот же метод для нее. Когда клетки для движения кончатся, мы проходим в цикле всю матрицу и проверяем, что все линии были посещены. Если хоть какая-то не была = путь не замкнут.</w:t>
-      </w:r>
     </w:p>
     <w:sectPr>
       <w:pgSz w:w="11906" w:h="16838"/>
@@ -1842,6 +2898,103 @@
     </w:sectPr>
   </w:body>
 </w:document>
+</file>
+
+<file path=word/numbering.xml><?xml version="1.0" encoding="utf-8"?>
+<w:numbering xmlns:wpc="http://schemas.microsoft.com/office/word/2010/wordprocessingCanvas" xmlns:cx="http://schemas.microsoft.com/office/drawing/2014/chartex" xmlns:cx1="http://schemas.microsoft.com/office/drawing/2015/9/8/chartex" xmlns:cx2="http://schemas.microsoft.com/office/drawing/2015/10/21/chartex" xmlns:cx3="http://schemas.microsoft.com/office/drawing/2016/5/9/chartex" xmlns:cx4="http://schemas.microsoft.com/office/drawing/2016/5/10/chartex" xmlns:cx5="http://schemas.microsoft.com/office/drawing/2016/5/11/chartex" xmlns:cx6="http://schemas.microsoft.com/office/drawing/2016/5/12/chartex" xmlns:cx7="http://schemas.microsoft.com/office/drawing/2016/5/13/chartex" xmlns:cx8="http://schemas.microsoft.com/office/drawing/2016/5/14/chartex" xmlns:mc="http://schemas.openxmlformats.org/markup-compatibility/2006" xmlns:aink="http://schemas.microsoft.com/office/drawing/2016/ink" xmlns:am3d="http://schemas.microsoft.com/office/drawing/2017/model3d" xmlns:o="urn:schemas-microsoft-com:office:office" xmlns:r="http://schemas.openxmlformats.org/officeDocument/2006/relationships" xmlns:m="http://schemas.openxmlformats.org/officeDocument/2006/math" xmlns:v="urn:schemas-microsoft-com:vml" xmlns:wp14="http://schemas.microsoft.com/office/word/2010/wordprocessingDrawing" xmlns:wp="http://schemas.openxmlformats.org/drawingml/2006/wordprocessingDrawing" xmlns:w10="urn:schemas-microsoft-com:office:word" xmlns:w="http://schemas.openxmlformats.org/wordprocessingml/2006/main" xmlns:w14="http://schemas.microsoft.com/office/word/2010/wordml" xmlns:w15="http://schemas.microsoft.com/office/word/2012/wordml" xmlns:w16cex="http://schemas.microsoft.com/office/word/2018/wordml/cex" xmlns:w16cid="http://schemas.microsoft.com/office/word/2016/wordml/cid" xmlns:w16="http://schemas.microsoft.com/office/word/2018/wordml" xmlns:w16se="http://schemas.microsoft.com/office/word/2015/wordml/symex" xmlns:wpg="http://schemas.microsoft.com/office/word/2010/wordprocessingGroup" xmlns:wpi="http://schemas.microsoft.com/office/word/2010/wordprocessingInk" xmlns:wne="http://schemas.microsoft.com/office/word/2006/wordml" xmlns:wps="http://schemas.microsoft.com/office/word/2010/wordprocessingShape" mc:Ignorable="w14 w15 w16se w16cid w16 w16cex wp14">
+  <w:abstractNum w:abstractNumId="0" w15:restartNumberingAfterBreak="0">
+    <w:nsid w:val="592F1AEB"/>
+    <w:multiLevelType w:val="hybridMultilevel"/>
+    <w:tmpl w:val="73760752"/>
+    <w:lvl w:ilvl="0" w:tplc="0419000F">
+      <w:start w:val="1"/>
+      <w:numFmt w:val="decimal"/>
+      <w:lvlText w:val="%1."/>
+      <w:lvlJc w:val="left"/>
+      <w:pPr>
+        <w:ind w:left="720" w:hanging="360"/>
+      </w:pPr>
+      <w:rPr>
+        <w:rFonts w:hint="default"/>
+      </w:rPr>
+    </w:lvl>
+    <w:lvl w:ilvl="1" w:tplc="04190019" w:tentative="1">
+      <w:start w:val="1"/>
+      <w:numFmt w:val="lowerLetter"/>
+      <w:lvlText w:val="%2."/>
+      <w:lvlJc w:val="left"/>
+      <w:pPr>
+        <w:ind w:left="1440" w:hanging="360"/>
+      </w:pPr>
+    </w:lvl>
+    <w:lvl w:ilvl="2" w:tplc="0419001B" w:tentative="1">
+      <w:start w:val="1"/>
+      <w:numFmt w:val="lowerRoman"/>
+      <w:lvlText w:val="%3."/>
+      <w:lvlJc w:val="right"/>
+      <w:pPr>
+        <w:ind w:left="2160" w:hanging="180"/>
+      </w:pPr>
+    </w:lvl>
+    <w:lvl w:ilvl="3" w:tplc="0419000F" w:tentative="1">
+      <w:start w:val="1"/>
+      <w:numFmt w:val="decimal"/>
+      <w:lvlText w:val="%4."/>
+      <w:lvlJc w:val="left"/>
+      <w:pPr>
+        <w:ind w:left="2880" w:hanging="360"/>
+      </w:pPr>
+    </w:lvl>
+    <w:lvl w:ilvl="4" w:tplc="04190019" w:tentative="1">
+      <w:start w:val="1"/>
+      <w:numFmt w:val="lowerLetter"/>
+      <w:lvlText w:val="%5."/>
+      <w:lvlJc w:val="left"/>
+      <w:pPr>
+        <w:ind w:left="3600" w:hanging="360"/>
+      </w:pPr>
+    </w:lvl>
+    <w:lvl w:ilvl="5" w:tplc="0419001B" w:tentative="1">
+      <w:start w:val="1"/>
+      <w:numFmt w:val="lowerRoman"/>
+      <w:lvlText w:val="%6."/>
+      <w:lvlJc w:val="right"/>
+      <w:pPr>
+        <w:ind w:left="4320" w:hanging="180"/>
+      </w:pPr>
+    </w:lvl>
+    <w:lvl w:ilvl="6" w:tplc="0419000F" w:tentative="1">
+      <w:start w:val="1"/>
+      <w:numFmt w:val="decimal"/>
+      <w:lvlText w:val="%7."/>
+      <w:lvlJc w:val="left"/>
+      <w:pPr>
+        <w:ind w:left="5040" w:hanging="360"/>
+      </w:pPr>
+    </w:lvl>
+    <w:lvl w:ilvl="7" w:tplc="04190019" w:tentative="1">
+      <w:start w:val="1"/>
+      <w:numFmt w:val="lowerLetter"/>
+      <w:lvlText w:val="%8."/>
+      <w:lvlJc w:val="left"/>
+      <w:pPr>
+        <w:ind w:left="5760" w:hanging="360"/>
+      </w:pPr>
+    </w:lvl>
+    <w:lvl w:ilvl="8" w:tplc="0419001B" w:tentative="1">
+      <w:start w:val="1"/>
+      <w:numFmt w:val="lowerRoman"/>
+      <w:lvlText w:val="%9."/>
+      <w:lvlJc w:val="right"/>
+      <w:pPr>
+        <w:ind w:left="6480" w:hanging="180"/>
+      </w:pPr>
+    </w:lvl>
+  </w:abstractNum>
+  <w:num w:numId="1">
+    <w:abstractNumId w:val="0"/>
+  </w:num>
+</w:numbering>
 </file>
 
 <file path=word/styles.xml><?xml version="1.0" encoding="utf-8"?>
